--- a/Lerndokumentation/Lerndokumentation Jony.docx
+++ b/Lerndokumentation/Lerndokumentation Jony.docx
@@ -150,13 +150,13 @@
           <w:noProof/>
         </w:rPr>
         <w:drawing>
-          <wp:anchor distT="0" distB="0" distL="114300" distR="114300" simplePos="0" relativeHeight="251660288" behindDoc="0" locked="0" layoutInCell="1" allowOverlap="1" wp14:anchorId="77CABFCF" wp14:editId="790D0341">
+          <wp:anchor distT="0" distB="0" distL="114300" distR="114300" simplePos="0" relativeHeight="251658242" behindDoc="0" locked="0" layoutInCell="1" allowOverlap="1" wp14:anchorId="77CABFCF" wp14:editId="0182F3EC">
             <wp:simplePos x="0" y="0"/>
-            <wp:positionH relativeFrom="margin">
-              <wp:align>center</wp:align>
+            <wp:positionH relativeFrom="column">
+              <wp:posOffset>-1508125</wp:posOffset>
             </wp:positionH>
             <wp:positionV relativeFrom="paragraph">
-              <wp:posOffset>276137</wp:posOffset>
+              <wp:posOffset>276225</wp:posOffset>
             </wp:positionV>
             <wp:extent cx="8524949" cy="4795284"/>
             <wp:effectExtent l="0" t="0" r="0" b="0"/>
@@ -326,7 +326,7 @@
     <w:sdt>
       <w:sdtPr>
         <w:rPr>
-          <w:rFonts w:asciiTheme="minorHAnsi" w:eastAsiaTheme="minorHAnsi" w:hAnsiTheme="minorHAnsi" w:cstheme="minorBidi"/>
+          <w:rFonts w:asciiTheme="minorHAnsi" w:eastAsiaTheme="minorEastAsia" w:hAnsiTheme="minorHAnsi" w:cstheme="minorBidi"/>
           <w:color w:val="auto"/>
           <w:kern w:val="2"/>
           <w:sz w:val="24"/>
@@ -343,13 +343,12 @@
       <w:sdtEndPr>
         <w:rPr>
           <w:b/>
-          <w:bCs/>
         </w:rPr>
       </w:sdtEndPr>
       <w:sdtContent>
         <w:p>
           <w:pPr>
-            <w:pStyle w:val="Inhaltsverzeichnisberschrift"/>
+            <w:pStyle w:val="TOCHeading"/>
           </w:pPr>
           <w:r>
             <w:rPr>
@@ -360,7 +359,7 @@
         </w:p>
         <w:p>
           <w:pPr>
-            <w:pStyle w:val="Verzeichnis1"/>
+            <w:pStyle w:val="TOC1"/>
             <w:tabs>
               <w:tab w:val="right" w:leader="dot" w:pos="9062"/>
             </w:tabs>
@@ -379,7 +378,7 @@
           <w:r>
             <w:fldChar w:fldCharType="separate"/>
           </w:r>
-          <w:hyperlink w:anchor="_Toc240450990" w:history="1">
+          <w:hyperlink w:anchor="_Toc241693213" w:history="1">
             <w:r>
               <w:rPr>
                 <w:rStyle w:val="Hyperlink"/>
@@ -406,7 +405,7 @@
                 <w:noProof/>
                 <w:webHidden/>
               </w:rPr>
-              <w:instrText xml:space="preserve"> PAGEREF _Toc240450990 \h </w:instrText>
+              <w:instrText xml:space="preserve"> PAGEREF _Toc241693213 \h </w:instrText>
             </w:r>
             <w:r>
               <w:rPr>
@@ -439,7 +438,7 @@
         </w:p>
         <w:p>
           <w:pPr>
-            <w:pStyle w:val="Verzeichnis1"/>
+            <w:pStyle w:val="TOC1"/>
             <w:tabs>
               <w:tab w:val="right" w:leader="dot" w:pos="9062"/>
             </w:tabs>
@@ -449,7 +448,7 @@
               <w:lang w:eastAsia="de-CH"/>
             </w:rPr>
           </w:pPr>
-          <w:hyperlink w:anchor="_Toc240450991" w:history="1">
+          <w:hyperlink w:anchor="_Toc241693214" w:history="1">
             <w:r>
               <w:rPr>
                 <w:rStyle w:val="Hyperlink"/>
@@ -476,7 +475,7 @@
                 <w:noProof/>
                 <w:webHidden/>
               </w:rPr>
-              <w:instrText xml:space="preserve"> PAGEREF _Toc240450991 \h </w:instrText>
+              <w:instrText xml:space="preserve"> PAGEREF _Toc241693214 \h </w:instrText>
             </w:r>
             <w:r>
               <w:rPr>
@@ -509,7 +508,7 @@
         </w:p>
         <w:p>
           <w:pPr>
-            <w:pStyle w:val="Verzeichnis2"/>
+            <w:pStyle w:val="TOC2"/>
             <w:tabs>
               <w:tab w:val="right" w:leader="dot" w:pos="9062"/>
             </w:tabs>
@@ -519,7 +518,7 @@
               <w:lang w:eastAsia="de-CH"/>
             </w:rPr>
           </w:pPr>
-          <w:hyperlink w:anchor="_Toc240450992" w:history="1">
+          <w:hyperlink w:anchor="_Toc241693215" w:history="1">
             <w:r>
               <w:rPr>
                 <w:rStyle w:val="Hyperlink"/>
@@ -546,7 +545,7 @@
                 <w:noProof/>
                 <w:webHidden/>
               </w:rPr>
-              <w:instrText xml:space="preserve"> PAGEREF _Toc240450992 \h </w:instrText>
+              <w:instrText xml:space="preserve"> PAGEREF _Toc241693215 \h </w:instrText>
             </w:r>
             <w:r>
               <w:rPr>
@@ -579,7 +578,7 @@
         </w:p>
         <w:p>
           <w:pPr>
-            <w:pStyle w:val="Verzeichnis1"/>
+            <w:pStyle w:val="TOC1"/>
             <w:tabs>
               <w:tab w:val="right" w:leader="dot" w:pos="9062"/>
             </w:tabs>
@@ -589,7 +588,7 @@
               <w:lang w:eastAsia="de-CH"/>
             </w:rPr>
           </w:pPr>
-          <w:hyperlink w:anchor="_Toc240450993" w:history="1">
+          <w:hyperlink w:anchor="_Toc241693216" w:history="1">
             <w:r>
               <w:rPr>
                 <w:rStyle w:val="Hyperlink"/>
@@ -616,7 +615,7 @@
                 <w:noProof/>
                 <w:webHidden/>
               </w:rPr>
-              <w:instrText xml:space="preserve"> PAGEREF _Toc240450993 \h </w:instrText>
+              <w:instrText xml:space="preserve"> PAGEREF _Toc241693216 \h </w:instrText>
             </w:r>
             <w:r>
               <w:rPr>
@@ -649,7 +648,7 @@
         </w:p>
         <w:p>
           <w:pPr>
-            <w:pStyle w:val="Verzeichnis1"/>
+            <w:pStyle w:val="TOC1"/>
             <w:tabs>
               <w:tab w:val="right" w:leader="dot" w:pos="9062"/>
             </w:tabs>
@@ -659,7 +658,7 @@
               <w:lang w:eastAsia="de-CH"/>
             </w:rPr>
           </w:pPr>
-          <w:hyperlink w:anchor="_Toc240450994" w:history="1">
+          <w:hyperlink w:anchor="_Toc241693217" w:history="1">
             <w:r>
               <w:rPr>
                 <w:rStyle w:val="Hyperlink"/>
@@ -686,7 +685,7 @@
                 <w:noProof/>
                 <w:webHidden/>
               </w:rPr>
-              <w:instrText xml:space="preserve"> PAGEREF _Toc240450994 \h </w:instrText>
+              <w:instrText xml:space="preserve"> PAGEREF _Toc241693217 \h </w:instrText>
             </w:r>
             <w:r>
               <w:rPr>
@@ -719,7 +718,7 @@
         </w:p>
         <w:p>
           <w:pPr>
-            <w:pStyle w:val="Verzeichnis2"/>
+            <w:pStyle w:val="TOC2"/>
             <w:tabs>
               <w:tab w:val="right" w:leader="dot" w:pos="9062"/>
             </w:tabs>
@@ -729,7 +728,7 @@
               <w:lang w:eastAsia="de-CH"/>
             </w:rPr>
           </w:pPr>
-          <w:hyperlink w:anchor="_Toc240450995" w:history="1">
+          <w:hyperlink w:anchor="_Toc241693218" w:history="1">
             <w:r>
               <w:rPr>
                 <w:rStyle w:val="Hyperlink"/>
@@ -756,7 +755,7 @@
                 <w:noProof/>
                 <w:webHidden/>
               </w:rPr>
-              <w:instrText xml:space="preserve"> PAGEREF _Toc240450995 \h </w:instrText>
+              <w:instrText xml:space="preserve"> PAGEREF _Toc241693218 \h </w:instrText>
             </w:r>
             <w:r>
               <w:rPr>
@@ -789,7 +788,7 @@
         </w:p>
         <w:p>
           <w:pPr>
-            <w:pStyle w:val="Verzeichnis1"/>
+            <w:pStyle w:val="TOC1"/>
             <w:tabs>
               <w:tab w:val="right" w:leader="dot" w:pos="9062"/>
             </w:tabs>
@@ -799,7 +798,7 @@
               <w:lang w:eastAsia="de-CH"/>
             </w:rPr>
           </w:pPr>
-          <w:hyperlink w:anchor="_Toc240450996" w:history="1">
+          <w:hyperlink w:anchor="_Toc241693219" w:history="1">
             <w:r>
               <w:rPr>
                 <w:rStyle w:val="Hyperlink"/>
@@ -826,7 +825,7 @@
                 <w:noProof/>
                 <w:webHidden/>
               </w:rPr>
-              <w:instrText xml:space="preserve"> PAGEREF _Toc240450996 \h </w:instrText>
+              <w:instrText xml:space="preserve"> PAGEREF _Toc241693219 \h </w:instrText>
             </w:r>
             <w:r>
               <w:rPr>
@@ -847,6 +846,146 @@
                 <w:webHidden/>
               </w:rPr>
               <w:t>4</w:t>
+            </w:r>
+            <w:r>
+              <w:rPr>
+                <w:noProof/>
+                <w:webHidden/>
+              </w:rPr>
+              <w:fldChar w:fldCharType="end"/>
+            </w:r>
+          </w:hyperlink>
+        </w:p>
+        <w:p>
+          <w:pPr>
+            <w:pStyle w:val="TOC1"/>
+            <w:tabs>
+              <w:tab w:val="right" w:leader="dot" w:pos="9062"/>
+            </w:tabs>
+            <w:rPr>
+              <w:rFonts w:eastAsiaTheme="minorEastAsia"/>
+              <w:noProof/>
+              <w:lang w:eastAsia="de-CH"/>
+            </w:rPr>
+          </w:pPr>
+          <w:hyperlink w:anchor="_Toc241693220" w:history="1">
+            <w:r>
+              <w:rPr>
+                <w:rStyle w:val="Hyperlink"/>
+                <w:noProof/>
+              </w:rPr>
+              <w:t>23.09.2026 Bedingungen &amp; Scanner in Java (If-Else)</w:t>
+            </w:r>
+            <w:r>
+              <w:rPr>
+                <w:noProof/>
+                <w:webHidden/>
+              </w:rPr>
+              <w:tab/>
+            </w:r>
+            <w:r>
+              <w:rPr>
+                <w:noProof/>
+                <w:webHidden/>
+              </w:rPr>
+              <w:fldChar w:fldCharType="begin"/>
+            </w:r>
+            <w:r>
+              <w:rPr>
+                <w:noProof/>
+                <w:webHidden/>
+              </w:rPr>
+              <w:instrText xml:space="preserve"> PAGEREF _Toc241693220 \h </w:instrText>
+            </w:r>
+            <w:r>
+              <w:rPr>
+                <w:noProof/>
+                <w:webHidden/>
+              </w:rPr>
+            </w:r>
+            <w:r>
+              <w:rPr>
+                <w:noProof/>
+                <w:webHidden/>
+              </w:rPr>
+              <w:fldChar w:fldCharType="separate"/>
+            </w:r>
+            <w:r>
+              <w:rPr>
+                <w:noProof/>
+                <w:webHidden/>
+              </w:rPr>
+              <w:t>5</w:t>
+            </w:r>
+            <w:r>
+              <w:rPr>
+                <w:noProof/>
+                <w:webHidden/>
+              </w:rPr>
+              <w:fldChar w:fldCharType="end"/>
+            </w:r>
+          </w:hyperlink>
+        </w:p>
+        <w:p>
+          <w:pPr>
+            <w:pStyle w:val="TOC1"/>
+            <w:tabs>
+              <w:tab w:val="right" w:leader="dot" w:pos="9062"/>
+            </w:tabs>
+            <w:rPr>
+              <w:rFonts w:eastAsiaTheme="minorEastAsia"/>
+              <w:noProof/>
+              <w:lang w:eastAsia="de-CH"/>
+            </w:rPr>
+          </w:pPr>
+          <w:hyperlink w:anchor="_Toc241693221" w:history="1">
+            <w:r>
+              <w:rPr>
+                <w:rStyle w:val="Hyperlink"/>
+                <w:noProof/>
+              </w:rPr>
+              <w:t>30.09.2026 Git &amp; GitHub</w:t>
+            </w:r>
+            <w:r>
+              <w:rPr>
+                <w:noProof/>
+                <w:webHidden/>
+              </w:rPr>
+              <w:tab/>
+            </w:r>
+            <w:r>
+              <w:rPr>
+                <w:noProof/>
+                <w:webHidden/>
+              </w:rPr>
+              <w:fldChar w:fldCharType="begin"/>
+            </w:r>
+            <w:r>
+              <w:rPr>
+                <w:noProof/>
+                <w:webHidden/>
+              </w:rPr>
+              <w:instrText xml:space="preserve"> PAGEREF _Toc241693221 \h </w:instrText>
+            </w:r>
+            <w:r>
+              <w:rPr>
+                <w:noProof/>
+                <w:webHidden/>
+              </w:rPr>
+            </w:r>
+            <w:r>
+              <w:rPr>
+                <w:noProof/>
+                <w:webHidden/>
+              </w:rPr>
+              <w:fldChar w:fldCharType="separate"/>
+            </w:r>
+            <w:r>
+              <w:rPr>
+                <w:noProof/>
+                <w:webHidden/>
+              </w:rPr>
+              <w:t>5</w:t>
             </w:r>
             <w:r>
               <w:rPr>
@@ -882,13 +1021,43 @@
     </w:p>
     <w:p>
       <w:pPr>
-        <w:pStyle w:val="berschrift1"/>
-      </w:pPr>
-      <w:bookmarkStart w:id="0" w:name="_Toc240450990"/>
+        <w:pStyle w:val="Heading1"/>
+      </w:pPr>
+      <w:bookmarkStart w:id="0" w:name="_Toc241693213"/>
       <w:r>
         <w:t>19.08.2026 Erstes Mal Java</w:t>
       </w:r>
       <w:bookmarkEnd w:id="0"/>
+    </w:p>
+    <w:p>
+      <w:r>
+        <w:t xml:space="preserve">Heute haben wir im Unterricht als erstes einige wichtige Programme um zu programmieren geladen und Jony hat uns erklärt, wie alles funktioniert. Danach hatte ich </w:t>
+      </w:r>
+      <w:r>
+        <w:t>gelernt,</w:t>
+      </w:r>
+      <w:r>
+        <w:t xml:space="preserve"> wie ich den Dateityp ändern kann. In </w:t>
+      </w:r>
+      <w:proofErr w:type="spellStart"/>
+      <w:r>
+        <w:t>IntelliJ</w:t>
+      </w:r>
+      <w:proofErr w:type="spellEnd"/>
+      <w:r>
+        <w:t xml:space="preserve"> haben wir </w:t>
+      </w:r>
+      <w:r>
+        <w:t xml:space="preserve">danach 2 Aufgaben erhalten. Die erste habe ich gelernt wie man Text schreiben kann und danach bei der zweiten Aufgabe musste ich bereits geschriebenen Text in einen Kommentar umwandeln. Nun weiss ich die absoluten Grundlagen so einigermassen, habe aber immer noch sehr grosse Schwierigkeiten mich in </w:t>
+      </w:r>
+      <w:proofErr w:type="spellStart"/>
+      <w:r>
+        <w:t>IntelliJ</w:t>
+      </w:r>
+      <w:proofErr w:type="spellEnd"/>
+      <w:r>
+        <w:t xml:space="preserve"> zurechtzufinden und wie alles funktioniert. Da ich vorher erst mit Scratch programmiert habe, fiel es mir umso schwerer so alles zu verstehen. </w:t>
+      </w:r>
     </w:p>
     <w:p>
       <w:r>
@@ -896,13 +1065,67 @@
           <w:noProof/>
         </w:rPr>
         <w:drawing>
-          <wp:anchor distT="0" distB="0" distL="114300" distR="114300" simplePos="0" relativeHeight="251658240" behindDoc="0" locked="0" layoutInCell="1" allowOverlap="1" wp14:anchorId="2211FB5F" wp14:editId="503D50F8">
+          <wp:anchor distT="0" distB="0" distL="114300" distR="114300" simplePos="0" relativeHeight="251658241" behindDoc="0" locked="0" layoutInCell="1" allowOverlap="1" wp14:anchorId="4AB68045" wp14:editId="7A985FD8">
+            <wp:simplePos x="0" y="0"/>
+            <wp:positionH relativeFrom="column">
+              <wp:posOffset>2853055</wp:posOffset>
+            </wp:positionH>
+            <wp:positionV relativeFrom="paragraph">
+              <wp:posOffset>51435</wp:posOffset>
+            </wp:positionV>
+            <wp:extent cx="3384550" cy="2008505"/>
+            <wp:effectExtent l="0" t="0" r="6350" b="0"/>
+            <wp:wrapNone/>
+            <wp:docPr id="948738899" name="Grafik 2" descr="The image displays a snippet of Java code with several print statements and a comment, illustrating how to comment out lines of code.&#10;&#10;KI-generierte Inhalte können fehlerhaft sein."/>
+            <wp:cNvGraphicFramePr>
+              <a:graphicFrameLocks xmlns:a="http://schemas.openxmlformats.org/drawingml/2006/main" noChangeAspect="1"/>
+            </wp:cNvGraphicFramePr>
+            <a:graphic xmlns:a="http://schemas.openxmlformats.org/drawingml/2006/main">
+              <a:graphicData uri="http://schemas.openxmlformats.org/drawingml/2006/picture">
+                <pic:pic xmlns:pic="http://schemas.openxmlformats.org/drawingml/2006/picture">
+                  <pic:nvPicPr>
+                    <pic:cNvPr id="948738899" name="Grafik 2" descr="The image displays a snippet of Java code with several print statements and a comment, illustrating how to comment out lines of code.&#10;&#10;KI-generierte Inhalte können fehlerhaft sein."/>
+                    <pic:cNvPicPr/>
+                  </pic:nvPicPr>
+                  <pic:blipFill>
+                    <a:blip r:embed="rId9" cstate="print">
+                      <a:extLst>
+                        <a:ext uri="{28A0092B-C50C-407E-A947-70E740481C1C}">
+                          <a14:useLocalDpi xmlns:a14="http://schemas.microsoft.com/office/drawing/2010/main" val="0"/>
+                        </a:ext>
+                      </a:extLst>
+                    </a:blip>
+                    <a:stretch>
+                      <a:fillRect/>
+                    </a:stretch>
+                  </pic:blipFill>
+                  <pic:spPr>
+                    <a:xfrm>
+                      <a:off x="0" y="0"/>
+                      <a:ext cx="3384550" cy="2008505"/>
+                    </a:xfrm>
+                    <a:prstGeom prst="rect">
+                      <a:avLst/>
+                    </a:prstGeom>
+                  </pic:spPr>
+                </pic:pic>
+              </a:graphicData>
+            </a:graphic>
+          </wp:anchor>
+        </w:drawing>
+      </w:r>
+      <w:r>
+        <w:rPr>
+          <w:noProof/>
+        </w:rPr>
+        <w:drawing>
+          <wp:anchor distT="0" distB="0" distL="114300" distR="114300" simplePos="0" relativeHeight="251658240" behindDoc="0" locked="0" layoutInCell="1" allowOverlap="1" wp14:anchorId="2211FB5F" wp14:editId="170A6DF1">
             <wp:simplePos x="0" y="0"/>
             <wp:positionH relativeFrom="margin">
               <wp:posOffset>1905</wp:posOffset>
             </wp:positionH>
             <wp:positionV relativeFrom="paragraph">
-              <wp:posOffset>2035175</wp:posOffset>
+              <wp:posOffset>51435</wp:posOffset>
             </wp:positionV>
             <wp:extent cx="2794000" cy="2305050"/>
             <wp:effectExtent l="0" t="0" r="6350" b="0"/>
@@ -919,7 +1142,7 @@
                     <pic:cNvPicPr/>
                   </pic:nvPicPr>
                   <pic:blipFill>
-                    <a:blip r:embed="rId9" cstate="print">
+                    <a:blip r:embed="rId10" cstate="print">
                       <a:extLst>
                         <a:ext uri="{28A0092B-C50C-407E-A947-70E740481C1C}">
                           <a14:useLocalDpi xmlns:a14="http://schemas.microsoft.com/office/drawing/2010/main" val="0"/>
@@ -945,74 +1168,6 @@
           </wp:anchor>
         </w:drawing>
       </w:r>
-      <w:r>
-        <w:t xml:space="preserve">Heute haben wir im Unterricht als erstes einige wichtige Programme um zu programmieren geladen und Jony hat uns erklärt, wie alles funktioniert. Danach hatte ich </w:t>
-      </w:r>
-      <w:r>
-        <w:t>gelernt,</w:t>
-      </w:r>
-      <w:r>
-        <w:t xml:space="preserve"> wie ich den Dateityp ändern kann. In IntelliJ haben wir </w:t>
-      </w:r>
-      <w:r>
-        <w:t xml:space="preserve">danach 2 Aufgaben erhalten. Die erste habe ich gelernt wie man Text schreiben kann und danach bei der zweiten Aufgabe musste ich bereits geschriebenen Text in einen Kommentar umwandeln. Nun weiss ich die absoluten Grundlagen so einigermassen, habe aber immer noch sehr grosse Schwierigkeiten mich in IntelliJ zurechtzufinden und wie alles funktioniert. Da ich vorher erst mit Scratch programmiert habe, fiel es mir umso schwerer so alles zu verstehen. </w:t>
-      </w:r>
-    </w:p>
-    <w:p>
-      <w:r>
-        <w:rPr>
-          <w:noProof/>
-        </w:rPr>
-        <w:drawing>
-          <wp:anchor distT="0" distB="0" distL="114300" distR="114300" simplePos="0" relativeHeight="251659264" behindDoc="0" locked="0" layoutInCell="1" allowOverlap="1" wp14:anchorId="4AB68045" wp14:editId="12989A04">
-            <wp:simplePos x="0" y="0"/>
-            <wp:positionH relativeFrom="column">
-              <wp:posOffset>2853055</wp:posOffset>
-            </wp:positionH>
-            <wp:positionV relativeFrom="paragraph">
-              <wp:posOffset>6985</wp:posOffset>
-            </wp:positionV>
-            <wp:extent cx="3384550" cy="2008644"/>
-            <wp:effectExtent l="0" t="0" r="6350" b="0"/>
-            <wp:wrapNone/>
-            <wp:docPr id="948738899" name="Grafik 2" descr="The image displays a snippet of Java code with several print statements and a comment, illustrating how to comment out lines of code.&#10;&#10;KI-generierte Inhalte können fehlerhaft sein."/>
-            <wp:cNvGraphicFramePr>
-              <a:graphicFrameLocks xmlns:a="http://schemas.openxmlformats.org/drawingml/2006/main" noChangeAspect="1"/>
-            </wp:cNvGraphicFramePr>
-            <a:graphic xmlns:a="http://schemas.openxmlformats.org/drawingml/2006/main">
-              <a:graphicData uri="http://schemas.openxmlformats.org/drawingml/2006/picture">
-                <pic:pic xmlns:pic="http://schemas.openxmlformats.org/drawingml/2006/picture">
-                  <pic:nvPicPr>
-                    <pic:cNvPr id="948738899" name="Grafik 2" descr="The image displays a snippet of Java code with several print statements and a comment, illustrating how to comment out lines of code.&#10;&#10;KI-generierte Inhalte können fehlerhaft sein."/>
-                    <pic:cNvPicPr/>
-                  </pic:nvPicPr>
-                  <pic:blipFill>
-                    <a:blip r:embed="rId10" cstate="print">
-                      <a:extLst>
-                        <a:ext uri="{28A0092B-C50C-407E-A947-70E740481C1C}">
-                          <a14:useLocalDpi xmlns:a14="http://schemas.microsoft.com/office/drawing/2010/main" val="0"/>
-                        </a:ext>
-                      </a:extLst>
-                    </a:blip>
-                    <a:stretch>
-                      <a:fillRect/>
-                    </a:stretch>
-                  </pic:blipFill>
-                  <pic:spPr>
-                    <a:xfrm>
-                      <a:off x="0" y="0"/>
-                      <a:ext cx="3384550" cy="2008644"/>
-                    </a:xfrm>
-                    <a:prstGeom prst="rect">
-                      <a:avLst/>
-                    </a:prstGeom>
-                  </pic:spPr>
-                </pic:pic>
-              </a:graphicData>
-            </a:graphic>
-          </wp:anchor>
-        </w:drawing>
-      </w:r>
     </w:p>
     <w:p/>
     <w:p/>
@@ -1023,11 +1178,10 @@
     <w:p/>
     <w:p>
       <w:pPr>
-        <w:pStyle w:val="berschrift1"/>
-      </w:pPr>
-      <w:bookmarkStart w:id="1" w:name="_Toc240450991"/>
-      <w:r>
-        <w:lastRenderedPageBreak/>
+        <w:pStyle w:val="Heading1"/>
+      </w:pPr>
+      <w:bookmarkStart w:id="1" w:name="_Toc241693214"/>
+      <w:r>
         <w:t xml:space="preserve">26.08.2026 </w:t>
       </w:r>
       <w:r>
@@ -1037,7 +1191,15 @@
     </w:p>
     <w:p>
       <w:r>
-        <w:t xml:space="preserve">An diesem morgen haben wir die 8 wichtigsten </w:t>
+        <w:t xml:space="preserve">An diesem </w:t>
+      </w:r>
+      <w:proofErr w:type="spellStart"/>
+      <w:r>
+        <w:t>morgen</w:t>
+      </w:r>
+      <w:proofErr w:type="spellEnd"/>
+      <w:r>
+        <w:t xml:space="preserve"> haben wir die 8 wichtigsten </w:t>
       </w:r>
       <w:r>
         <w:t xml:space="preserve">Variablen kennen gelernt. Dabei haben wir auch erfahren welche Variable wofür verwendet wird und welche </w:t>
@@ -1076,7 +1238,15 @@
         <w:t xml:space="preserve"> dass </w:t>
       </w:r>
       <w:r>
-        <w:t xml:space="preserve">wird dann auch komplett in Capslok geschrieben und mit </w:t>
+        <w:t xml:space="preserve">wird dann auch komplett in </w:t>
+      </w:r>
+      <w:proofErr w:type="spellStart"/>
+      <w:r>
+        <w:t>Capslok</w:t>
+      </w:r>
+      <w:proofErr w:type="spellEnd"/>
+      <w:r>
+        <w:t xml:space="preserve"> geschrieben und mit </w:t>
       </w:r>
       <w:r>
         <w:t>Under score</w:t>
@@ -1099,16 +1269,21 @@
       <w:r>
         <w:t xml:space="preserve">. Glücklicherweise war der Grossteil richtig es gab aber auch ein paar </w:t>
       </w:r>
-      <w:r>
-        <w:t>Fehler welche ich zu verbessern hatte.</w:t>
+      <w:proofErr w:type="gramStart"/>
+      <w:r>
+        <w:t>Fehler</w:t>
+      </w:r>
+      <w:proofErr w:type="gramEnd"/>
+      <w:r>
+        <w:t xml:space="preserve"> welche ich zu verbessern hatte.</w:t>
       </w:r>
     </w:p>
     <w:p/>
     <w:p>
       <w:pPr>
-        <w:pStyle w:val="berschrift2"/>
-      </w:pPr>
-      <w:bookmarkStart w:id="2" w:name="_Toc240450992"/>
+        <w:pStyle w:val="Heading2"/>
+      </w:pPr>
+      <w:bookmarkStart w:id="2" w:name="_Toc241693215"/>
       <w:r>
         <w:t>Strings</w:t>
       </w:r>
@@ -1116,15 +1291,31 @@
     </w:p>
     <w:p>
       <w:r>
-        <w:t xml:space="preserve">Heute haben wir im Unterricht den Datentyp String in Java angeschaut. Ein String ist kein einfacher Datentyp wie eine Zahl, sondern ein Objekt, das dazu da ist, Texte oder Buchstabenketten zu speichern. Wichtig ist dabei, dass man String immer mit einem großen S schreibt und der eigentliche Text immer in doppelten Anführungszeichen steht. Wenn man einer String-Variable einen Namen gibt, nutzt man die sogenannte lowerCamelCase-Schreibweise, bei der das erste Wort klein und jedes weitere Wort großgeschrieben wird. Außerdem haben wir gelernt, wie man Texte miteinander verbindet: Das nennt man Concatenation, und man hängt zwei Texte ganz einfach mit einem Plus-Zeichen aneinander. So kann man verschiedene Textteile oder Variablen zusammenfügen und das Ergebnis anschließend direkt ausgeben. </w:t>
+        <w:t xml:space="preserve">Heute haben wir im Unterricht den Datentyp String in Java angeschaut. Ein String ist kein einfacher Datentyp wie eine Zahl, sondern ein Objekt, das dazu da ist, Texte oder Buchstabenketten zu speichern. Wichtig ist dabei, dass man String immer mit einem großen S schreibt und der eigentliche Text immer in doppelten Anführungszeichen steht. Wenn man einer String-Variable einen Namen gibt, nutzt man die sogenannte </w:t>
+      </w:r>
+      <w:proofErr w:type="spellStart"/>
+      <w:r>
+        <w:t>lowerCamelCase</w:t>
+      </w:r>
+      <w:proofErr w:type="spellEnd"/>
+      <w:r>
+        <w:t xml:space="preserve">-Schreibweise, bei der das erste Wort klein und jedes weitere Wort großgeschrieben wird. Außerdem haben wir gelernt, wie man Texte miteinander verbindet: Das nennt man </w:t>
+      </w:r>
+      <w:proofErr w:type="spellStart"/>
+      <w:r>
+        <w:t>Concatenation</w:t>
+      </w:r>
+      <w:proofErr w:type="spellEnd"/>
+      <w:r>
+        <w:t xml:space="preserve">, und man hängt zwei Texte ganz einfach mit einem Plus-Zeichen aneinander. So kann man verschiedene Textteile oder Variablen zusammenfügen und das Ergebnis anschließend direkt ausgeben. </w:t>
       </w:r>
     </w:p>
     <w:p/>
     <w:p>
       <w:pPr>
-        <w:pStyle w:val="berschrift1"/>
-      </w:pPr>
-      <w:bookmarkStart w:id="3" w:name="_Toc240450993"/>
+        <w:pStyle w:val="Heading1"/>
+      </w:pPr>
+      <w:bookmarkStart w:id="3" w:name="_Toc241693216"/>
       <w:r>
         <w:t>02.09.2026 Operatoren</w:t>
       </w:r>
@@ -1137,11 +1328,7 @@
     </w:p>
     <w:p>
       <w:r>
-        <w:t xml:space="preserve">Danach ging es um Zuweisungsoperatoren wie += oder -=, die einem viel Schreibarbeit ersparen, wenn man Werte schrittweise erhöhen oder verringern möchte. Am Schluss haben wir noch unäre Operatoren angeschaut, wie zum Beispiel ++ und -- zum Hoch- oder Runterzählen sowie den Rufzeichen-Operator !, der Wahrheitswerte einfach </w:t>
-      </w:r>
-      <w:r>
-        <w:lastRenderedPageBreak/>
-        <w:t>umkehrt. Das Thema war recht umfangreich, aber durch die vielen Beispiele hat man den Sinn hinter den Zeichen schnell verstanden.</w:t>
+        <w:t>Danach ging es um Zuweisungsoperatoren wie += oder -=, die einem viel Schreibarbeit ersparen, wenn man Werte schrittweise erhöhen oder verringern möchte. Am Schluss haben wir noch unäre Operatoren angeschaut, wie zum Beispiel ++ und -- zum Hoch- oder Runterzählen sowie den Rufzeichen-Operator !, der Wahrheitswerte einfach umkehrt. Das Thema war recht umfangreich, aber durch die vielen Beispiele hat man den Sinn hinter den Zeichen schnell verstanden.</w:t>
       </w:r>
     </w:p>
     <w:p/>
@@ -1149,9 +1336,9 @@
     <w:p/>
     <w:p>
       <w:pPr>
-        <w:pStyle w:val="berschrift1"/>
-      </w:pPr>
-      <w:bookmarkStart w:id="4" w:name="_Toc240450994"/>
+        <w:pStyle w:val="Heading1"/>
+      </w:pPr>
+      <w:bookmarkStart w:id="4" w:name="_Toc241693217"/>
       <w:r>
         <w:t>09.09.2026 Benutzereingabe</w:t>
       </w:r>
@@ -1159,14 +1346,70 @@
     </w:p>
     <w:p>
       <w:r>
-        <w:t xml:space="preserve">Heute haben wir im Unterricht gelernt, wie man Benutzereingaben über die Konsole in Java einlesen kann. Dafür nutzt man meistens die Klasse Scanner, die man zuerst im Code einbinden muss. Danach erstellt man ein Scanner Objekt und kann je nach Datentyp passende Methoden verwenden, wie zum Beispiel nextInt für Ganzzahlen oder nextLine für Texte. Besonders wichtig war die Erkenntnis, dass man nach Methoden wie nextInt ein zusätzliches nextLine einfügen muss, da sonst der verbleibende Zeilenumbruch nicht konsumiert wird und die nächste Texteingabe einfach übersprungen wird. Am Ende sollte man den Scanner mit close wieder schliessen. Ausserdem hat uns Jony gezeigt, dass es in neueren Java Versionen die neue IO Klasse gibt, mit der man über readln noch einfacher Eingaben direkt einlesen kann. </w:t>
-      </w:r>
-    </w:p>
-    <w:p>
-      <w:pPr>
-        <w:pStyle w:val="berschrift2"/>
-      </w:pPr>
-      <w:bookmarkStart w:id="5" w:name="_Toc240450995"/>
+        <w:t xml:space="preserve">Heute haben wir im Unterricht gelernt, wie man Benutzereingaben über die Konsole in Java einlesen kann. Dafür nutzt man meistens die Klasse Scanner, die man zuerst im Code einbinden muss. Danach erstellt man ein Scanner Objekt und kann je nach Datentyp passende Methoden verwenden, wie zum Beispiel </w:t>
+      </w:r>
+      <w:proofErr w:type="spellStart"/>
+      <w:r>
+        <w:t>nextInt</w:t>
+      </w:r>
+      <w:proofErr w:type="spellEnd"/>
+      <w:r>
+        <w:t xml:space="preserve"> für Ganzzahlen oder </w:t>
+      </w:r>
+      <w:proofErr w:type="spellStart"/>
+      <w:r>
+        <w:t>nextLine</w:t>
+      </w:r>
+      <w:proofErr w:type="spellEnd"/>
+      <w:r>
+        <w:t xml:space="preserve"> für Texte. Besonders wichtig war die Erkenntnis, dass man nach Methoden wie </w:t>
+      </w:r>
+      <w:proofErr w:type="spellStart"/>
+      <w:r>
+        <w:t>nextInt</w:t>
+      </w:r>
+      <w:proofErr w:type="spellEnd"/>
+      <w:r>
+        <w:t xml:space="preserve"> ein zusätzliches </w:t>
+      </w:r>
+      <w:proofErr w:type="spellStart"/>
+      <w:r>
+        <w:t>nextLine</w:t>
+      </w:r>
+      <w:proofErr w:type="spellEnd"/>
+      <w:r>
+        <w:t xml:space="preserve"> einfügen muss, da sonst der verbleibende Zeilenumbruch nicht konsumiert wird und die nächste Texteingabe einfach übersprungen wird. Am Ende sollte man den Scanner mit </w:t>
+      </w:r>
+      <w:proofErr w:type="spellStart"/>
+      <w:r>
+        <w:t>close</w:t>
+      </w:r>
+      <w:proofErr w:type="spellEnd"/>
+      <w:r>
+        <w:t xml:space="preserve"> wieder schliessen. Ausserdem hat uns Jony gezeigt, dass es in neueren Java Versionen die neue </w:t>
+      </w:r>
+      <w:proofErr w:type="gramStart"/>
+      <w:r>
+        <w:t>IO Klasse</w:t>
+      </w:r>
+      <w:proofErr w:type="gramEnd"/>
+      <w:r>
+        <w:t xml:space="preserve"> gibt, mit der man über </w:t>
+      </w:r>
+      <w:proofErr w:type="spellStart"/>
+      <w:r>
+        <w:t>readln</w:t>
+      </w:r>
+      <w:proofErr w:type="spellEnd"/>
+      <w:r>
+        <w:t xml:space="preserve"> noch einfacher Eingaben direkt einlesen kann. </w:t>
+      </w:r>
+    </w:p>
+    <w:p>
+      <w:pPr>
+        <w:pStyle w:val="Heading2"/>
+      </w:pPr>
+      <w:bookmarkStart w:id="5" w:name="_Toc241693218"/>
       <w:r>
         <w:t>Type Casting</w:t>
       </w:r>
@@ -1174,14 +1417,70 @@
     </w:p>
     <w:p>
       <w:r>
-        <w:t xml:space="preserve">Ebenfalls am letzten Mittwoch haben wir das Thema Type Casting angeschaut, was das Umwandeln von einem Datentyp in einen anderen bedeutet. Dabei unterscheidet man hauptsächlich zwischen zwei Arten, nämlich Widening und Narrowing. Beim Widening Casting wird ein kleinerer Datentyp automatisch in einen grösseren umgewandelt, wie zum Beispiel von int zu long. Das geschieht ganz automatisch und ohne Datenverlust bei Ganzzahlen. Beim Narrowing Casting wandelt man einen grösseren Datentyp manuell in einen kleineren um. Hier muss man den Ziel Datentyp manuell in Klammern vor die Variable schreiben. Dabei muss man jedoch vorsichtig sein, weil es je nach Wertebereich zu Verlusten oder verfälschten Werten kommen kann. </w:t>
-      </w:r>
-    </w:p>
-    <w:p>
-      <w:pPr>
-        <w:pStyle w:val="berschrift1"/>
-      </w:pPr>
-      <w:bookmarkStart w:id="6" w:name="_Toc240450996"/>
+        <w:t xml:space="preserve">Ebenfalls am letzten Mittwoch haben wir das Thema Type Casting angeschaut, was das Umwandeln von einem Datentyp in einen anderen bedeutet. Dabei unterscheidet man hauptsächlich zwischen zwei Arten, nämlich </w:t>
+      </w:r>
+      <w:proofErr w:type="spellStart"/>
+      <w:r>
+        <w:t>Widening</w:t>
+      </w:r>
+      <w:proofErr w:type="spellEnd"/>
+      <w:r>
+        <w:t xml:space="preserve"> und </w:t>
+      </w:r>
+      <w:proofErr w:type="spellStart"/>
+      <w:r>
+        <w:t>Narrowing</w:t>
+      </w:r>
+      <w:proofErr w:type="spellEnd"/>
+      <w:r>
+        <w:t xml:space="preserve">. Beim </w:t>
+      </w:r>
+      <w:proofErr w:type="spellStart"/>
+      <w:r>
+        <w:t>Widening</w:t>
+      </w:r>
+      <w:proofErr w:type="spellEnd"/>
+      <w:r>
+        <w:t xml:space="preserve"> Casting wird ein kleinerer Datentyp automatisch in einen grösseren umgewandelt, wie zum Beispiel von </w:t>
+      </w:r>
+      <w:proofErr w:type="spellStart"/>
+      <w:r>
+        <w:t>int</w:t>
+      </w:r>
+      <w:proofErr w:type="spellEnd"/>
+      <w:r>
+        <w:t xml:space="preserve"> zu </w:t>
+      </w:r>
+      <w:proofErr w:type="spellStart"/>
+      <w:r>
+        <w:t>long</w:t>
+      </w:r>
+      <w:proofErr w:type="spellEnd"/>
+      <w:r>
+        <w:t xml:space="preserve">. Das geschieht </w:t>
+      </w:r>
+      <w:proofErr w:type="gramStart"/>
+      <w:r>
+        <w:t>ganz automatisch</w:t>
+      </w:r>
+      <w:proofErr w:type="gramEnd"/>
+      <w:r>
+        <w:t xml:space="preserve"> und ohne Datenverlust bei Ganzzahlen. Beim </w:t>
+      </w:r>
+      <w:proofErr w:type="spellStart"/>
+      <w:r>
+        <w:t>Narrowing</w:t>
+      </w:r>
+      <w:proofErr w:type="spellEnd"/>
+      <w:r>
+        <w:t xml:space="preserve"> Casting wandelt man einen grösseren Datentyp manuell in einen kleineren um. Hier muss man den Ziel Datentyp manuell in Klammern vor die Variable schreiben. Dabei muss man jedoch vorsichtig sein, weil es je nach Wertebereich zu Verlusten oder verfälschten Werten kommen kann. </w:t>
+      </w:r>
+    </w:p>
+    <w:p>
+      <w:pPr>
+        <w:pStyle w:val="Heading1"/>
+      </w:pPr>
+      <w:bookmarkStart w:id="6" w:name="_Toc241693219"/>
       <w:r>
         <w:t>16.09.2026 Verzweigungen</w:t>
       </w:r>
@@ -1189,28 +1488,114 @@
     </w:p>
     <w:p>
       <w:r>
-        <w:t xml:space="preserve">Heute haben wir uns im Unterricht mit Verzweigungen in Java beschäftigt. Mit Kontrollstrukturen wie if, else if und else kann man steuern, welcher Codeblock ausgeführt wird, je nachdem ob eine Bedingung wahr oder falsch ist. Wir haben gelernt, wie man Vergleichsoperatoren einsetzt und wie man Bedingungen beliebig verschachteln kann. Ein wichtiger Tipp für sauberen Code war, bei mehreren else if Abfragen den Fall, der am wahrscheinlichsten eintrifft, immer an die erste Stelle zu setzen, damit das Programm nicht unnötig viele Bedingungen prüfen muss. Ausserdem </w:t>
-      </w:r>
-      <w:r>
-        <w:lastRenderedPageBreak/>
-        <w:t>haben wir die Kurzform von if else kennengelernt, mit der man einfache Bedingungen direkt in einer Zeile schreiben kann.</w:t>
+        <w:t xml:space="preserve">Heute haben wir uns im Unterricht mit Verzweigungen in Java beschäftigt. Mit Kontrollstrukturen wie </w:t>
+      </w:r>
+      <w:proofErr w:type="spellStart"/>
+      <w:r>
+        <w:t>if</w:t>
+      </w:r>
+      <w:proofErr w:type="spellEnd"/>
+      <w:r>
+        <w:t xml:space="preserve">, </w:t>
+      </w:r>
+      <w:proofErr w:type="spellStart"/>
+      <w:r>
+        <w:t>else</w:t>
+      </w:r>
+      <w:proofErr w:type="spellEnd"/>
+      <w:r>
+        <w:t xml:space="preserve"> </w:t>
+      </w:r>
+      <w:proofErr w:type="spellStart"/>
+      <w:r>
+        <w:t>if</w:t>
+      </w:r>
+      <w:proofErr w:type="spellEnd"/>
+      <w:r>
+        <w:t xml:space="preserve"> und </w:t>
+      </w:r>
+      <w:proofErr w:type="spellStart"/>
+      <w:r>
+        <w:t>else</w:t>
+      </w:r>
+      <w:proofErr w:type="spellEnd"/>
+      <w:r>
+        <w:t xml:space="preserve"> kann man steuern, welcher Codeblock ausgeführt wird, je nachdem ob eine Bedingung wahr oder falsch ist. Wir haben gelernt, wie man Vergleichsoperatoren einsetzt und wie man Bedingungen beliebig verschachteln kann. Ein wichtiger Tipp für sauberen Code war, bei mehreren </w:t>
+      </w:r>
+      <w:proofErr w:type="spellStart"/>
+      <w:r>
+        <w:t>else</w:t>
+      </w:r>
+      <w:proofErr w:type="spellEnd"/>
+      <w:r>
+        <w:t xml:space="preserve"> </w:t>
+      </w:r>
+      <w:proofErr w:type="spellStart"/>
+      <w:r>
+        <w:t>if</w:t>
+      </w:r>
+      <w:proofErr w:type="spellEnd"/>
+      <w:r>
+        <w:t xml:space="preserve"> Abfragen den Fall, der am wahrscheinlichsten eintrifft, immer an die erste Stelle zu setzen, damit das Programm nicht unnötig viele Bedingungen prüfen muss. Ausserdem haben wir die Kurzform von </w:t>
+      </w:r>
+      <w:proofErr w:type="spellStart"/>
+      <w:r>
+        <w:t>if</w:t>
+      </w:r>
+      <w:proofErr w:type="spellEnd"/>
+      <w:r>
+        <w:t xml:space="preserve"> </w:t>
+      </w:r>
+      <w:proofErr w:type="spellStart"/>
+      <w:r>
+        <w:t>else</w:t>
+      </w:r>
+      <w:proofErr w:type="spellEnd"/>
+      <w:r>
+        <w:t xml:space="preserve"> kennengelernt, mit der man einfache Bedingungen direkt in einer Zeile schreiben kann.</w:t>
       </w:r>
     </w:p>
     <w:p/>
     <w:p>
       <w:pPr>
-        <w:pStyle w:val="berschrift1"/>
-      </w:pPr>
+        <w:pStyle w:val="Heading1"/>
+      </w:pPr>
+      <w:bookmarkStart w:id="7" w:name="_Toc241693220"/>
       <w:r>
         <w:t>23</w:t>
       </w:r>
       <w:r>
-        <w:t>.09.2026 Bedingungen &amp; Scanner in Java (If-Else)</w:t>
-      </w:r>
-    </w:p>
-    <w:p>
-      <w:r>
-        <w:t>Heute haben wir im Unterricht angeschaut, wie man ein Programm mit if- und else-Anweisungen Entscheidungen treffen lässt. Am Anfang fand ich es gar nicht so einfach zu verstehen, wie man die Bedingungen logisch richtig aufbaut und wie der Scanner für die Benutzereingaben genau funktioniert.</w:t>
+        <w:t>.09.2026 Bedingungen &amp; Scanner in Java (</w:t>
+      </w:r>
+      <w:proofErr w:type="spellStart"/>
+      <w:r>
+        <w:t>If</w:t>
+      </w:r>
+      <w:proofErr w:type="spellEnd"/>
+      <w:r>
+        <w:t>-Else)</w:t>
+      </w:r>
+      <w:bookmarkEnd w:id="7"/>
+    </w:p>
+    <w:p>
+      <w:r>
+        <w:t xml:space="preserve">Heute haben wir im Unterricht angeschaut, wie man ein Programm mit </w:t>
+      </w:r>
+      <w:proofErr w:type="spellStart"/>
+      <w:r>
+        <w:t>if</w:t>
+      </w:r>
+      <w:proofErr w:type="spellEnd"/>
+      <w:r>
+        <w:t xml:space="preserve">- und </w:t>
+      </w:r>
+      <w:proofErr w:type="spellStart"/>
+      <w:r>
+        <w:t>else</w:t>
+      </w:r>
+      <w:proofErr w:type="spellEnd"/>
+      <w:r>
+        <w:t>-Anweisungen Entscheidungen treffen lässt. Am Anfang fand ich es gar nicht so einfach zu verstehen, wie man die Bedingungen logisch richtig aufbaut und wie der Scanner für die Benutzereingaben genau funktioniert.</w:t>
       </w:r>
     </w:p>
     <w:p>
@@ -1219,76 +1604,255 @@
       </w:r>
     </w:p>
     <w:p>
-      <w:pPr>
-        <w:numPr>
-          <w:ilvl w:val="0"/>
-          <w:numId w:val="1"/>
-        </w:numPr>
-      </w:pPr>
-      <w:r>
-        <w:rPr>
-          <w:b/>
-          <w:bCs/>
-        </w:rPr>
-        <w:t>Bedingungen vergleichen:</w:t>
-      </w:r>
-      <w:r>
-        <w:t xml:space="preserve"> Man kann Werte direkt vergleichen oder das Ergebnis zuerst in einer boolean-Variable speichern.</w:t>
-      </w:r>
-      <w:r>
-        <w:t xml:space="preserve"> Ich habe da einen Fehler </w:t>
+      <w:r>
+        <w:t xml:space="preserve">Bedingungen vergleichen: Man kann Werte direkt vergleichen oder das Ergebnis zuerst in einer </w:t>
+      </w:r>
+      <w:proofErr w:type="spellStart"/>
+      <w:r>
+        <w:t>boolean</w:t>
+      </w:r>
+      <w:proofErr w:type="spellEnd"/>
+      <w:r>
+        <w:t xml:space="preserve">-Variable speichern. Ich habe da einen Fehler </w:t>
       </w:r>
       <w:r>
         <w:t>gemacht,</w:t>
       </w:r>
       <w:r>
-        <w:t xml:space="preserve"> wobei das was ich wissen wollte einfach übersprungen worden wäre.</w:t>
-      </w:r>
-    </w:p>
-    <w:p>
-      <w:pPr>
-        <w:numPr>
-          <w:ilvl w:val="0"/>
-          <w:numId w:val="1"/>
-        </w:numPr>
-      </w:pPr>
-      <w:r>
-        <w:rPr>
-          <w:b/>
-          <w:bCs/>
-        </w:rPr>
-        <w:t>Operatoren nutzen:</w:t>
-      </w:r>
-      <w:r>
-        <w:t xml:space="preserve"> Wir haben gesehen, dass man logische Bedingungen mit == (ist gleich) oder != (ist nicht gleich) lösen kann, indem man einfach die Blöcke tauscht.</w:t>
+        <w:t xml:space="preserve"> wobei das was ich </w:t>
+      </w:r>
+      <w:proofErr w:type="gramStart"/>
+      <w:r>
+        <w:t>wissen wollte</w:t>
+      </w:r>
+      <w:proofErr w:type="gramEnd"/>
+      <w:r>
+        <w:t xml:space="preserve"> einfach übersprungen worden wäre.</w:t>
+      </w:r>
+    </w:p>
+    <w:p>
+      <w:r>
+        <w:t>Operatoren nutzen: Wir haben gesehen, dass man logische Bedingungen mit == (ist gleich) oder != (ist nicht gleich) lösen kann, indem man einfach die Blöcke tauscht.</w:t>
+      </w:r>
+    </w:p>
+    <w:p>
+      <w:r>
+        <w:t xml:space="preserve">Durch das Lösen der Aufgaben habe ich die Logik hinter </w:t>
+      </w:r>
+      <w:proofErr w:type="spellStart"/>
+      <w:r>
+        <w:t>if-else</w:t>
+      </w:r>
+      <w:proofErr w:type="spellEnd"/>
+      <w:r>
+        <w:t xml:space="preserve"> am Ende </w:t>
+      </w:r>
+      <w:r>
+        <w:t>ziemlich</w:t>
+      </w:r>
+      <w:r>
+        <w:t xml:space="preserve"> gut verstanden und fühle mich jetzt </w:t>
+      </w:r>
+      <w:r>
+        <w:t>ein bisschen</w:t>
+      </w:r>
+      <w:r>
+        <w:t xml:space="preserve"> sicherer beim Programmieren</w:t>
+      </w:r>
+      <w:r>
+        <w:t xml:space="preserve"> und weiss auch wie ich zum Beispiel das von den letzten Malen mit dem Scanner einbauen </w:t>
+      </w:r>
+      <w:proofErr w:type="gramStart"/>
+      <w:r>
+        <w:t>kann</w:t>
+      </w:r>
+      <w:proofErr w:type="gramEnd"/>
+      <w:r>
+        <w:t xml:space="preserve"> um daraus </w:t>
+      </w:r>
+      <w:proofErr w:type="spellStart"/>
+      <w:r>
+        <w:t>if</w:t>
+      </w:r>
+      <w:proofErr w:type="spellEnd"/>
+      <w:r>
+        <w:t xml:space="preserve"> </w:t>
+      </w:r>
+      <w:proofErr w:type="spellStart"/>
+      <w:r>
+        <w:t>or</w:t>
+      </w:r>
+      <w:proofErr w:type="spellEnd"/>
+      <w:r>
+        <w:t xml:space="preserve"> </w:t>
+      </w:r>
+      <w:proofErr w:type="spellStart"/>
+      <w:r>
+        <w:t>else</w:t>
+      </w:r>
+      <w:proofErr w:type="spellEnd"/>
+      <w:r>
+        <w:t xml:space="preserve"> Befehle zu machen</w:t>
+      </w:r>
+      <w:r>
+        <w:t>.</w:t>
       </w:r>
     </w:p>
     <w:p>
       <w:pPr>
         <w:ind w:left="360"/>
       </w:pPr>
-      <w:r>
-        <w:t xml:space="preserve">Durch das Lösen der Aufgaben habe ich die Logik hinter if-else am Ende </w:t>
-      </w:r>
-      <w:r>
-        <w:t>ziemlich</w:t>
-      </w:r>
-      <w:r>
-        <w:t xml:space="preserve"> gut verstanden und fühle mich jetzt </w:t>
-      </w:r>
-      <w:r>
-        <w:t>ein bisschen</w:t>
-      </w:r>
-      <w:r>
-        <w:t xml:space="preserve"> sicherer beim Programmieren</w:t>
-      </w:r>
-      <w:r>
-        <w:t xml:space="preserve"> und weiss auch wie ich zum Beispiel das von den letzten Malen mit dem Scanner einbauen kann um daraus if or else Befehle zu machen</w:t>
-      </w:r>
-      <w:r>
-        <w:t>.</w:t>
-      </w:r>
-    </w:p>
+    </w:p>
+    <w:p>
+      <w:pPr>
+        <w:pStyle w:val="Heading1"/>
+      </w:pPr>
+      <w:bookmarkStart w:id="8" w:name="_Toc241693221"/>
+      <w:r>
+        <w:t xml:space="preserve">30.09.2026 </w:t>
+      </w:r>
+      <w:proofErr w:type="spellStart"/>
+      <w:r>
+        <w:t>Git</w:t>
+      </w:r>
+      <w:proofErr w:type="spellEnd"/>
+      <w:r>
+        <w:t xml:space="preserve"> &amp; GitHub</w:t>
+      </w:r>
+      <w:bookmarkEnd w:id="8"/>
+      <w:r>
+        <w:t xml:space="preserve"> </w:t>
+      </w:r>
+    </w:p>
+    <w:p>
+      <w:r>
+        <w:t xml:space="preserve">Heute haben wir im Unterricht das Thema </w:t>
+      </w:r>
+      <w:proofErr w:type="spellStart"/>
+      <w:r>
+        <w:t>Git</w:t>
+      </w:r>
+      <w:proofErr w:type="spellEnd"/>
+      <w:r>
+        <w:t xml:space="preserve"> und GitHub vertieft, insbesondere die Zusammenarbeit im Team und das Arbeiten mit </w:t>
+      </w:r>
+      <w:proofErr w:type="spellStart"/>
+      <w:r>
+        <w:t>Branches</w:t>
+      </w:r>
+      <w:proofErr w:type="spellEnd"/>
+      <w:r>
+        <w:t xml:space="preserve">. </w:t>
+      </w:r>
+    </w:p>
+    <w:p>
+      <w:r>
+        <w:t>Wir haben dieses Mal in einer 3er</w:t>
+      </w:r>
+      <w:r>
+        <w:t xml:space="preserve"> </w:t>
+      </w:r>
+      <w:r>
+        <w:t xml:space="preserve">Gruppe gearbeitet. Zuerst hat jede Person für sich </w:t>
+      </w:r>
+      <w:proofErr w:type="gramStart"/>
+      <w:r>
+        <w:t>alleine</w:t>
+      </w:r>
+      <w:proofErr w:type="gramEnd"/>
+      <w:r>
+        <w:t xml:space="preserve"> </w:t>
+      </w:r>
+      <w:proofErr w:type="gramStart"/>
+      <w:r>
+        <w:t>ganz lange</w:t>
+      </w:r>
+      <w:proofErr w:type="gramEnd"/>
+      <w:r>
+        <w:t xml:space="preserve"> die Grundlagen angeschaut und ausprobiert, bis wir den Ablauf verstanden haben. Erst danach haben wir uns als Gruppe zusammengetan. </w:t>
+      </w:r>
+    </w:p>
+    <w:p>
+      <w:r>
+        <w:t xml:space="preserve">Da alle den Ablauf komplett beherrschen sollten, hat jede Person aus der Gruppe ein eigenes Repository erstellt, die anderen zwei Gruppenmitglieder als Mitarbeiter </w:t>
+      </w:r>
+      <w:r>
+        <w:t>(Settings  Collaborators)</w:t>
+      </w:r>
+      <w:r>
+        <w:t xml:space="preserve"> eingeladen und drei </w:t>
+      </w:r>
+      <w:proofErr w:type="spellStart"/>
+      <w:r>
+        <w:t>Branches</w:t>
+      </w:r>
+      <w:proofErr w:type="spellEnd"/>
+      <w:r>
+        <w:t xml:space="preserve"> angelegt für jedes Mitglied einen eigenen. So hatten wir am Ende drei Projekte, bei denen jeder einmal der Besitzer war und auch auf den </w:t>
+      </w:r>
+      <w:proofErr w:type="spellStart"/>
+      <w:r>
+        <w:t>Repositories</w:t>
+      </w:r>
+      <w:proofErr w:type="spellEnd"/>
+      <w:r>
+        <w:t xml:space="preserve"> der anderen arbeiten musste. </w:t>
+      </w:r>
+    </w:p>
+    <w:p>
+      <w:r>
+        <w:t xml:space="preserve">In jedem der drei Projekte hat dann jeder auf seinen eigenen Branch gewechselt, eine Textdatei mit dem eigenen Namen erstellt. </w:t>
+      </w:r>
+    </w:p>
+    <w:p>
+      <w:r>
+        <w:t>Dabei gab es zu Beginn allerdings ein Problem:</w:t>
+      </w:r>
+    </w:p>
+    <w:p>
+      <w:r>
+        <w:t xml:space="preserve">Einladungen &amp; Rechte: Es gab Verwirrung, weil nicht alle sofort die </w:t>
+      </w:r>
+      <w:proofErr w:type="spellStart"/>
+      <w:r>
+        <w:t>Collaborator</w:t>
+      </w:r>
+      <w:proofErr w:type="spellEnd"/>
+      <w:r>
+        <w:t xml:space="preserve">-Einladung auf GitHub angenommen hatten und man somit am Anfang nicht auf das Repository der anderen zugreifen konnte. </w:t>
+      </w:r>
+    </w:p>
+    <w:p>
+      <w:r>
+        <w:t xml:space="preserve">Am Ende haben wir es aber geschafft und alle </w:t>
+      </w:r>
+      <w:r>
+        <w:t>Leute</w:t>
+      </w:r>
+      <w:r>
+        <w:t xml:space="preserve"> in allen drei </w:t>
+      </w:r>
+      <w:proofErr w:type="spellStart"/>
+      <w:r>
+        <w:t>Repositories</w:t>
+      </w:r>
+      <w:proofErr w:type="spellEnd"/>
+      <w:r>
+        <w:t xml:space="preserve"> erfolgreich </w:t>
+      </w:r>
+      <w:proofErr w:type="spellStart"/>
+      <w:r>
+        <w:t>zugriff</w:t>
+      </w:r>
+      <w:proofErr w:type="spellEnd"/>
+      <w:r>
+        <w:t xml:space="preserve"> erhalten haben</w:t>
+      </w:r>
+      <w:r>
+        <w:t xml:space="preserve">. Ich habe heute gelernt, wie wichtig eine gute Absprache in der Gruppe ist und wie man Projekte für andere freigibt und gemeinsam daran arbeitet. </w:t>
+      </w:r>
+    </w:p>
+    <w:p/>
     <w:p/>
     <w:p/>
     <w:p/>
@@ -1306,9 +1870,9 @@
 <file path=word/numbering.xml><?xml version="1.0" encoding="utf-8"?>
 <w:numbering xmlns:wpc="http://schemas.microsoft.com/office/word/2010/wordprocessingCanvas" xmlns:cx="http://schemas.microsoft.com/office/drawing/2014/chartex" xmlns:cx1="http://schemas.microsoft.com/office/drawing/2015/9/8/chartex" xmlns:cx2="http://schemas.microsoft.com/office/drawing/2015/10/21/chartex" xmlns:cx3="http://schemas.microsoft.com/office/drawing/2016/5/9/chartex" xmlns:cx4="http://schemas.microsoft.com/office/drawing/2016/5/10/chartex" xmlns:cx5="http://schemas.microsoft.com/office/drawing/2016/5/11/chartex" xmlns:cx6="http://schemas.microsoft.com/office/drawing/2016/5/12/chartex" xmlns:cx7="http://schemas.microsoft.com/office/drawing/2016/5/13/chartex" xmlns:cx8="http://schemas.microsoft.com/office/drawing/2016/5/14/chartex" xmlns:mc="http://schemas.openxmlformats.org/markup-compatibility/2006" xmlns:aink="http://schemas.microsoft.com/office/drawing/2016/ink" xmlns:am3d="http://schemas.microsoft.com/office/drawing/2017/model3d" xmlns:o="urn:schemas-microsoft-com:office:office" xmlns:oel="http://schemas.microsoft.com/office/2019/extlst" xmlns:r="http://schemas.openxmlformats.org/officeDocument/2006/relationships" xmlns:m="http://schemas.openxmlformats.org/officeDocument/2006/math" xmlns:v="urn:schemas-microsoft-com:vml" xmlns:wp14="http://schemas.microsoft.com/office/word/2010/wordprocessingDrawing" xmlns:wp="http://schemas.openxmlformats.org/drawingml/2006/wordprocessingDrawing" xmlns:w10="urn:schemas-microsoft-com:office:word" xmlns:w="http://schemas.openxmlformats.org/wordprocessingml/2006/main" xmlns:w14="http://schemas.microsoft.com/office/word/2010/wordml" xmlns:w15="http://schemas.microsoft.com/office/word/2012/wordml" xmlns:w16cex="http://schemas.microsoft.com/office/word/2018/wordml/cex" xmlns:w16cid="http://schemas.microsoft.com/office/word/2016/wordml/cid" xmlns:w16="http://schemas.microsoft.com/office/word/2018/wordml" xmlns:w16du="http://schemas.microsoft.com/office/word/2023/wordml/word16du" xmlns:w16sdtdh="http://schemas.microsoft.com/office/word/2020/wordml/sdtdatahash" xmlns:w16sdtfl="http://schemas.microsoft.com/office/word/2024/wordml/sdtformatlock" xmlns:w16se="http://schemas.microsoft.com/office/word/2015/wordml/symex" xmlns:wpg="http://schemas.microsoft.com/office/word/2010/wordprocessingGroup" xmlns:wpi="http://schemas.microsoft.com/office/word/2010/wordprocessingInk" xmlns:wne="http://schemas.microsoft.com/office/word/2006/wordml" xmlns:wps="http://schemas.microsoft.com/office/word/2010/wordprocessingShape" mc:Ignorable="w14 w15 w16se w16cid w16 w16cex w16sdtdh w16sdtfl w16du wp14">
   <w:abstractNum w:abstractNumId="0" w15:restartNumberingAfterBreak="0">
-    <w:nsid w:val="293630D2"/>
+    <w:nsid w:val="019D1DA5"/>
     <w:multiLevelType w:val="multilevel"/>
-    <w:tmpl w:val="5F78F292"/>
+    <w:tmpl w:val="DB980E00"/>
     <w:lvl w:ilvl="0">
       <w:start w:val="1"/>
       <w:numFmt w:val="bullet"/>
@@ -1454,7 +2018,159 @@
       </w:rPr>
     </w:lvl>
   </w:abstractNum>
+  <w:abstractNum w:abstractNumId="1" w15:restartNumberingAfterBreak="0">
+    <w:nsid w:val="293630D2"/>
+    <w:multiLevelType w:val="multilevel"/>
+    <w:tmpl w:val="5F78F292"/>
+    <w:lvl w:ilvl="0">
+      <w:start w:val="1"/>
+      <w:numFmt w:val="bullet"/>
+      <w:lvlText w:val=""/>
+      <w:lvlJc w:val="left"/>
+      <w:pPr>
+        <w:tabs>
+          <w:tab w:val="num" w:pos="720"/>
+        </w:tabs>
+        <w:ind w:left="720" w:hanging="360"/>
+      </w:pPr>
+      <w:rPr>
+        <w:rFonts w:ascii="Symbol" w:hAnsi="Symbol" w:hint="default"/>
+        <w:sz w:val="20"/>
+      </w:rPr>
+    </w:lvl>
+    <w:lvl w:ilvl="1" w:tentative="1">
+      <w:start w:val="1"/>
+      <w:numFmt w:val="bullet"/>
+      <w:lvlText w:val="o"/>
+      <w:lvlJc w:val="left"/>
+      <w:pPr>
+        <w:tabs>
+          <w:tab w:val="num" w:pos="1440"/>
+        </w:tabs>
+        <w:ind w:left="1440" w:hanging="360"/>
+      </w:pPr>
+      <w:rPr>
+        <w:rFonts w:ascii="Courier New" w:hAnsi="Courier New" w:hint="default"/>
+        <w:sz w:val="20"/>
+      </w:rPr>
+    </w:lvl>
+    <w:lvl w:ilvl="2" w:tentative="1">
+      <w:start w:val="1"/>
+      <w:numFmt w:val="bullet"/>
+      <w:lvlText w:val=""/>
+      <w:lvlJc w:val="left"/>
+      <w:pPr>
+        <w:tabs>
+          <w:tab w:val="num" w:pos="2160"/>
+        </w:tabs>
+        <w:ind w:left="2160" w:hanging="360"/>
+      </w:pPr>
+      <w:rPr>
+        <w:rFonts w:ascii="Wingdings" w:hAnsi="Wingdings" w:hint="default"/>
+        <w:sz w:val="20"/>
+      </w:rPr>
+    </w:lvl>
+    <w:lvl w:ilvl="3" w:tentative="1">
+      <w:start w:val="1"/>
+      <w:numFmt w:val="bullet"/>
+      <w:lvlText w:val=""/>
+      <w:lvlJc w:val="left"/>
+      <w:pPr>
+        <w:tabs>
+          <w:tab w:val="num" w:pos="2880"/>
+        </w:tabs>
+        <w:ind w:left="2880" w:hanging="360"/>
+      </w:pPr>
+      <w:rPr>
+        <w:rFonts w:ascii="Wingdings" w:hAnsi="Wingdings" w:hint="default"/>
+        <w:sz w:val="20"/>
+      </w:rPr>
+    </w:lvl>
+    <w:lvl w:ilvl="4" w:tentative="1">
+      <w:start w:val="1"/>
+      <w:numFmt w:val="bullet"/>
+      <w:lvlText w:val=""/>
+      <w:lvlJc w:val="left"/>
+      <w:pPr>
+        <w:tabs>
+          <w:tab w:val="num" w:pos="3600"/>
+        </w:tabs>
+        <w:ind w:left="3600" w:hanging="360"/>
+      </w:pPr>
+      <w:rPr>
+        <w:rFonts w:ascii="Wingdings" w:hAnsi="Wingdings" w:hint="default"/>
+        <w:sz w:val="20"/>
+      </w:rPr>
+    </w:lvl>
+    <w:lvl w:ilvl="5" w:tentative="1">
+      <w:start w:val="1"/>
+      <w:numFmt w:val="bullet"/>
+      <w:lvlText w:val=""/>
+      <w:lvlJc w:val="left"/>
+      <w:pPr>
+        <w:tabs>
+          <w:tab w:val="num" w:pos="4320"/>
+        </w:tabs>
+        <w:ind w:left="4320" w:hanging="360"/>
+      </w:pPr>
+      <w:rPr>
+        <w:rFonts w:ascii="Wingdings" w:hAnsi="Wingdings" w:hint="default"/>
+        <w:sz w:val="20"/>
+      </w:rPr>
+    </w:lvl>
+    <w:lvl w:ilvl="6" w:tentative="1">
+      <w:start w:val="1"/>
+      <w:numFmt w:val="bullet"/>
+      <w:lvlText w:val=""/>
+      <w:lvlJc w:val="left"/>
+      <w:pPr>
+        <w:tabs>
+          <w:tab w:val="num" w:pos="5040"/>
+        </w:tabs>
+        <w:ind w:left="5040" w:hanging="360"/>
+      </w:pPr>
+      <w:rPr>
+        <w:rFonts w:ascii="Wingdings" w:hAnsi="Wingdings" w:hint="default"/>
+        <w:sz w:val="20"/>
+      </w:rPr>
+    </w:lvl>
+    <w:lvl w:ilvl="7" w:tentative="1">
+      <w:start w:val="1"/>
+      <w:numFmt w:val="bullet"/>
+      <w:lvlText w:val=""/>
+      <w:lvlJc w:val="left"/>
+      <w:pPr>
+        <w:tabs>
+          <w:tab w:val="num" w:pos="5760"/>
+        </w:tabs>
+        <w:ind w:left="5760" w:hanging="360"/>
+      </w:pPr>
+      <w:rPr>
+        <w:rFonts w:ascii="Wingdings" w:hAnsi="Wingdings" w:hint="default"/>
+        <w:sz w:val="20"/>
+      </w:rPr>
+    </w:lvl>
+    <w:lvl w:ilvl="8" w:tentative="1">
+      <w:start w:val="1"/>
+      <w:numFmt w:val="bullet"/>
+      <w:lvlText w:val=""/>
+      <w:lvlJc w:val="left"/>
+      <w:pPr>
+        <w:tabs>
+          <w:tab w:val="num" w:pos="6480"/>
+        </w:tabs>
+        <w:ind w:left="6480" w:hanging="360"/>
+      </w:pPr>
+      <w:rPr>
+        <w:rFonts w:ascii="Wingdings" w:hAnsi="Wingdings" w:hint="default"/>
+        <w:sz w:val="20"/>
+      </w:rPr>
+    </w:lvl>
+  </w:abstractNum>
   <w:num w:numId="1" w16cid:durableId="835924579">
+    <w:abstractNumId w:val="1"/>
+  </w:num>
+  <w:num w:numId="2" w16cid:durableId="791899677">
     <w:abstractNumId w:val="0"/>
   </w:num>
 </w:numbering>
@@ -1857,15 +2573,15 @@
     <w:lsdException w:name="Unresolved Mention" w:semiHidden="1" w:unhideWhenUsed="1"/>
     <w:lsdException w:name="Smart Link" w:semiHidden="1" w:unhideWhenUsed="1"/>
   </w:latentStyles>
-  <w:style w:type="paragraph" w:default="1" w:styleId="Standard">
+  <w:style w:type="paragraph" w:default="1" w:styleId="Normal">
     <w:name w:val="Normal"/>
     <w:qFormat/>
   </w:style>
-  <w:style w:type="paragraph" w:styleId="berschrift1">
+  <w:style w:type="paragraph" w:styleId="Heading1">
     <w:name w:val="heading 1"/>
-    <w:basedOn w:val="Standard"/>
-    <w:next w:val="Standard"/>
-    <w:link w:val="berschrift1Zchn"/>
+    <w:basedOn w:val="Normal"/>
+    <w:next w:val="Normal"/>
+    <w:link w:val="Heading1Char"/>
     <w:uiPriority w:val="9"/>
     <w:qFormat/>
     <w:rsid w:val="00BB08D7"/>
@@ -1882,11 +2598,11 @@
       <w:szCs w:val="40"/>
     </w:rPr>
   </w:style>
-  <w:style w:type="paragraph" w:styleId="berschrift2">
+  <w:style w:type="paragraph" w:styleId="Heading2">
     <w:name w:val="heading 2"/>
-    <w:basedOn w:val="Standard"/>
-    <w:next w:val="Standard"/>
-    <w:link w:val="berschrift2Zchn"/>
+    <w:basedOn w:val="Normal"/>
+    <w:next w:val="Normal"/>
+    <w:link w:val="Heading2Char"/>
     <w:uiPriority w:val="9"/>
     <w:unhideWhenUsed/>
     <w:qFormat/>
@@ -1904,11 +2620,11 @@
       <w:szCs w:val="32"/>
     </w:rPr>
   </w:style>
-  <w:style w:type="paragraph" w:styleId="berschrift3">
+  <w:style w:type="paragraph" w:styleId="Heading3">
     <w:name w:val="heading 3"/>
-    <w:basedOn w:val="Standard"/>
-    <w:next w:val="Standard"/>
-    <w:link w:val="berschrift3Zchn"/>
+    <w:basedOn w:val="Normal"/>
+    <w:next w:val="Normal"/>
+    <w:link w:val="Heading3Char"/>
     <w:uiPriority w:val="9"/>
     <w:semiHidden/>
     <w:unhideWhenUsed/>
@@ -1927,11 +2643,11 @@
       <w:szCs w:val="28"/>
     </w:rPr>
   </w:style>
-  <w:style w:type="paragraph" w:styleId="berschrift4">
+  <w:style w:type="paragraph" w:styleId="Heading4">
     <w:name w:val="heading 4"/>
-    <w:basedOn w:val="Standard"/>
-    <w:next w:val="Standard"/>
-    <w:link w:val="berschrift4Zchn"/>
+    <w:basedOn w:val="Normal"/>
+    <w:next w:val="Normal"/>
+    <w:link w:val="Heading4Char"/>
     <w:uiPriority w:val="9"/>
     <w:semiHidden/>
     <w:unhideWhenUsed/>
@@ -1950,11 +2666,11 @@
       <w:color w:val="0F4761" w:themeColor="accent1" w:themeShade="BF"/>
     </w:rPr>
   </w:style>
-  <w:style w:type="paragraph" w:styleId="berschrift5">
+  <w:style w:type="paragraph" w:styleId="Heading5">
     <w:name w:val="heading 5"/>
-    <w:basedOn w:val="Standard"/>
-    <w:next w:val="Standard"/>
-    <w:link w:val="berschrift5Zchn"/>
+    <w:basedOn w:val="Normal"/>
+    <w:next w:val="Normal"/>
+    <w:link w:val="Heading5Char"/>
     <w:uiPriority w:val="9"/>
     <w:semiHidden/>
     <w:unhideWhenUsed/>
@@ -1971,11 +2687,11 @@
       <w:color w:val="0F4761" w:themeColor="accent1" w:themeShade="BF"/>
     </w:rPr>
   </w:style>
-  <w:style w:type="paragraph" w:styleId="berschrift6">
+  <w:style w:type="paragraph" w:styleId="Heading6">
     <w:name w:val="heading 6"/>
-    <w:basedOn w:val="Standard"/>
-    <w:next w:val="Standard"/>
-    <w:link w:val="berschrift6Zchn"/>
+    <w:basedOn w:val="Normal"/>
+    <w:next w:val="Normal"/>
+    <w:link w:val="Heading6Char"/>
     <w:uiPriority w:val="9"/>
     <w:semiHidden/>
     <w:unhideWhenUsed/>
@@ -1994,11 +2710,11 @@
       <w:color w:val="595959" w:themeColor="text1" w:themeTint="A6"/>
     </w:rPr>
   </w:style>
-  <w:style w:type="paragraph" w:styleId="berschrift7">
+  <w:style w:type="paragraph" w:styleId="Heading7">
     <w:name w:val="heading 7"/>
-    <w:basedOn w:val="Standard"/>
-    <w:next w:val="Standard"/>
-    <w:link w:val="berschrift7Zchn"/>
+    <w:basedOn w:val="Normal"/>
+    <w:next w:val="Normal"/>
+    <w:link w:val="Heading7Char"/>
     <w:uiPriority w:val="9"/>
     <w:semiHidden/>
     <w:unhideWhenUsed/>
@@ -2015,11 +2731,11 @@
       <w:color w:val="595959" w:themeColor="text1" w:themeTint="A6"/>
     </w:rPr>
   </w:style>
-  <w:style w:type="paragraph" w:styleId="berschrift8">
+  <w:style w:type="paragraph" w:styleId="Heading8">
     <w:name w:val="heading 8"/>
-    <w:basedOn w:val="Standard"/>
-    <w:next w:val="Standard"/>
-    <w:link w:val="berschrift8Zchn"/>
+    <w:basedOn w:val="Normal"/>
+    <w:next w:val="Normal"/>
+    <w:link w:val="Heading8Char"/>
     <w:uiPriority w:val="9"/>
     <w:semiHidden/>
     <w:unhideWhenUsed/>
@@ -2038,11 +2754,11 @@
       <w:color w:val="272727" w:themeColor="text1" w:themeTint="D8"/>
     </w:rPr>
   </w:style>
-  <w:style w:type="paragraph" w:styleId="berschrift9">
+  <w:style w:type="paragraph" w:styleId="Heading9">
     <w:name w:val="heading 9"/>
-    <w:basedOn w:val="Standard"/>
-    <w:next w:val="Standard"/>
-    <w:link w:val="berschrift9Zchn"/>
+    <w:basedOn w:val="Normal"/>
+    <w:next w:val="Normal"/>
+    <w:link w:val="Heading9Char"/>
     <w:uiPriority w:val="9"/>
     <w:semiHidden/>
     <w:unhideWhenUsed/>
@@ -2059,12 +2775,13 @@
       <w:color w:val="272727" w:themeColor="text1" w:themeTint="D8"/>
     </w:rPr>
   </w:style>
-  <w:style w:type="character" w:default="1" w:styleId="Absatz-Standardschriftart">
+  <w:style w:type="character" w:default="1" w:styleId="DefaultParagraphFont">
     <w:name w:val="Default Paragraph Font"/>
     <w:uiPriority w:val="1"/>
+    <w:semiHidden/>
     <w:unhideWhenUsed/>
   </w:style>
-  <w:style w:type="table" w:default="1" w:styleId="NormaleTabelle">
+  <w:style w:type="table" w:default="1" w:styleId="TableNormal">
     <w:name w:val="Normal Table"/>
     <w:uiPriority w:val="99"/>
     <w:semiHidden/>
@@ -2079,16 +2796,16 @@
       </w:tblCellMar>
     </w:tblPr>
   </w:style>
-  <w:style w:type="numbering" w:default="1" w:styleId="KeineListe">
+  <w:style w:type="numbering" w:default="1" w:styleId="NoList">
     <w:name w:val="No List"/>
     <w:uiPriority w:val="99"/>
     <w:semiHidden/>
     <w:unhideWhenUsed/>
   </w:style>
-  <w:style w:type="character" w:customStyle="1" w:styleId="berschrift1Zchn">
-    <w:name w:val="Überschrift 1 Zchn"/>
-    <w:basedOn w:val="Absatz-Standardschriftart"/>
-    <w:link w:val="berschrift1"/>
+  <w:style w:type="character" w:customStyle="1" w:styleId="Heading1Char">
+    <w:name w:val="Heading 1 Char"/>
+    <w:basedOn w:val="DefaultParagraphFont"/>
+    <w:link w:val="Heading1"/>
     <w:uiPriority w:val="9"/>
     <w:rsid w:val="00BB08D7"/>
     <w:rPr>
@@ -2098,10 +2815,10 @@
       <w:szCs w:val="40"/>
     </w:rPr>
   </w:style>
-  <w:style w:type="character" w:customStyle="1" w:styleId="berschrift2Zchn">
-    <w:name w:val="Überschrift 2 Zchn"/>
-    <w:basedOn w:val="Absatz-Standardschriftart"/>
-    <w:link w:val="berschrift2"/>
+  <w:style w:type="character" w:customStyle="1" w:styleId="Heading2Char">
+    <w:name w:val="Heading 2 Char"/>
+    <w:basedOn w:val="DefaultParagraphFont"/>
+    <w:link w:val="Heading2"/>
     <w:uiPriority w:val="9"/>
     <w:rsid w:val="00BB08D7"/>
     <w:rPr>
@@ -2111,10 +2828,10 @@
       <w:szCs w:val="32"/>
     </w:rPr>
   </w:style>
-  <w:style w:type="character" w:customStyle="1" w:styleId="berschrift3Zchn">
-    <w:name w:val="Überschrift 3 Zchn"/>
-    <w:basedOn w:val="Absatz-Standardschriftart"/>
-    <w:link w:val="berschrift3"/>
+  <w:style w:type="character" w:customStyle="1" w:styleId="Heading3Char">
+    <w:name w:val="Heading 3 Char"/>
+    <w:basedOn w:val="DefaultParagraphFont"/>
+    <w:link w:val="Heading3"/>
     <w:uiPriority w:val="9"/>
     <w:semiHidden/>
     <w:rsid w:val="00BB08D7"/>
@@ -2125,10 +2842,10 @@
       <w:szCs w:val="28"/>
     </w:rPr>
   </w:style>
-  <w:style w:type="character" w:customStyle="1" w:styleId="berschrift4Zchn">
-    <w:name w:val="Überschrift 4 Zchn"/>
-    <w:basedOn w:val="Absatz-Standardschriftart"/>
-    <w:link w:val="berschrift4"/>
+  <w:style w:type="character" w:customStyle="1" w:styleId="Heading4Char">
+    <w:name w:val="Heading 4 Char"/>
+    <w:basedOn w:val="DefaultParagraphFont"/>
+    <w:link w:val="Heading4"/>
     <w:uiPriority w:val="9"/>
     <w:semiHidden/>
     <w:rsid w:val="00BB08D7"/>
@@ -2139,10 +2856,10 @@
       <w:color w:val="0F4761" w:themeColor="accent1" w:themeShade="BF"/>
     </w:rPr>
   </w:style>
-  <w:style w:type="character" w:customStyle="1" w:styleId="berschrift5Zchn">
-    <w:name w:val="Überschrift 5 Zchn"/>
-    <w:basedOn w:val="Absatz-Standardschriftart"/>
-    <w:link w:val="berschrift5"/>
+  <w:style w:type="character" w:customStyle="1" w:styleId="Heading5Char">
+    <w:name w:val="Heading 5 Char"/>
+    <w:basedOn w:val="DefaultParagraphFont"/>
+    <w:link w:val="Heading5"/>
     <w:uiPriority w:val="9"/>
     <w:semiHidden/>
     <w:rsid w:val="00BB08D7"/>
@@ -2151,10 +2868,10 @@
       <w:color w:val="0F4761" w:themeColor="accent1" w:themeShade="BF"/>
     </w:rPr>
   </w:style>
-  <w:style w:type="character" w:customStyle="1" w:styleId="berschrift6Zchn">
-    <w:name w:val="Überschrift 6 Zchn"/>
-    <w:basedOn w:val="Absatz-Standardschriftart"/>
-    <w:link w:val="berschrift6"/>
+  <w:style w:type="character" w:customStyle="1" w:styleId="Heading6Char">
+    <w:name w:val="Heading 6 Char"/>
+    <w:basedOn w:val="DefaultParagraphFont"/>
+    <w:link w:val="Heading6"/>
     <w:uiPriority w:val="9"/>
     <w:semiHidden/>
     <w:rsid w:val="00BB08D7"/>
@@ -2165,10 +2882,10 @@
       <w:color w:val="595959" w:themeColor="text1" w:themeTint="A6"/>
     </w:rPr>
   </w:style>
-  <w:style w:type="character" w:customStyle="1" w:styleId="berschrift7Zchn">
-    <w:name w:val="Überschrift 7 Zchn"/>
-    <w:basedOn w:val="Absatz-Standardschriftart"/>
-    <w:link w:val="berschrift7"/>
+  <w:style w:type="character" w:customStyle="1" w:styleId="Heading7Char">
+    <w:name w:val="Heading 7 Char"/>
+    <w:basedOn w:val="DefaultParagraphFont"/>
+    <w:link w:val="Heading7"/>
     <w:uiPriority w:val="9"/>
     <w:semiHidden/>
     <w:rsid w:val="00BB08D7"/>
@@ -2177,10 +2894,10 @@
       <w:color w:val="595959" w:themeColor="text1" w:themeTint="A6"/>
     </w:rPr>
   </w:style>
-  <w:style w:type="character" w:customStyle="1" w:styleId="berschrift8Zchn">
-    <w:name w:val="Überschrift 8 Zchn"/>
-    <w:basedOn w:val="Absatz-Standardschriftart"/>
-    <w:link w:val="berschrift8"/>
+  <w:style w:type="character" w:customStyle="1" w:styleId="Heading8Char">
+    <w:name w:val="Heading 8 Char"/>
+    <w:basedOn w:val="DefaultParagraphFont"/>
+    <w:link w:val="Heading8"/>
     <w:uiPriority w:val="9"/>
     <w:semiHidden/>
     <w:rsid w:val="00BB08D7"/>
@@ -2191,10 +2908,10 @@
       <w:color w:val="272727" w:themeColor="text1" w:themeTint="D8"/>
     </w:rPr>
   </w:style>
-  <w:style w:type="character" w:customStyle="1" w:styleId="berschrift9Zchn">
-    <w:name w:val="Überschrift 9 Zchn"/>
-    <w:basedOn w:val="Absatz-Standardschriftart"/>
-    <w:link w:val="berschrift9"/>
+  <w:style w:type="character" w:customStyle="1" w:styleId="Heading9Char">
+    <w:name w:val="Heading 9 Char"/>
+    <w:basedOn w:val="DefaultParagraphFont"/>
+    <w:link w:val="Heading9"/>
     <w:uiPriority w:val="9"/>
     <w:semiHidden/>
     <w:rsid w:val="00BB08D7"/>
@@ -2203,11 +2920,11 @@
       <w:color w:val="272727" w:themeColor="text1" w:themeTint="D8"/>
     </w:rPr>
   </w:style>
-  <w:style w:type="paragraph" w:styleId="Titel">
+  <w:style w:type="paragraph" w:styleId="Title">
     <w:name w:val="Title"/>
-    <w:basedOn w:val="Standard"/>
-    <w:next w:val="Standard"/>
-    <w:link w:val="TitelZchn"/>
+    <w:basedOn w:val="Normal"/>
+    <w:next w:val="Normal"/>
+    <w:link w:val="TitleChar"/>
     <w:uiPriority w:val="10"/>
     <w:qFormat/>
     <w:rsid w:val="00BB08D7"/>
@@ -2223,10 +2940,10 @@
       <w:szCs w:val="56"/>
     </w:rPr>
   </w:style>
-  <w:style w:type="character" w:customStyle="1" w:styleId="TitelZchn">
-    <w:name w:val="Titel Zchn"/>
-    <w:basedOn w:val="Absatz-Standardschriftart"/>
-    <w:link w:val="Titel"/>
+  <w:style w:type="character" w:customStyle="1" w:styleId="TitleChar">
+    <w:name w:val="Title Char"/>
+    <w:basedOn w:val="DefaultParagraphFont"/>
+    <w:link w:val="Title"/>
     <w:uiPriority w:val="10"/>
     <w:rsid w:val="00BB08D7"/>
     <w:rPr>
@@ -2237,11 +2954,11 @@
       <w:szCs w:val="56"/>
     </w:rPr>
   </w:style>
-  <w:style w:type="paragraph" w:styleId="Untertitel">
+  <w:style w:type="paragraph" w:styleId="Subtitle">
     <w:name w:val="Subtitle"/>
-    <w:basedOn w:val="Standard"/>
-    <w:next w:val="Standard"/>
-    <w:link w:val="UntertitelZchn"/>
+    <w:basedOn w:val="Normal"/>
+    <w:next w:val="Normal"/>
+    <w:link w:val="SubtitleChar"/>
     <w:uiPriority w:val="11"/>
     <w:qFormat/>
     <w:rsid w:val="00BB08D7"/>
@@ -2258,10 +2975,10 @@
       <w:szCs w:val="28"/>
     </w:rPr>
   </w:style>
-  <w:style w:type="character" w:customStyle="1" w:styleId="UntertitelZchn">
-    <w:name w:val="Untertitel Zchn"/>
-    <w:basedOn w:val="Absatz-Standardschriftart"/>
-    <w:link w:val="Untertitel"/>
+  <w:style w:type="character" w:customStyle="1" w:styleId="SubtitleChar">
+    <w:name w:val="Subtitle Char"/>
+    <w:basedOn w:val="DefaultParagraphFont"/>
+    <w:link w:val="Subtitle"/>
     <w:uiPriority w:val="11"/>
     <w:rsid w:val="00BB08D7"/>
     <w:rPr>
@@ -2272,11 +2989,11 @@
       <w:szCs w:val="28"/>
     </w:rPr>
   </w:style>
-  <w:style w:type="paragraph" w:styleId="Zitat">
+  <w:style w:type="paragraph" w:styleId="Quote">
     <w:name w:val="Quote"/>
-    <w:basedOn w:val="Standard"/>
-    <w:next w:val="Standard"/>
-    <w:link w:val="ZitatZchn"/>
+    <w:basedOn w:val="Normal"/>
+    <w:next w:val="Normal"/>
+    <w:link w:val="QuoteChar"/>
     <w:uiPriority w:val="29"/>
     <w:qFormat/>
     <w:rsid w:val="00BB08D7"/>
@@ -2290,10 +3007,10 @@
       <w:color w:val="404040" w:themeColor="text1" w:themeTint="BF"/>
     </w:rPr>
   </w:style>
-  <w:style w:type="character" w:customStyle="1" w:styleId="ZitatZchn">
-    <w:name w:val="Zitat Zchn"/>
-    <w:basedOn w:val="Absatz-Standardschriftart"/>
-    <w:link w:val="Zitat"/>
+  <w:style w:type="character" w:customStyle="1" w:styleId="QuoteChar">
+    <w:name w:val="Quote Char"/>
+    <w:basedOn w:val="DefaultParagraphFont"/>
+    <w:link w:val="Quote"/>
     <w:uiPriority w:val="29"/>
     <w:rsid w:val="00BB08D7"/>
     <w:rPr>
@@ -2302,9 +3019,9 @@
       <w:color w:val="404040" w:themeColor="text1" w:themeTint="BF"/>
     </w:rPr>
   </w:style>
-  <w:style w:type="paragraph" w:styleId="Listenabsatz">
+  <w:style w:type="paragraph" w:styleId="ListParagraph">
     <w:name w:val="List Paragraph"/>
-    <w:basedOn w:val="Standard"/>
+    <w:basedOn w:val="Normal"/>
     <w:uiPriority w:val="34"/>
     <w:qFormat/>
     <w:rsid w:val="00BB08D7"/>
@@ -2313,9 +3030,9 @@
       <w:contextualSpacing/>
     </w:pPr>
   </w:style>
-  <w:style w:type="character" w:styleId="IntensiveHervorhebung">
+  <w:style w:type="character" w:styleId="IntenseEmphasis">
     <w:name w:val="Intense Emphasis"/>
-    <w:basedOn w:val="Absatz-Standardschriftart"/>
+    <w:basedOn w:val="DefaultParagraphFont"/>
     <w:uiPriority w:val="21"/>
     <w:qFormat/>
     <w:rsid w:val="00BB08D7"/>
@@ -2325,11 +3042,11 @@
       <w:color w:val="0F4761" w:themeColor="accent1" w:themeShade="BF"/>
     </w:rPr>
   </w:style>
-  <w:style w:type="paragraph" w:styleId="IntensivesZitat">
+  <w:style w:type="paragraph" w:styleId="IntenseQuote">
     <w:name w:val="Intense Quote"/>
-    <w:basedOn w:val="Standard"/>
-    <w:next w:val="Standard"/>
-    <w:link w:val="IntensivesZitatZchn"/>
+    <w:basedOn w:val="Normal"/>
+    <w:next w:val="Normal"/>
+    <w:link w:val="IntenseQuoteChar"/>
     <w:uiPriority w:val="30"/>
     <w:qFormat/>
     <w:rsid w:val="00BB08D7"/>
@@ -2348,10 +3065,10 @@
       <w:color w:val="0F4761" w:themeColor="accent1" w:themeShade="BF"/>
     </w:rPr>
   </w:style>
-  <w:style w:type="character" w:customStyle="1" w:styleId="IntensivesZitatZchn">
-    <w:name w:val="Intensives Zitat Zchn"/>
-    <w:basedOn w:val="Absatz-Standardschriftart"/>
-    <w:link w:val="IntensivesZitat"/>
+  <w:style w:type="character" w:customStyle="1" w:styleId="IntenseQuoteChar">
+    <w:name w:val="Intense Quote Char"/>
+    <w:basedOn w:val="DefaultParagraphFont"/>
+    <w:link w:val="IntenseQuote"/>
     <w:uiPriority w:val="30"/>
     <w:rsid w:val="00BB08D7"/>
     <w:rPr>
@@ -2360,9 +3077,9 @@
       <w:color w:val="0F4761" w:themeColor="accent1" w:themeShade="BF"/>
     </w:rPr>
   </w:style>
-  <w:style w:type="character" w:styleId="IntensiverVerweis">
+  <w:style w:type="character" w:styleId="IntenseReference">
     <w:name w:val="Intense Reference"/>
-    <w:basedOn w:val="Absatz-Standardschriftart"/>
+    <w:basedOn w:val="DefaultParagraphFont"/>
     <w:uiPriority w:val="32"/>
     <w:qFormat/>
     <w:rsid w:val="00BB08D7"/>
@@ -2374,10 +3091,10 @@
       <w:spacing w:val="5"/>
     </w:rPr>
   </w:style>
-  <w:style w:type="paragraph" w:styleId="Inhaltsverzeichnisberschrift">
+  <w:style w:type="paragraph" w:styleId="TOCHeading">
     <w:name w:val="TOC Heading"/>
-    <w:basedOn w:val="berschrift1"/>
-    <w:next w:val="Standard"/>
+    <w:basedOn w:val="Heading1"/>
+    <w:next w:val="Normal"/>
     <w:uiPriority w:val="39"/>
     <w:unhideWhenUsed/>
     <w:qFormat/>
@@ -2394,10 +3111,10 @@
       <w14:ligatures w14:val="none"/>
     </w:rPr>
   </w:style>
-  <w:style w:type="paragraph" w:styleId="Verzeichnis1">
+  <w:style w:type="paragraph" w:styleId="TOC1">
     <w:name w:val="toc 1"/>
-    <w:basedOn w:val="Standard"/>
-    <w:next w:val="Standard"/>
+    <w:basedOn w:val="Normal"/>
+    <w:next w:val="Normal"/>
     <w:autoRedefine/>
     <w:uiPriority w:val="39"/>
     <w:unhideWhenUsed/>
@@ -2408,7 +3125,7 @@
   </w:style>
   <w:style w:type="character" w:styleId="Hyperlink">
     <w:name w:val="Hyperlink"/>
-    <w:basedOn w:val="Absatz-Standardschriftart"/>
+    <w:basedOn w:val="DefaultParagraphFont"/>
     <w:uiPriority w:val="99"/>
     <w:unhideWhenUsed/>
     <w:rsid w:val="00677DA8"/>
@@ -2417,10 +3134,10 @@
       <w:u w:val="single"/>
     </w:rPr>
   </w:style>
-  <w:style w:type="paragraph" w:styleId="Verzeichnis2">
+  <w:style w:type="paragraph" w:styleId="TOC2">
     <w:name w:val="toc 2"/>
-    <w:basedOn w:val="Standard"/>
-    <w:next w:val="Standard"/>
+    <w:basedOn w:val="Normal"/>
+    <w:next w:val="Normal"/>
     <w:autoRedefine/>
     <w:uiPriority w:val="39"/>
     <w:unhideWhenUsed/>
@@ -2429,6 +3146,16 @@
       <w:spacing w:after="100"/>
       <w:ind w:left="240"/>
     </w:pPr>
+  </w:style>
+  <w:style w:type="character" w:styleId="PlaceholderText">
+    <w:name w:val="Placeholder Text"/>
+    <w:basedOn w:val="DefaultParagraphFont"/>
+    <w:uiPriority w:val="99"/>
+    <w:semiHidden/>
+    <w:rsid w:val="00840E81"/>
+    <w:rPr>
+      <w:color w:val="666666"/>
+    </w:rPr>
   </w:style>
 </w:styles>
 </file>
@@ -2748,27 +3475,22 @@
 </a:theme>
 </file>
 
-<file path=word/webextensions/taskpanes.xml><?xml version="1.0" encoding="utf-8"?>
-<wetp:taskpanes xmlns:wetp="http://schemas.microsoft.com/office/webextensions/taskpanes/2010/11">
-  <wetp:taskpane dockstate="right" visibility="0" width="525" row="2">
-    <wetp:webextensionref xmlns:r="http://schemas.openxmlformats.org/officeDocument/2006/relationships" r:id="rId1"/>
-  </wetp:taskpane>
-</wetp:taskpanes>
+<file path=customXml/item1.xml><?xml version="1.0" encoding="utf-8"?>
+<?mso-contentType ?>
+<FormTemplates xmlns="http://schemas.microsoft.com/sharepoint/v3/contenttype/forms">
+  <Display>DocumentLibraryForm</Display>
+  <Edit>DocumentLibraryForm</Edit>
+  <New>DocumentLibraryForm</New>
+</FormTemplates>
 </file>
 
-<file path=word/webextensions/webextension1.xml><?xml version="1.0" encoding="utf-8"?>
-<we:webextension xmlns:we="http://schemas.microsoft.com/office/webextensions/webextension/2010/11" id="{57A66F14-AB2D-4529-99EE-B5890909306E}">
-  <we:reference id="wa200005826" version="1.9.0.0" store="de-DE" storeType="OMEX"/>
-  <we:alternateReferences>
-    <we:reference id="wa200005826" version="1.9.0.0" store="" storeType="OMEX"/>
-  </we:alternateReferences>
-  <we:properties/>
-  <we:bindings/>
-  <we:snapshot xmlns:r="http://schemas.openxmlformats.org/officeDocument/2006/relationships"/>
-</we:webextension>
+<file path=customXml/item2.xml><?xml version="1.0" encoding="utf-8"?>
+<p:properties xmlns:p="http://schemas.microsoft.com/office/2006/metadata/properties" xmlns:xsi="http://www.w3.org/2001/XMLSchema-instance" xmlns:pc="http://schemas.microsoft.com/office/infopath/2007/PartnerControls">
+  <documentManagement/>
+</p:properties>
 </file>
 
-<file path=customXml/item1.xml><?xml version="1.0" encoding="utf-8"?>
+<file path=customXml/item3.xml><?xml version="1.0" encoding="utf-8"?>
 <ct:contentTypeSchema xmlns:ct="http://schemas.microsoft.com/office/2006/metadata/contentType" xmlns:ma="http://schemas.microsoft.com/office/2006/metadata/properties/metaAttributes" ct:_="" ma:_="" ma:contentTypeName="Document" ma:contentTypeID="0x010100BCF939945D5AA146941986330541B6BB" ma:contentTypeVersion="4" ma:contentTypeDescription="Crée un document." ma:contentTypeScope="" ma:versionID="4cbf6c4edbe14bdee957b914a035a485">
   <xsd:schema xmlns:xsd="http://www.w3.org/2001/XMLSchema" xmlns:xs="http://www.w3.org/2001/XMLSchema" xmlns:p="http://schemas.microsoft.com/office/2006/metadata/properties" xmlns:ns3="de59af68-80fe-4c59-a874-c4d31861fa54" targetNamespace="http://schemas.microsoft.com/office/2006/metadata/properties" ma:root="true" ma:fieldsID="025506e99647e6a60e640c907d041180" ns3:_="">
     <xsd:import namespace="de59af68-80fe-4c59-a874-c4d31861fa54"/>
@@ -2912,22 +3634,24 @@
 </ct:contentTypeSchema>
 </file>
 
-<file path=customXml/item2.xml><?xml version="1.0" encoding="utf-8"?>
-<?mso-contentType ?>
-<FormTemplates xmlns="http://schemas.microsoft.com/sharepoint/v3/contenttype/forms">
-  <Display>DocumentLibraryForm</Display>
-  <Edit>DocumentLibraryForm</Edit>
-  <New>DocumentLibraryForm</New>
-</FormTemplates>
+<file path=customXml/itemProps1.xml><?xml version="1.0" encoding="utf-8"?>
+<ds:datastoreItem xmlns:ds="http://schemas.openxmlformats.org/officeDocument/2006/customXml" ds:itemID="{5C913B0A-43E8-4A4F-82A7-4C60FBDD5B5E}">
+  <ds:schemaRefs>
+    <ds:schemaRef ds:uri="http://schemas.microsoft.com/sharepoint/v3/contenttype/forms"/>
+  </ds:schemaRefs>
+</ds:datastoreItem>
 </file>
 
-<file path=customXml/item3.xml><?xml version="1.0" encoding="utf-8"?>
-<p:properties xmlns:p="http://schemas.microsoft.com/office/2006/metadata/properties" xmlns:xsi="http://www.w3.org/2001/XMLSchema-instance" xmlns:pc="http://schemas.microsoft.com/office/infopath/2007/PartnerControls">
-  <documentManagement/>
-</p:properties>
+<file path=customXml/itemProps2.xml><?xml version="1.0" encoding="utf-8"?>
+<ds:datastoreItem xmlns:ds="http://schemas.openxmlformats.org/officeDocument/2006/customXml" ds:itemID="{09F33282-EEEB-44A4-8B99-559DA919A2DE}">
+  <ds:schemaRefs>
+    <ds:schemaRef ds:uri="http://schemas.microsoft.com/office/2006/metadata/properties"/>
+    <ds:schemaRef ds:uri="http://schemas.microsoft.com/office/infopath/2007/PartnerControls"/>
+  </ds:schemaRefs>
+</ds:datastoreItem>
 </file>
 
-<file path=customXml/itemProps1.xml><?xml version="1.0" encoding="utf-8"?>
+<file path=customXml/itemProps3.xml><?xml version="1.0" encoding="utf-8"?>
 <ds:datastoreItem xmlns:ds="http://schemas.openxmlformats.org/officeDocument/2006/customXml" ds:itemID="{A91CFBFD-C6A5-4522-A8A2-AB5616F7B60D}">
   <ds:schemaRefs>
     <ds:schemaRef ds:uri="http://schemas.microsoft.com/office/2006/metadata/contentType"/>
@@ -2943,21 +3667,4 @@
     <ds:schemaRef ds:uri="http://schemas.microsoft.com/internal/obd"/>
   </ds:schemaRefs>
 </ds:datastoreItem>
-</file>
-
-<file path=customXml/itemProps2.xml><?xml version="1.0" encoding="utf-8"?>
-<ds:datastoreItem xmlns:ds="http://schemas.openxmlformats.org/officeDocument/2006/customXml" ds:itemID="{5C913B0A-43E8-4A4F-82A7-4C60FBDD5B5E}">
-  <ds:schemaRefs>
-    <ds:schemaRef ds:uri="http://schemas.microsoft.com/sharepoint/v3/contenttype/forms"/>
-  </ds:schemaRefs>
-</ds:datastoreItem>
-</file>
-
-<file path=customXml/itemProps3.xml><?xml version="1.0" encoding="utf-8"?>
-<ds:datastoreItem xmlns:ds="http://schemas.openxmlformats.org/officeDocument/2006/customXml" ds:itemID="{09F33282-EEEB-44A4-8B99-559DA919A2DE}">
-  <ds:schemaRefs>
-    <ds:schemaRef ds:uri="http://schemas.microsoft.com/office/2006/metadata/properties"/>
-    <ds:schemaRef ds:uri="http://schemas.microsoft.com/office/infopath/2007/PartnerControls"/>
-  </ds:schemaRefs>
-</ds:datastoreItem>
 </file>
--- a/Lerndokumentation/Lerndokumentation Jony.docx
+++ b/Lerndokumentation/Lerndokumentation Jony.docx
@@ -1,6 +1,6 @@
 
 <file path=word/document.xml><?xml version="1.0" encoding="utf-8"?>
-<w:document xmlns:wpc="http://schemas.microsoft.com/office/word/2010/wordprocessingCanvas" xmlns:cx="http://schemas.microsoft.com/office/drawing/2014/chartex" xmlns:cx1="http://schemas.microsoft.com/office/drawing/2015/9/8/chartex" xmlns:cx2="http://schemas.microsoft.com/office/drawing/2015/10/21/chartex" xmlns:cx3="http://schemas.microsoft.com/office/drawing/2016/5/9/chartex" xmlns:cx4="http://schemas.microsoft.com/office/drawing/2016/5/10/chartex" xmlns:cx5="http://schemas.microsoft.com/office/drawing/2016/5/11/chartex" xmlns:cx6="http://schemas.microsoft.com/office/drawing/2016/5/12/chartex" xmlns:cx7="http://schemas.microsoft.com/office/drawing/2016/5/13/chartex" xmlns:cx8="http://schemas.microsoft.com/office/drawing/2016/5/14/chartex" xmlns:mc="http://schemas.openxmlformats.org/markup-compatibility/2006" xmlns:aink="http://schemas.microsoft.com/office/drawing/2016/ink" xmlns:am3d="http://schemas.microsoft.com/office/drawing/2017/model3d" xmlns:o="urn:schemas-microsoft-com:office:office" xmlns:oel="http://schemas.microsoft.com/office/2019/extlst" xmlns:r="http://schemas.openxmlformats.org/officeDocument/2006/relationships" xmlns:m="http://schemas.openxmlformats.org/officeDocument/2006/math" xmlns:v="urn:schemas-microsoft-com:vml" xmlns:wp14="http://schemas.microsoft.com/office/word/2010/wordprocessingDrawing" xmlns:wp="http://schemas.openxmlformats.org/drawingml/2006/wordprocessingDrawing" xmlns:w10="urn:schemas-microsoft-com:office:word" xmlns:w="http://schemas.openxmlformats.org/wordprocessingml/2006/main" xmlns:w14="http://schemas.microsoft.com/office/word/2010/wordml" xmlns:w15="http://schemas.microsoft.com/office/word/2012/wordml" xmlns:w16cex="http://schemas.microsoft.com/office/word/2018/wordml/cex" xmlns:w16cid="http://schemas.microsoft.com/office/word/2016/wordml/cid" xmlns:w16="http://schemas.microsoft.com/office/word/2018/wordml" xmlns:w16du="http://schemas.microsoft.com/office/word/2023/wordml/word16du" xmlns:w16sdtdh="http://schemas.microsoft.com/office/word/2020/wordml/sdtdatahash" xmlns:w16sdtfl="http://schemas.microsoft.com/office/word/2024/wordml/sdtformatlock" xmlns:w16se="http://schemas.microsoft.com/office/word/2015/wordml/symex" xmlns:wpg="http://schemas.microsoft.com/office/word/2010/wordprocessingGroup" xmlns:wpi="http://schemas.microsoft.com/office/word/2010/wordprocessingInk" xmlns:wne="http://schemas.microsoft.com/office/word/2006/wordml" xmlns:wps="http://schemas.microsoft.com/office/word/2010/wordprocessingShape" mc:Ignorable="w14 w15 w16se w16cid w16 w16cex w16sdtdh w16sdtfl w16du wp14">
+<w:document xmlns:wpc="http://schemas.microsoft.com/office/word/2010/wordprocessingCanvas" xmlns:cx="http://schemas.microsoft.com/office/drawing/2014/chartex" xmlns:cx1="http://schemas.microsoft.com/office/drawing/2015/9/8/chartex" xmlns:cx2="http://schemas.microsoft.com/office/drawing/2015/10/21/chartex" xmlns:cx3="http://schemas.microsoft.com/office/drawing/2016/5/9/chartex" xmlns:cx4="http://schemas.microsoft.com/office/drawing/2016/5/10/chartex" xmlns:cx5="http://schemas.microsoft.com/office/drawing/2016/5/11/chartex" xmlns:cx6="http://schemas.microsoft.com/office/drawing/2016/5/12/chartex" xmlns:cx7="http://schemas.microsoft.com/office/drawing/2016/5/13/chartex" xmlns:cx8="http://schemas.microsoft.com/office/drawing/2016/5/14/chartex" xmlns:mc="http://schemas.openxmlformats.org/markup-compatibility/2006" xmlns:aink="http://schemas.microsoft.com/office/drawing/2016/ink" xmlns:am3d="http://schemas.microsoft.com/office/drawing/2017/model3d" xmlns:o="urn:schemas-microsoft-com:office:office" xmlns:oel="http://schemas.microsoft.com/office/2019/extlst" xmlns:r="http://schemas.openxmlformats.org/officeDocument/2006/relationships" xmlns:m="http://schemas.openxmlformats.org/officeDocument/2006/math" xmlns:v="urn:schemas-microsoft-com:vml" xmlns:wp14="http://schemas.microsoft.com/office/word/2010/wordprocessingDrawing" xmlns:wp="http://schemas.openxmlformats.org/drawingml/2006/wordprocessingDrawing" xmlns:w10="urn:schemas-microsoft-com:office:word" xmlns:w="http://schemas.openxmlformats.org/wordprocessingml/2006/main" xmlns:w14="http://schemas.microsoft.com/office/word/2010/wordml" xmlns:w15="http://schemas.microsoft.com/office/word/2012/wordml" xmlns:w16cex="http://schemas.microsoft.com/office/word/2018/wordml/cex" xmlns:w16cid="http://schemas.microsoft.com/office/word/2016/wordml/cid" xmlns:w16="http://schemas.microsoft.com/office/word/2018/wordml" xmlns:w16du="http://schemas.microsoft.com/office/word/2023/wordml/word16du" xmlns:w16sdtdh="http://schemas.microsoft.com/office/word/2020/wordml/sdtdatahash" xmlns:w16sdtfl="http://schemas.microsoft.com/office/word/2024/wordml/sdtformatlock" xmlns:w16se="http://schemas.microsoft.com/office/word/2015/wordml/symex" xmlns:wpg="http://schemas.microsoft.com/office/word/2010/wordprocessingGroup" xmlns:wpi="http://schemas.microsoft.com/office/word/2010/wordprocessingInk" xmlns:wne="http://schemas.microsoft.com/office/word/2006/wordml" xmlns:wps="http://schemas.microsoft.com/office/word/2010/wordprocessingShape" xmlns:a="http://schemas.openxmlformats.org/drawingml/2006/main" xmlns:pic="http://schemas.openxmlformats.org/drawingml/2006/picture" xmlns:a14="http://schemas.microsoft.com/office/drawing/2010/main" mc:Ignorable="w14 w15 w16se w16cid w16 w16cex w16sdtdh w16sdtfl w16du wp14">
   <w:body>
     <w:p>
       <w:pPr>
@@ -139,8 +139,8 @@
       <w:pPr>
         <w:jc w:val="center"/>
         <w:rPr>
-          <w:b/>
-          <w:bCs/>
+          <w:b w:val="1"/>
+          <w:bCs w:val="1"/>
           <w:sz w:val="44"/>
           <w:szCs w:val="44"/>
         </w:rPr>
@@ -150,13 +150,13 @@
           <w:noProof/>
         </w:rPr>
         <w:drawing>
-          <wp:anchor distT="0" distB="0" distL="114300" distR="114300" simplePos="0" relativeHeight="251658242" behindDoc="0" locked="0" layoutInCell="1" allowOverlap="1" wp14:anchorId="77CABFCF" wp14:editId="0182F3EC">
+          <wp:anchor distT="0" distB="0" distL="114300" distR="114300" simplePos="0" relativeHeight="251658242" behindDoc="0" locked="0" layoutInCell="1" allowOverlap="1" wp14:anchorId="77CABFCF" wp14:editId="3CABF28F">
             <wp:simplePos x="0" y="0"/>
             <wp:positionH relativeFrom="column">
-              <wp:posOffset>-1508125</wp:posOffset>
+              <wp:posOffset>-904875</wp:posOffset>
             </wp:positionH>
             <wp:positionV relativeFrom="paragraph">
-              <wp:posOffset>276225</wp:posOffset>
+              <wp:posOffset>238125</wp:posOffset>
             </wp:positionV>
             <wp:extent cx="8524949" cy="4795284"/>
             <wp:effectExtent l="0" t="0" r="0" b="0"/>
@@ -166,7 +166,7 @@
               <a:graphicFrameLocks xmlns:a="http://schemas.openxmlformats.org/drawingml/2006/main" noChangeAspect="1"/>
             </wp:cNvGraphicFramePr>
             <a:graphic xmlns:a="http://schemas.openxmlformats.org/drawingml/2006/main">
-              <a:graphicData uri="http://schemas.openxmlformats.org/drawingml/2006/picture">
+              <a:graphicData xmlns:a="http://schemas.openxmlformats.org/drawingml/2006/main" uri="http://schemas.openxmlformats.org/drawingml/2006/picture">
                 <pic:pic xmlns:pic="http://schemas.openxmlformats.org/drawingml/2006/picture">
                   <pic:nvPicPr>
                     <pic:cNvPr id="0" name="Picture 1" descr="Java Logo and symbol, meaning, history, sign."/>
@@ -175,7 +175,7 @@
                     </pic:cNvPicPr>
                   </pic:nvPicPr>
                   <pic:blipFill>
-                    <a:blip r:embed="rId8" cstate="print">
+                    <a:blip xmlns:r="http://schemas.openxmlformats.org/officeDocument/2006/relationships" r:embed="rId8" cstate="print">
                       <a:extLst>
                         <a:ext uri="{28A0092B-C50C-407E-A947-70E740481C1C}">
                           <a14:useLocalDpi xmlns:a14="http://schemas.microsoft.com/office/drawing/2010/main" val="0"/>
@@ -325,8 +325,13 @@
     </w:p>
     <w:sdt>
       <w:sdtPr>
+        <w:id w:val="-1418942804"/>
+        <w:docPartObj>
+          <w:docPartGallery w:val="Table of Contents"/>
+          <w:docPartUnique/>
+        </w:docPartObj>
         <w:rPr>
-          <w:rFonts w:asciiTheme="minorHAnsi" w:eastAsiaTheme="minorEastAsia" w:hAnsiTheme="minorHAnsi" w:cstheme="minorBidi"/>
+          <w:rFonts w:ascii="Aptos" w:hAnsi="Aptos" w:eastAsia="" w:cs="" w:asciiTheme="minorAscii" w:hAnsiTheme="minorAscii" w:eastAsiaTheme="minorEastAsia" w:cstheme="minorBidi"/>
           <w:color w:val="auto"/>
           <w:kern w:val="2"/>
           <w:sz w:val="24"/>
@@ -334,15 +339,16 @@
           <w:lang w:val="de-DE" w:eastAsia="en-US"/>
           <w14:ligatures w14:val="standardContextual"/>
         </w:rPr>
-        <w:id w:val="-1418942804"/>
-        <w:docPartObj>
-          <w:docPartGallery w:val="Table of Contents"/>
-          <w:docPartUnique/>
-        </w:docPartObj>
       </w:sdtPr>
       <w:sdtEndPr>
         <w:rPr>
-          <w:b/>
+          <w:rFonts w:ascii="Aptos" w:hAnsi="Aptos" w:eastAsia="" w:cs="" w:asciiTheme="minorAscii" w:hAnsiTheme="minorAscii" w:eastAsiaTheme="minorEastAsia" w:cstheme="minorBidi"/>
+          <w:b w:val="1"/>
+          <w:bCs w:val="1"/>
+          <w:color w:val="auto"/>
+          <w:sz w:val="24"/>
+          <w:szCs w:val="24"/>
+          <w:lang w:val="de-DE" w:eastAsia="en-US"/>
         </w:rPr>
       </w:sdtEndPr>
       <w:sdtContent>
@@ -378,7 +384,7 @@
           <w:r>
             <w:fldChar w:fldCharType="separate"/>
           </w:r>
-          <w:hyperlink w:anchor="_Toc241693213" w:history="1">
+          <w:hyperlink w:history="1" w:anchor="_Toc241693213">
             <w:r>
               <w:rPr>
                 <w:rStyle w:val="Hyperlink"/>
@@ -448,7 +454,7 @@
               <w:lang w:eastAsia="de-CH"/>
             </w:rPr>
           </w:pPr>
-          <w:hyperlink w:anchor="_Toc241693214" w:history="1">
+          <w:hyperlink w:history="1" w:anchor="_Toc241693214">
             <w:r>
               <w:rPr>
                 <w:rStyle w:val="Hyperlink"/>
@@ -518,7 +524,7 @@
               <w:lang w:eastAsia="de-CH"/>
             </w:rPr>
           </w:pPr>
-          <w:hyperlink w:anchor="_Toc241693215" w:history="1">
+          <w:hyperlink w:history="1" w:anchor="_Toc241693215">
             <w:r>
               <w:rPr>
                 <w:rStyle w:val="Hyperlink"/>
@@ -588,7 +594,7 @@
               <w:lang w:eastAsia="de-CH"/>
             </w:rPr>
           </w:pPr>
-          <w:hyperlink w:anchor="_Toc241693216" w:history="1">
+          <w:hyperlink w:history="1" w:anchor="_Toc241693216">
             <w:r>
               <w:rPr>
                 <w:rStyle w:val="Hyperlink"/>
@@ -658,7 +664,7 @@
               <w:lang w:eastAsia="de-CH"/>
             </w:rPr>
           </w:pPr>
-          <w:hyperlink w:anchor="_Toc241693217" w:history="1">
+          <w:hyperlink w:history="1" w:anchor="_Toc241693217">
             <w:r>
               <w:rPr>
                 <w:rStyle w:val="Hyperlink"/>
@@ -728,7 +734,7 @@
               <w:lang w:eastAsia="de-CH"/>
             </w:rPr>
           </w:pPr>
-          <w:hyperlink w:anchor="_Toc241693218" w:history="1">
+          <w:hyperlink w:history="1" w:anchor="_Toc241693218">
             <w:r>
               <w:rPr>
                 <w:rStyle w:val="Hyperlink"/>
@@ -798,7 +804,7 @@
               <w:lang w:eastAsia="de-CH"/>
             </w:rPr>
           </w:pPr>
-          <w:hyperlink w:anchor="_Toc241693219" w:history="1">
+          <w:hyperlink w:history="1" w:anchor="_Toc241693219">
             <w:r>
               <w:rPr>
                 <w:rStyle w:val="Hyperlink"/>
@@ -868,7 +874,7 @@
               <w:lang w:eastAsia="de-CH"/>
             </w:rPr>
           </w:pPr>
-          <w:hyperlink w:anchor="_Toc241693220" w:history="1">
+          <w:hyperlink w:history="1" w:anchor="_Toc241693220">
             <w:r>
               <w:rPr>
                 <w:rStyle w:val="Hyperlink"/>
@@ -938,7 +944,7 @@
               <w:lang w:eastAsia="de-CH"/>
             </w:rPr>
           </w:pPr>
-          <w:hyperlink w:anchor="_Toc241693221" w:history="1">
+          <w:hyperlink w:history="1" w:anchor="_Toc241693221">
             <w:r>
               <w:rPr>
                 <w:rStyle w:val="Hyperlink"/>
@@ -1023,7 +1029,7 @@
       <w:pPr>
         <w:pStyle w:val="Heading1"/>
       </w:pPr>
-      <w:bookmarkStart w:id="0" w:name="_Toc241693213"/>
+      <w:bookmarkStart w:name="_Toc241693213" w:id="0"/>
       <w:r>
         <w:t>19.08.2026 Erstes Mal Java</w:t>
       </w:r>
@@ -1180,7 +1186,7 @@
       <w:pPr>
         <w:pStyle w:val="Heading1"/>
       </w:pPr>
-      <w:bookmarkStart w:id="1" w:name="_Toc241693214"/>
+      <w:bookmarkStart w:name="_Toc241693214" w:id="1"/>
       <w:r>
         <w:t xml:space="preserve">26.08.2026 </w:t>
       </w:r>
@@ -1283,7 +1289,7 @@
       <w:pPr>
         <w:pStyle w:val="Heading2"/>
       </w:pPr>
-      <w:bookmarkStart w:id="2" w:name="_Toc241693215"/>
+      <w:bookmarkStart w:name="_Toc241693215" w:id="2"/>
       <w:r>
         <w:t>Strings</w:t>
       </w:r>
@@ -1315,7 +1321,7 @@
       <w:pPr>
         <w:pStyle w:val="Heading1"/>
       </w:pPr>
-      <w:bookmarkStart w:id="3" w:name="_Toc241693216"/>
+      <w:bookmarkStart w:name="_Toc241693216" w:id="3"/>
       <w:r>
         <w:t>02.09.2026 Operatoren</w:t>
       </w:r>
@@ -1338,7 +1344,7 @@
       <w:pPr>
         <w:pStyle w:val="Heading1"/>
       </w:pPr>
-      <w:bookmarkStart w:id="4" w:name="_Toc241693217"/>
+      <w:bookmarkStart w:name="_Toc241693217" w:id="4"/>
       <w:r>
         <w:t>09.09.2026 Benutzereingabe</w:t>
       </w:r>
@@ -1409,7 +1415,7 @@
       <w:pPr>
         <w:pStyle w:val="Heading2"/>
       </w:pPr>
-      <w:bookmarkStart w:id="5" w:name="_Toc241693218"/>
+      <w:bookmarkStart w:name="_Toc241693218" w:id="5"/>
       <w:r>
         <w:t>Type Casting</w:t>
       </w:r>
@@ -1480,7 +1486,7 @@
       <w:pPr>
         <w:pStyle w:val="Heading1"/>
       </w:pPr>
-      <w:bookmarkStart w:id="6" w:name="_Toc241693219"/>
+      <w:bookmarkStart w:name="_Toc241693219" w:id="6"/>
       <w:r>
         <w:t>16.09.2026 Verzweigungen</w:t>
       </w:r>
@@ -1560,7 +1566,7 @@
       <w:pPr>
         <w:pStyle w:val="Heading1"/>
       </w:pPr>
-      <w:bookmarkStart w:id="7" w:name="_Toc241693220"/>
+      <w:bookmarkStart w:name="_Toc241693220" w:id="7"/>
       <w:r>
         <w:t>23</w:t>
       </w:r>
@@ -1707,7 +1713,7 @@
       <w:pPr>
         <w:pStyle w:val="Heading1"/>
       </w:pPr>
-      <w:bookmarkStart w:id="8" w:name="_Toc241693221"/>
+      <w:bookmarkStart w:name="_Toc241693221" w:id="8"/>
       <w:r>
         <w:t xml:space="preserve">30.09.2026 </w:t>
       </w:r>
@@ -1858,7 +1864,7 @@
     <w:p/>
     <w:p/>
     <w:sectPr>
-      <w:pgSz w:w="11906" w:h="16838"/>
+      <w:pgSz w:w="11906" w:h="16838" w:orient="portrait"/>
       <w:pgMar w:top="1417" w:right="1417" w:bottom="1134" w:left="1417" w:header="708" w:footer="708" w:gutter="0"/>
       <w:cols w:space="708"/>
       <w:docGrid w:linePitch="360"/>
@@ -1885,7 +1891,7 @@
         <w:ind w:left="720" w:hanging="360"/>
       </w:pPr>
       <w:rPr>
-        <w:rFonts w:ascii="Symbol" w:hAnsi="Symbol" w:hint="default"/>
+        <w:rFonts w:hint="default" w:ascii="Symbol" w:hAnsi="Symbol"/>
         <w:sz w:val="20"/>
       </w:rPr>
     </w:lvl>
@@ -1901,7 +1907,7 @@
         <w:ind w:left="1440" w:hanging="360"/>
       </w:pPr>
       <w:rPr>
-        <w:rFonts w:ascii="Courier New" w:hAnsi="Courier New" w:hint="default"/>
+        <w:rFonts w:hint="default" w:ascii="Courier New" w:hAnsi="Courier New"/>
         <w:sz w:val="20"/>
       </w:rPr>
     </w:lvl>
@@ -1917,7 +1923,7 @@
         <w:ind w:left="2160" w:hanging="360"/>
       </w:pPr>
       <w:rPr>
-        <w:rFonts w:ascii="Wingdings" w:hAnsi="Wingdings" w:hint="default"/>
+        <w:rFonts w:hint="default" w:ascii="Wingdings" w:hAnsi="Wingdings"/>
         <w:sz w:val="20"/>
       </w:rPr>
     </w:lvl>
@@ -1933,7 +1939,7 @@
         <w:ind w:left="2880" w:hanging="360"/>
       </w:pPr>
       <w:rPr>
-        <w:rFonts w:ascii="Wingdings" w:hAnsi="Wingdings" w:hint="default"/>
+        <w:rFonts w:hint="default" w:ascii="Wingdings" w:hAnsi="Wingdings"/>
         <w:sz w:val="20"/>
       </w:rPr>
     </w:lvl>
@@ -1949,7 +1955,7 @@
         <w:ind w:left="3600" w:hanging="360"/>
       </w:pPr>
       <w:rPr>
-        <w:rFonts w:ascii="Wingdings" w:hAnsi="Wingdings" w:hint="default"/>
+        <w:rFonts w:hint="default" w:ascii="Wingdings" w:hAnsi="Wingdings"/>
         <w:sz w:val="20"/>
       </w:rPr>
     </w:lvl>
@@ -1965,7 +1971,7 @@
         <w:ind w:left="4320" w:hanging="360"/>
       </w:pPr>
       <w:rPr>
-        <w:rFonts w:ascii="Wingdings" w:hAnsi="Wingdings" w:hint="default"/>
+        <w:rFonts w:hint="default" w:ascii="Wingdings" w:hAnsi="Wingdings"/>
         <w:sz w:val="20"/>
       </w:rPr>
     </w:lvl>
@@ -1981,7 +1987,7 @@
         <w:ind w:left="5040" w:hanging="360"/>
       </w:pPr>
       <w:rPr>
-        <w:rFonts w:ascii="Wingdings" w:hAnsi="Wingdings" w:hint="default"/>
+        <w:rFonts w:hint="default" w:ascii="Wingdings" w:hAnsi="Wingdings"/>
         <w:sz w:val="20"/>
       </w:rPr>
     </w:lvl>
@@ -1997,7 +2003,7 @@
         <w:ind w:left="5760" w:hanging="360"/>
       </w:pPr>
       <w:rPr>
-        <w:rFonts w:ascii="Wingdings" w:hAnsi="Wingdings" w:hint="default"/>
+        <w:rFonts w:hint="default" w:ascii="Wingdings" w:hAnsi="Wingdings"/>
         <w:sz w:val="20"/>
       </w:rPr>
     </w:lvl>
@@ -2013,7 +2019,7 @@
         <w:ind w:left="6480" w:hanging="360"/>
       </w:pPr>
       <w:rPr>
-        <w:rFonts w:ascii="Wingdings" w:hAnsi="Wingdings" w:hint="default"/>
+        <w:rFonts w:hint="default" w:ascii="Wingdings" w:hAnsi="Wingdings"/>
         <w:sz w:val="20"/>
       </w:rPr>
     </w:lvl>
@@ -2034,7 +2040,7 @@
         <w:ind w:left="720" w:hanging="360"/>
       </w:pPr>
       <w:rPr>
-        <w:rFonts w:ascii="Symbol" w:hAnsi="Symbol" w:hint="default"/>
+        <w:rFonts w:hint="default" w:ascii="Symbol" w:hAnsi="Symbol"/>
         <w:sz w:val="20"/>
       </w:rPr>
     </w:lvl>
@@ -2050,7 +2056,7 @@
         <w:ind w:left="1440" w:hanging="360"/>
       </w:pPr>
       <w:rPr>
-        <w:rFonts w:ascii="Courier New" w:hAnsi="Courier New" w:hint="default"/>
+        <w:rFonts w:hint="default" w:ascii="Courier New" w:hAnsi="Courier New"/>
         <w:sz w:val="20"/>
       </w:rPr>
     </w:lvl>
@@ -2066,7 +2072,7 @@
         <w:ind w:left="2160" w:hanging="360"/>
       </w:pPr>
       <w:rPr>
-        <w:rFonts w:ascii="Wingdings" w:hAnsi="Wingdings" w:hint="default"/>
+        <w:rFonts w:hint="default" w:ascii="Wingdings" w:hAnsi="Wingdings"/>
         <w:sz w:val="20"/>
       </w:rPr>
     </w:lvl>
@@ -2082,7 +2088,7 @@
         <w:ind w:left="2880" w:hanging="360"/>
       </w:pPr>
       <w:rPr>
-        <w:rFonts w:ascii="Wingdings" w:hAnsi="Wingdings" w:hint="default"/>
+        <w:rFonts w:hint="default" w:ascii="Wingdings" w:hAnsi="Wingdings"/>
         <w:sz w:val="20"/>
       </w:rPr>
     </w:lvl>
@@ -2098,7 +2104,7 @@
         <w:ind w:left="3600" w:hanging="360"/>
       </w:pPr>
       <w:rPr>
-        <w:rFonts w:ascii="Wingdings" w:hAnsi="Wingdings" w:hint="default"/>
+        <w:rFonts w:hint="default" w:ascii="Wingdings" w:hAnsi="Wingdings"/>
         <w:sz w:val="20"/>
       </w:rPr>
     </w:lvl>
@@ -2114,7 +2120,7 @@
         <w:ind w:left="4320" w:hanging="360"/>
       </w:pPr>
       <w:rPr>
-        <w:rFonts w:ascii="Wingdings" w:hAnsi="Wingdings" w:hint="default"/>
+        <w:rFonts w:hint="default" w:ascii="Wingdings" w:hAnsi="Wingdings"/>
         <w:sz w:val="20"/>
       </w:rPr>
     </w:lvl>
@@ -2130,7 +2136,7 @@
         <w:ind w:left="5040" w:hanging="360"/>
       </w:pPr>
       <w:rPr>
-        <w:rFonts w:ascii="Wingdings" w:hAnsi="Wingdings" w:hint="default"/>
+        <w:rFonts w:hint="default" w:ascii="Wingdings" w:hAnsi="Wingdings"/>
         <w:sz w:val="20"/>
       </w:rPr>
     </w:lvl>
@@ -2146,7 +2152,7 @@
         <w:ind w:left="5760" w:hanging="360"/>
       </w:pPr>
       <w:rPr>
-        <w:rFonts w:ascii="Wingdings" w:hAnsi="Wingdings" w:hint="default"/>
+        <w:rFonts w:hint="default" w:ascii="Wingdings" w:hAnsi="Wingdings"/>
         <w:sz w:val="20"/>
       </w:rPr>
     </w:lvl>
@@ -2162,7 +2168,7 @@
         <w:ind w:left="6480" w:hanging="360"/>
       </w:pPr>
       <w:rPr>
-        <w:rFonts w:ascii="Wingdings" w:hAnsi="Wingdings" w:hint="default"/>
+        <w:rFonts w:hint="default" w:ascii="Wingdings" w:hAnsi="Wingdings"/>
         <w:sz w:val="20"/>
       </w:rPr>
     </w:lvl>
@@ -2181,7 +2187,7 @@
   <w:docDefaults>
     <w:rPrDefault>
       <w:rPr>
-        <w:rFonts w:asciiTheme="minorHAnsi" w:eastAsiaTheme="minorHAnsi" w:hAnsiTheme="minorHAnsi" w:cstheme="minorBidi"/>
+        <w:rFonts w:asciiTheme="minorHAnsi" w:hAnsiTheme="minorHAnsi" w:eastAsiaTheme="minorHAnsi" w:cstheme="minorBidi"/>
         <w:kern w:val="2"/>
         <w:sz w:val="24"/>
         <w:szCs w:val="24"/>
@@ -2198,14 +2204,14 @@
   <w:latentStyles w:defLockedState="0" w:defUIPriority="99" w:defSemiHidden="0" w:defUnhideWhenUsed="0" w:defQFormat="0" w:count="376">
     <w:lsdException w:name="Normal" w:uiPriority="0" w:qFormat="1"/>
     <w:lsdException w:name="heading 1" w:uiPriority="9" w:qFormat="1"/>
-    <w:lsdException w:name="heading 2" w:semiHidden="1" w:uiPriority="9" w:unhideWhenUsed="1" w:qFormat="1"/>
-    <w:lsdException w:name="heading 3" w:semiHidden="1" w:uiPriority="9" w:unhideWhenUsed="1" w:qFormat="1"/>
-    <w:lsdException w:name="heading 4" w:semiHidden="1" w:uiPriority="9" w:unhideWhenUsed="1" w:qFormat="1"/>
-    <w:lsdException w:name="heading 5" w:semiHidden="1" w:uiPriority="9" w:unhideWhenUsed="1" w:qFormat="1"/>
-    <w:lsdException w:name="heading 6" w:semiHidden="1" w:uiPriority="9" w:unhideWhenUsed="1" w:qFormat="1"/>
-    <w:lsdException w:name="heading 7" w:semiHidden="1" w:uiPriority="9" w:unhideWhenUsed="1" w:qFormat="1"/>
-    <w:lsdException w:name="heading 8" w:semiHidden="1" w:uiPriority="9" w:unhideWhenUsed="1" w:qFormat="1"/>
-    <w:lsdException w:name="heading 9" w:semiHidden="1" w:uiPriority="9" w:unhideWhenUsed="1" w:qFormat="1"/>
+    <w:lsdException w:name="heading 2" w:uiPriority="9" w:semiHidden="1" w:unhideWhenUsed="1" w:qFormat="1"/>
+    <w:lsdException w:name="heading 3" w:uiPriority="9" w:semiHidden="1" w:unhideWhenUsed="1" w:qFormat="1"/>
+    <w:lsdException w:name="heading 4" w:uiPriority="9" w:semiHidden="1" w:unhideWhenUsed="1" w:qFormat="1"/>
+    <w:lsdException w:name="heading 5" w:uiPriority="9" w:semiHidden="1" w:unhideWhenUsed="1" w:qFormat="1"/>
+    <w:lsdException w:name="heading 6" w:uiPriority="9" w:semiHidden="1" w:unhideWhenUsed="1" w:qFormat="1"/>
+    <w:lsdException w:name="heading 7" w:uiPriority="9" w:semiHidden="1" w:unhideWhenUsed="1" w:qFormat="1"/>
+    <w:lsdException w:name="heading 8" w:uiPriority="9" w:semiHidden="1" w:unhideWhenUsed="1" w:qFormat="1"/>
+    <w:lsdException w:name="heading 9" w:uiPriority="9" w:semiHidden="1" w:unhideWhenUsed="1" w:qFormat="1"/>
     <w:lsdException w:name="index 1" w:semiHidden="1" w:unhideWhenUsed="1"/>
     <w:lsdException w:name="index 2" w:semiHidden="1" w:unhideWhenUsed="1"/>
     <w:lsdException w:name="index 3" w:semiHidden="1" w:unhideWhenUsed="1"/>
@@ -2215,22 +2221,22 @@
     <w:lsdException w:name="index 7" w:semiHidden="1" w:unhideWhenUsed="1"/>
     <w:lsdException w:name="index 8" w:semiHidden="1" w:unhideWhenUsed="1"/>
     <w:lsdException w:name="index 9" w:semiHidden="1" w:unhideWhenUsed="1"/>
-    <w:lsdException w:name="toc 1" w:semiHidden="1" w:uiPriority="39" w:unhideWhenUsed="1"/>
-    <w:lsdException w:name="toc 2" w:semiHidden="1" w:uiPriority="39" w:unhideWhenUsed="1"/>
-    <w:lsdException w:name="toc 3" w:semiHidden="1" w:uiPriority="39" w:unhideWhenUsed="1"/>
-    <w:lsdException w:name="toc 4" w:semiHidden="1" w:uiPriority="39" w:unhideWhenUsed="1"/>
-    <w:lsdException w:name="toc 5" w:semiHidden="1" w:uiPriority="39" w:unhideWhenUsed="1"/>
-    <w:lsdException w:name="toc 6" w:semiHidden="1" w:uiPriority="39" w:unhideWhenUsed="1"/>
-    <w:lsdException w:name="toc 7" w:semiHidden="1" w:uiPriority="39" w:unhideWhenUsed="1"/>
-    <w:lsdException w:name="toc 8" w:semiHidden="1" w:uiPriority="39" w:unhideWhenUsed="1"/>
-    <w:lsdException w:name="toc 9" w:semiHidden="1" w:uiPriority="39" w:unhideWhenUsed="1"/>
+    <w:lsdException w:name="toc 1" w:uiPriority="39" w:semiHidden="1" w:unhideWhenUsed="1"/>
+    <w:lsdException w:name="toc 2" w:uiPriority="39" w:semiHidden="1" w:unhideWhenUsed="1"/>
+    <w:lsdException w:name="toc 3" w:uiPriority="39" w:semiHidden="1" w:unhideWhenUsed="1"/>
+    <w:lsdException w:name="toc 4" w:uiPriority="39" w:semiHidden="1" w:unhideWhenUsed="1"/>
+    <w:lsdException w:name="toc 5" w:uiPriority="39" w:semiHidden="1" w:unhideWhenUsed="1"/>
+    <w:lsdException w:name="toc 6" w:uiPriority="39" w:semiHidden="1" w:unhideWhenUsed="1"/>
+    <w:lsdException w:name="toc 7" w:uiPriority="39" w:semiHidden="1" w:unhideWhenUsed="1"/>
+    <w:lsdException w:name="toc 8" w:uiPriority="39" w:semiHidden="1" w:unhideWhenUsed="1"/>
+    <w:lsdException w:name="toc 9" w:uiPriority="39" w:semiHidden="1" w:unhideWhenUsed="1"/>
     <w:lsdException w:name="Normal Indent" w:semiHidden="1" w:unhideWhenUsed="1"/>
     <w:lsdException w:name="footnote text" w:semiHidden="1" w:unhideWhenUsed="1"/>
     <w:lsdException w:name="annotation text" w:semiHidden="1" w:unhideWhenUsed="1"/>
     <w:lsdException w:name="header" w:semiHidden="1" w:unhideWhenUsed="1"/>
     <w:lsdException w:name="footer" w:semiHidden="1" w:unhideWhenUsed="1"/>
     <w:lsdException w:name="index heading" w:semiHidden="1" w:unhideWhenUsed="1"/>
-    <w:lsdException w:name="caption" w:semiHidden="1" w:uiPriority="35" w:unhideWhenUsed="1" w:qFormat="1"/>
+    <w:lsdException w:name="caption" w:uiPriority="35" w:semiHidden="1" w:unhideWhenUsed="1" w:qFormat="1"/>
     <w:lsdException w:name="table of figures" w:semiHidden="1" w:unhideWhenUsed="1"/>
     <w:lsdException w:name="envelope address" w:semiHidden="1" w:unhideWhenUsed="1"/>
     <w:lsdException w:name="envelope return" w:semiHidden="1" w:unhideWhenUsed="1"/>
@@ -2261,7 +2267,7 @@
     <w:lsdException w:name="Title" w:uiPriority="10" w:qFormat="1"/>
     <w:lsdException w:name="Closing" w:semiHidden="1" w:unhideWhenUsed="1"/>
     <w:lsdException w:name="Signature" w:semiHidden="1" w:unhideWhenUsed="1"/>
-    <w:lsdException w:name="Default Paragraph Font" w:semiHidden="1" w:uiPriority="1" w:unhideWhenUsed="1"/>
+    <w:lsdException w:name="Default Paragraph Font" w:uiPriority="1" w:semiHidden="1" w:unhideWhenUsed="1"/>
     <w:lsdException w:name="Body Text" w:semiHidden="1" w:unhideWhenUsed="1"/>
     <w:lsdException w:name="Body Text Indent" w:semiHidden="1" w:unhideWhenUsed="1"/>
     <w:lsdException w:name="List Continue" w:semiHidden="1" w:unhideWhenUsed="1"/>
@@ -2461,8 +2467,8 @@
     <w:lsdException w:name="Subtle Reference" w:uiPriority="31" w:qFormat="1"/>
     <w:lsdException w:name="Intense Reference" w:uiPriority="32" w:qFormat="1"/>
     <w:lsdException w:name="Book Title" w:uiPriority="33" w:qFormat="1"/>
-    <w:lsdException w:name="Bibliography" w:semiHidden="1" w:uiPriority="37" w:unhideWhenUsed="1"/>
-    <w:lsdException w:name="TOC Heading" w:semiHidden="1" w:uiPriority="39" w:unhideWhenUsed="1" w:qFormat="1"/>
+    <w:lsdException w:name="Bibliography" w:uiPriority="37" w:semiHidden="1" w:unhideWhenUsed="1"/>
+    <w:lsdException w:name="TOC Heading" w:uiPriority="39" w:semiHidden="1" w:unhideWhenUsed="1" w:qFormat="1"/>
     <w:lsdException w:name="Plain Table 1" w:uiPriority="41"/>
     <w:lsdException w:name="Plain Table 2" w:uiPriority="42"/>
     <w:lsdException w:name="Plain Table 3" w:uiPriority="43"/>
@@ -2573,7 +2579,7 @@
     <w:lsdException w:name="Unresolved Mention" w:semiHidden="1" w:unhideWhenUsed="1"/>
     <w:lsdException w:name="Smart Link" w:semiHidden="1" w:unhideWhenUsed="1"/>
   </w:latentStyles>
-  <w:style w:type="paragraph" w:default="1" w:styleId="Normal">
+  <w:style w:type="paragraph" w:styleId="Normal" w:default="1">
     <w:name w:val="Normal"/>
     <w:qFormat/>
   </w:style>
@@ -2592,7 +2598,7 @@
       <w:outlineLvl w:val="0"/>
     </w:pPr>
     <w:rPr>
-      <w:rFonts w:asciiTheme="majorHAnsi" w:eastAsiaTheme="majorEastAsia" w:hAnsiTheme="majorHAnsi" w:cstheme="majorBidi"/>
+      <w:rFonts w:asciiTheme="majorHAnsi" w:hAnsiTheme="majorHAnsi" w:eastAsiaTheme="majorEastAsia" w:cstheme="majorBidi"/>
       <w:color w:val="0F4761" w:themeColor="accent1" w:themeShade="BF"/>
       <w:sz w:val="40"/>
       <w:szCs w:val="40"/>
@@ -2614,7 +2620,7 @@
       <w:outlineLvl w:val="1"/>
     </w:pPr>
     <w:rPr>
-      <w:rFonts w:asciiTheme="majorHAnsi" w:eastAsiaTheme="majorEastAsia" w:hAnsiTheme="majorHAnsi" w:cstheme="majorBidi"/>
+      <w:rFonts w:asciiTheme="majorHAnsi" w:hAnsiTheme="majorHAnsi" w:eastAsiaTheme="majorEastAsia" w:cstheme="majorBidi"/>
       <w:color w:val="0F4761" w:themeColor="accent1" w:themeShade="BF"/>
       <w:sz w:val="32"/>
       <w:szCs w:val="32"/>
@@ -2775,13 +2781,13 @@
       <w:color w:val="272727" w:themeColor="text1" w:themeTint="D8"/>
     </w:rPr>
   </w:style>
-  <w:style w:type="character" w:default="1" w:styleId="DefaultParagraphFont">
+  <w:style w:type="character" w:styleId="DefaultParagraphFont" w:default="1">
     <w:name w:val="Default Paragraph Font"/>
     <w:uiPriority w:val="1"/>
     <w:semiHidden/>
     <w:unhideWhenUsed/>
   </w:style>
-  <w:style w:type="table" w:default="1" w:styleId="TableNormal">
+  <w:style w:type="table" w:styleId="TableNormal" w:default="1">
     <w:name w:val="Normal Table"/>
     <w:uiPriority w:val="99"/>
     <w:semiHidden/>
@@ -2796,39 +2802,39 @@
       </w:tblCellMar>
     </w:tblPr>
   </w:style>
-  <w:style w:type="numbering" w:default="1" w:styleId="NoList">
+  <w:style w:type="numbering" w:styleId="NoList" w:default="1">
     <w:name w:val="No List"/>
     <w:uiPriority w:val="99"/>
     <w:semiHidden/>
     <w:unhideWhenUsed/>
   </w:style>
-  <w:style w:type="character" w:customStyle="1" w:styleId="Heading1Char">
+  <w:style w:type="character" w:styleId="Heading1Char" w:customStyle="1">
     <w:name w:val="Heading 1 Char"/>
     <w:basedOn w:val="DefaultParagraphFont"/>
     <w:link w:val="Heading1"/>
     <w:uiPriority w:val="9"/>
     <w:rsid w:val="00BB08D7"/>
     <w:rPr>
-      <w:rFonts w:asciiTheme="majorHAnsi" w:eastAsiaTheme="majorEastAsia" w:hAnsiTheme="majorHAnsi" w:cstheme="majorBidi"/>
+      <w:rFonts w:asciiTheme="majorHAnsi" w:hAnsiTheme="majorHAnsi" w:eastAsiaTheme="majorEastAsia" w:cstheme="majorBidi"/>
       <w:color w:val="0F4761" w:themeColor="accent1" w:themeShade="BF"/>
       <w:sz w:val="40"/>
       <w:szCs w:val="40"/>
     </w:rPr>
   </w:style>
-  <w:style w:type="character" w:customStyle="1" w:styleId="Heading2Char">
+  <w:style w:type="character" w:styleId="Heading2Char" w:customStyle="1">
     <w:name w:val="Heading 2 Char"/>
     <w:basedOn w:val="DefaultParagraphFont"/>
     <w:link w:val="Heading2"/>
     <w:uiPriority w:val="9"/>
     <w:rsid w:val="00BB08D7"/>
     <w:rPr>
-      <w:rFonts w:asciiTheme="majorHAnsi" w:eastAsiaTheme="majorEastAsia" w:hAnsiTheme="majorHAnsi" w:cstheme="majorBidi"/>
+      <w:rFonts w:asciiTheme="majorHAnsi" w:hAnsiTheme="majorHAnsi" w:eastAsiaTheme="majorEastAsia" w:cstheme="majorBidi"/>
       <w:color w:val="0F4761" w:themeColor="accent1" w:themeShade="BF"/>
       <w:sz w:val="32"/>
       <w:szCs w:val="32"/>
     </w:rPr>
   </w:style>
-  <w:style w:type="character" w:customStyle="1" w:styleId="Heading3Char">
+  <w:style w:type="character" w:styleId="Heading3Char" w:customStyle="1">
     <w:name w:val="Heading 3 Char"/>
     <w:basedOn w:val="DefaultParagraphFont"/>
     <w:link w:val="Heading3"/>
@@ -2842,7 +2848,7 @@
       <w:szCs w:val="28"/>
     </w:rPr>
   </w:style>
-  <w:style w:type="character" w:customStyle="1" w:styleId="Heading4Char">
+  <w:style w:type="character" w:styleId="Heading4Char" w:customStyle="1">
     <w:name w:val="Heading 4 Char"/>
     <w:basedOn w:val="DefaultParagraphFont"/>
     <w:link w:val="Heading4"/>
@@ -2856,7 +2862,7 @@
       <w:color w:val="0F4761" w:themeColor="accent1" w:themeShade="BF"/>
     </w:rPr>
   </w:style>
-  <w:style w:type="character" w:customStyle="1" w:styleId="Heading5Char">
+  <w:style w:type="character" w:styleId="Heading5Char" w:customStyle="1">
     <w:name w:val="Heading 5 Char"/>
     <w:basedOn w:val="DefaultParagraphFont"/>
     <w:link w:val="Heading5"/>
@@ -2868,7 +2874,7 @@
       <w:color w:val="0F4761" w:themeColor="accent1" w:themeShade="BF"/>
     </w:rPr>
   </w:style>
-  <w:style w:type="character" w:customStyle="1" w:styleId="Heading6Char">
+  <w:style w:type="character" w:styleId="Heading6Char" w:customStyle="1">
     <w:name w:val="Heading 6 Char"/>
     <w:basedOn w:val="DefaultParagraphFont"/>
     <w:link w:val="Heading6"/>
@@ -2882,7 +2888,7 @@
       <w:color w:val="595959" w:themeColor="text1" w:themeTint="A6"/>
     </w:rPr>
   </w:style>
-  <w:style w:type="character" w:customStyle="1" w:styleId="Heading7Char">
+  <w:style w:type="character" w:styleId="Heading7Char" w:customStyle="1">
     <w:name w:val="Heading 7 Char"/>
     <w:basedOn w:val="DefaultParagraphFont"/>
     <w:link w:val="Heading7"/>
@@ -2894,7 +2900,7 @@
       <w:color w:val="595959" w:themeColor="text1" w:themeTint="A6"/>
     </w:rPr>
   </w:style>
-  <w:style w:type="character" w:customStyle="1" w:styleId="Heading8Char">
+  <w:style w:type="character" w:styleId="Heading8Char" w:customStyle="1">
     <w:name w:val="Heading 8 Char"/>
     <w:basedOn w:val="DefaultParagraphFont"/>
     <w:link w:val="Heading8"/>
@@ -2908,7 +2914,7 @@
       <w:color w:val="272727" w:themeColor="text1" w:themeTint="D8"/>
     </w:rPr>
   </w:style>
-  <w:style w:type="character" w:customStyle="1" w:styleId="Heading9Char">
+  <w:style w:type="character" w:styleId="Heading9Char" w:customStyle="1">
     <w:name w:val="Heading 9 Char"/>
     <w:basedOn w:val="DefaultParagraphFont"/>
     <w:link w:val="Heading9"/>
@@ -2933,21 +2939,21 @@
       <w:contextualSpacing/>
     </w:pPr>
     <w:rPr>
-      <w:rFonts w:asciiTheme="majorHAnsi" w:eastAsiaTheme="majorEastAsia" w:hAnsiTheme="majorHAnsi" w:cstheme="majorBidi"/>
+      <w:rFonts w:asciiTheme="majorHAnsi" w:hAnsiTheme="majorHAnsi" w:eastAsiaTheme="majorEastAsia" w:cstheme="majorBidi"/>
       <w:spacing w:val="-10"/>
       <w:kern w:val="28"/>
       <w:sz w:val="56"/>
       <w:szCs w:val="56"/>
     </w:rPr>
   </w:style>
-  <w:style w:type="character" w:customStyle="1" w:styleId="TitleChar">
+  <w:style w:type="character" w:styleId="TitleChar" w:customStyle="1">
     <w:name w:val="Title Char"/>
     <w:basedOn w:val="DefaultParagraphFont"/>
     <w:link w:val="Title"/>
     <w:uiPriority w:val="10"/>
     <w:rsid w:val="00BB08D7"/>
     <w:rPr>
-      <w:rFonts w:asciiTheme="majorHAnsi" w:eastAsiaTheme="majorEastAsia" w:hAnsiTheme="majorHAnsi" w:cstheme="majorBidi"/>
+      <w:rFonts w:asciiTheme="majorHAnsi" w:hAnsiTheme="majorHAnsi" w:eastAsiaTheme="majorEastAsia" w:cstheme="majorBidi"/>
       <w:spacing w:val="-10"/>
       <w:kern w:val="28"/>
       <w:sz w:val="56"/>
@@ -2975,7 +2981,7 @@
       <w:szCs w:val="28"/>
     </w:rPr>
   </w:style>
-  <w:style w:type="character" w:customStyle="1" w:styleId="SubtitleChar">
+  <w:style w:type="character" w:styleId="SubtitleChar" w:customStyle="1">
     <w:name w:val="Subtitle Char"/>
     <w:basedOn w:val="DefaultParagraphFont"/>
     <w:link w:val="Subtitle"/>
@@ -3007,7 +3013,7 @@
       <w:color w:val="404040" w:themeColor="text1" w:themeTint="BF"/>
     </w:rPr>
   </w:style>
-  <w:style w:type="character" w:customStyle="1" w:styleId="QuoteChar">
+  <w:style w:type="character" w:styleId="QuoteChar" w:customStyle="1">
     <w:name w:val="Quote Char"/>
     <w:basedOn w:val="DefaultParagraphFont"/>
     <w:link w:val="Quote"/>
@@ -3052,8 +3058,8 @@
     <w:rsid w:val="00BB08D7"/>
     <w:pPr>
       <w:pBdr>
-        <w:top w:val="single" w:sz="4" w:space="10" w:color="0F4761" w:themeColor="accent1" w:themeShade="BF"/>
-        <w:bottom w:val="single" w:sz="4" w:space="10" w:color="0F4761" w:themeColor="accent1" w:themeShade="BF"/>
+        <w:top w:val="single" w:color="0F4761" w:themeColor="accent1" w:themeShade="BF" w:sz="4" w:space="10"/>
+        <w:bottom w:val="single" w:color="0F4761" w:themeColor="accent1" w:themeShade="BF" w:sz="4" w:space="10"/>
       </w:pBdr>
       <w:spacing w:before="360" w:after="360"/>
       <w:ind w:left="864" w:right="864"/>
@@ -3065,7 +3071,7 @@
       <w:color w:val="0F4761" w:themeColor="accent1" w:themeShade="BF"/>
     </w:rPr>
   </w:style>
-  <w:style w:type="character" w:customStyle="1" w:styleId="IntenseQuoteChar">
+  <w:style w:type="character" w:styleId="IntenseQuoteChar" w:customStyle="1">
     <w:name w:val="Intense Quote Char"/>
     <w:basedOn w:val="DefaultParagraphFont"/>
     <w:link w:val="IntenseQuote"/>
@@ -3161,7 +3167,7 @@
 </file>
 
 <file path=word/theme/theme1.xml><?xml version="1.0" encoding="utf-8"?>
-<a:theme xmlns:a="http://schemas.openxmlformats.org/drawingml/2006/main" name="Office">
+<a:theme xmlns:a="http://schemas.openxmlformats.org/drawingml/2006/main" xmlns:thm15="http://schemas.microsoft.com/office/thememl/2012/main" name="Office">
   <a:themeElements>
     <a:clrScheme name="Office">
       <a:dk1>

--- a/Lerndokumentation/Lerndokumentation Jony.docx
+++ b/Lerndokumentation/Lerndokumentation Jony.docx
@@ -1,6 +1,6 @@
 
 <file path=word/document.xml><?xml version="1.0" encoding="utf-8"?>
-<w:document xmlns:wpc="http://schemas.microsoft.com/office/word/2010/wordprocessingCanvas" xmlns:cx="http://schemas.microsoft.com/office/drawing/2014/chartex" xmlns:cx1="http://schemas.microsoft.com/office/drawing/2015/9/8/chartex" xmlns:cx2="http://schemas.microsoft.com/office/drawing/2015/10/21/chartex" xmlns:cx3="http://schemas.microsoft.com/office/drawing/2016/5/9/chartex" xmlns:cx4="http://schemas.microsoft.com/office/drawing/2016/5/10/chartex" xmlns:cx5="http://schemas.microsoft.com/office/drawing/2016/5/11/chartex" xmlns:cx6="http://schemas.microsoft.com/office/drawing/2016/5/12/chartex" xmlns:cx7="http://schemas.microsoft.com/office/drawing/2016/5/13/chartex" xmlns:cx8="http://schemas.microsoft.com/office/drawing/2016/5/14/chartex" xmlns:mc="http://schemas.openxmlformats.org/markup-compatibility/2006" xmlns:aink="http://schemas.microsoft.com/office/drawing/2016/ink" xmlns:am3d="http://schemas.microsoft.com/office/drawing/2017/model3d" xmlns:o="urn:schemas-microsoft-com:office:office" xmlns:oel="http://schemas.microsoft.com/office/2019/extlst" xmlns:r="http://schemas.openxmlformats.org/officeDocument/2006/relationships" xmlns:m="http://schemas.openxmlformats.org/officeDocument/2006/math" xmlns:v="urn:schemas-microsoft-com:vml" xmlns:wp14="http://schemas.microsoft.com/office/word/2010/wordprocessingDrawing" xmlns:wp="http://schemas.openxmlformats.org/drawingml/2006/wordprocessingDrawing" xmlns:w10="urn:schemas-microsoft-com:office:word" xmlns:w="http://schemas.openxmlformats.org/wordprocessingml/2006/main" xmlns:w14="http://schemas.microsoft.com/office/word/2010/wordml" xmlns:w15="http://schemas.microsoft.com/office/word/2012/wordml" xmlns:w16cex="http://schemas.microsoft.com/office/word/2018/wordml/cex" xmlns:w16cid="http://schemas.microsoft.com/office/word/2016/wordml/cid" xmlns:w16="http://schemas.microsoft.com/office/word/2018/wordml" xmlns:w16du="http://schemas.microsoft.com/office/word/2023/wordml/word16du" xmlns:w16sdtdh="http://schemas.microsoft.com/office/word/2020/wordml/sdtdatahash" xmlns:w16sdtfl="http://schemas.microsoft.com/office/word/2024/wordml/sdtformatlock" xmlns:w16se="http://schemas.microsoft.com/office/word/2015/wordml/symex" xmlns:wpg="http://schemas.microsoft.com/office/word/2010/wordprocessingGroup" xmlns:wpi="http://schemas.microsoft.com/office/word/2010/wordprocessingInk" xmlns:wne="http://schemas.microsoft.com/office/word/2006/wordml" xmlns:wps="http://schemas.microsoft.com/office/word/2010/wordprocessingShape" xmlns:a="http://schemas.openxmlformats.org/drawingml/2006/main" xmlns:pic="http://schemas.openxmlformats.org/drawingml/2006/picture" xmlns:a14="http://schemas.microsoft.com/office/drawing/2010/main" mc:Ignorable="w14 w15 w16se w16cid w16 w16cex w16sdtdh w16sdtfl w16du wp14">
+<w:document xmlns:wpc="http://schemas.microsoft.com/office/word/2010/wordprocessingCanvas" xmlns:cx="http://schemas.microsoft.com/office/drawing/2014/chartex" xmlns:cx1="http://schemas.microsoft.com/office/drawing/2015/9/8/chartex" xmlns:cx2="http://schemas.microsoft.com/office/drawing/2015/10/21/chartex" xmlns:cx3="http://schemas.microsoft.com/office/drawing/2016/5/9/chartex" xmlns:cx4="http://schemas.microsoft.com/office/drawing/2016/5/10/chartex" xmlns:cx5="http://schemas.microsoft.com/office/drawing/2016/5/11/chartex" xmlns:cx6="http://schemas.microsoft.com/office/drawing/2016/5/12/chartex" xmlns:cx7="http://schemas.microsoft.com/office/drawing/2016/5/13/chartex" xmlns:cx8="http://schemas.microsoft.com/office/drawing/2016/5/14/chartex" xmlns:mc="http://schemas.openxmlformats.org/markup-compatibility/2006" xmlns:aink="http://schemas.microsoft.com/office/drawing/2016/ink" xmlns:am3d="http://schemas.microsoft.com/office/drawing/2017/model3d" xmlns:o="urn:schemas-microsoft-com:office:office" xmlns:oel="http://schemas.microsoft.com/office/2019/extlst" xmlns:r="http://schemas.openxmlformats.org/officeDocument/2006/relationships" xmlns:m="http://schemas.openxmlformats.org/officeDocument/2006/math" xmlns:v="urn:schemas-microsoft-com:vml" xmlns:wp14="http://schemas.microsoft.com/office/word/2010/wordprocessingDrawing" xmlns:wp="http://schemas.openxmlformats.org/drawingml/2006/wordprocessingDrawing" xmlns:w10="urn:schemas-microsoft-com:office:word" xmlns:w="http://schemas.openxmlformats.org/wordprocessingml/2006/main" xmlns:w14="http://schemas.microsoft.com/office/word/2010/wordml" xmlns:w15="http://schemas.microsoft.com/office/word/2012/wordml" xmlns:w16cex="http://schemas.microsoft.com/office/word/2018/wordml/cex" xmlns:w16cid="http://schemas.microsoft.com/office/word/2016/wordml/cid" xmlns:w16="http://schemas.microsoft.com/office/word/2018/wordml" xmlns:w16du="http://schemas.microsoft.com/office/word/2023/wordml/word16du" xmlns:w16sdtdh="http://schemas.microsoft.com/office/word/2020/wordml/sdtdatahash" xmlns:w16sdtfl="http://schemas.microsoft.com/office/word/2024/wordml/sdtformatlock" xmlns:w16se="http://schemas.microsoft.com/office/word/2015/wordml/symex" xmlns:wpg="http://schemas.microsoft.com/office/word/2010/wordprocessingGroup" xmlns:wpi="http://schemas.microsoft.com/office/word/2010/wordprocessingInk" xmlns:wne="http://schemas.microsoft.com/office/word/2006/wordml" xmlns:wps="http://schemas.microsoft.com/office/word/2010/wordprocessingShape" mc:Ignorable="w14 w15 w16se w16cid w16 w16cex w16sdtdh w16sdtfl w16du wp14">
   <w:body>
     <w:p>
       <w:pPr>
@@ -139,8 +139,8 @@
       <w:pPr>
         <w:jc w:val="center"/>
         <w:rPr>
-          <w:b w:val="1"/>
-          <w:bCs w:val="1"/>
+          <w:b/>
+          <w:bCs/>
           <w:sz w:val="44"/>
           <w:szCs w:val="44"/>
         </w:rPr>
@@ -150,13 +150,13 @@
           <w:noProof/>
         </w:rPr>
         <w:drawing>
-          <wp:anchor distT="0" distB="0" distL="114300" distR="114300" simplePos="0" relativeHeight="251658242" behindDoc="0" locked="0" layoutInCell="1" allowOverlap="1" wp14:anchorId="77CABFCF" wp14:editId="3CABF28F">
+          <wp:anchor distT="0" distB="0" distL="114300" distR="114300" simplePos="0" relativeHeight="251658242" behindDoc="0" locked="0" layoutInCell="1" allowOverlap="1" wp14:anchorId="77CABFCF" wp14:editId="2388D14D">
             <wp:simplePos x="0" y="0"/>
-            <wp:positionH relativeFrom="column">
-              <wp:posOffset>-904875</wp:posOffset>
+            <wp:positionH relativeFrom="margin">
+              <wp:align>center</wp:align>
             </wp:positionH>
             <wp:positionV relativeFrom="paragraph">
-              <wp:posOffset>238125</wp:posOffset>
+              <wp:posOffset>244475</wp:posOffset>
             </wp:positionV>
             <wp:extent cx="8524949" cy="4795284"/>
             <wp:effectExtent l="0" t="0" r="0" b="0"/>
@@ -166,7 +166,7 @@
               <a:graphicFrameLocks xmlns:a="http://schemas.openxmlformats.org/drawingml/2006/main" noChangeAspect="1"/>
             </wp:cNvGraphicFramePr>
             <a:graphic xmlns:a="http://schemas.openxmlformats.org/drawingml/2006/main">
-              <a:graphicData xmlns:a="http://schemas.openxmlformats.org/drawingml/2006/main" uri="http://schemas.openxmlformats.org/drawingml/2006/picture">
+              <a:graphicData uri="http://schemas.openxmlformats.org/drawingml/2006/picture">
                 <pic:pic xmlns:pic="http://schemas.openxmlformats.org/drawingml/2006/picture">
                   <pic:nvPicPr>
                     <pic:cNvPr id="0" name="Picture 1" descr="Java Logo and symbol, meaning, history, sign."/>
@@ -175,7 +175,7 @@
                     </pic:cNvPicPr>
                   </pic:nvPicPr>
                   <pic:blipFill>
-                    <a:blip xmlns:r="http://schemas.openxmlformats.org/officeDocument/2006/relationships" r:embed="rId8" cstate="print">
+                    <a:blip r:embed="rId8" cstate="print">
                       <a:extLst>
                         <a:ext uri="{28A0092B-C50C-407E-A947-70E740481C1C}">
                           <a14:useLocalDpi xmlns:a14="http://schemas.microsoft.com/office/drawing/2010/main" val="0"/>
@@ -325,13 +325,8 @@
     </w:p>
     <w:sdt>
       <w:sdtPr>
-        <w:id w:val="-1418942804"/>
-        <w:docPartObj>
-          <w:docPartGallery w:val="Table of Contents"/>
-          <w:docPartUnique/>
-        </w:docPartObj>
         <w:rPr>
-          <w:rFonts w:ascii="Aptos" w:hAnsi="Aptos" w:eastAsia="" w:cs="" w:asciiTheme="minorAscii" w:hAnsiTheme="minorAscii" w:eastAsiaTheme="minorEastAsia" w:cstheme="minorBidi"/>
+          <w:rFonts w:asciiTheme="minorHAnsi" w:eastAsiaTheme="minorEastAsia" w:hAnsiTheme="minorHAnsi" w:cstheme="minorBidi"/>
           <w:color w:val="auto"/>
           <w:kern w:val="2"/>
           <w:sz w:val="24"/>
@@ -339,22 +334,22 @@
           <w:lang w:val="de-DE" w:eastAsia="en-US"/>
           <w14:ligatures w14:val="standardContextual"/>
         </w:rPr>
+        <w:id w:val="-1418942804"/>
+        <w:docPartObj>
+          <w:docPartGallery w:val="Table of Contents"/>
+          <w:docPartUnique/>
+        </w:docPartObj>
       </w:sdtPr>
       <w:sdtEndPr>
         <w:rPr>
-          <w:rFonts w:ascii="Aptos" w:hAnsi="Aptos" w:eastAsia="" w:cs="" w:asciiTheme="minorAscii" w:hAnsiTheme="minorAscii" w:eastAsiaTheme="minorEastAsia" w:cstheme="minorBidi"/>
-          <w:b w:val="1"/>
-          <w:bCs w:val="1"/>
-          <w:color w:val="auto"/>
-          <w:sz w:val="24"/>
-          <w:szCs w:val="24"/>
-          <w:lang w:val="de-DE" w:eastAsia="en-US"/>
+          <w:b/>
+          <w:bCs/>
         </w:rPr>
       </w:sdtEndPr>
       <w:sdtContent>
         <w:p>
           <w:pPr>
-            <w:pStyle w:val="TOCHeading"/>
+            <w:pStyle w:val="Inhaltsverzeichnisberschrift"/>
           </w:pPr>
           <w:r>
             <w:rPr>
@@ -365,7 +360,7 @@
         </w:p>
         <w:p>
           <w:pPr>
-            <w:pStyle w:val="TOC1"/>
+            <w:pStyle w:val="Verzeichnis1"/>
             <w:tabs>
               <w:tab w:val="right" w:leader="dot" w:pos="9062"/>
             </w:tabs>
@@ -384,7 +379,7 @@
           <w:r>
             <w:fldChar w:fldCharType="separate"/>
           </w:r>
-          <w:hyperlink w:history="1" w:anchor="_Toc241693213">
+          <w:hyperlink w:anchor="_Toc244078657" w:history="1">
             <w:r>
               <w:rPr>
                 <w:rStyle w:val="Hyperlink"/>
@@ -411,7 +406,7 @@
                 <w:noProof/>
                 <w:webHidden/>
               </w:rPr>
-              <w:instrText xml:space="preserve"> PAGEREF _Toc241693213 \h </w:instrText>
+              <w:instrText xml:space="preserve"> PAGEREF _Toc244078657 \h </w:instrText>
             </w:r>
             <w:r>
               <w:rPr>
@@ -444,7 +439,7 @@
         </w:p>
         <w:p>
           <w:pPr>
-            <w:pStyle w:val="TOC1"/>
+            <w:pStyle w:val="Verzeichnis1"/>
             <w:tabs>
               <w:tab w:val="right" w:leader="dot" w:pos="9062"/>
             </w:tabs>
@@ -454,7 +449,7 @@
               <w:lang w:eastAsia="de-CH"/>
             </w:rPr>
           </w:pPr>
-          <w:hyperlink w:history="1" w:anchor="_Toc241693214">
+          <w:hyperlink w:anchor="_Toc244078658" w:history="1">
             <w:r>
               <w:rPr>
                 <w:rStyle w:val="Hyperlink"/>
@@ -481,7 +476,7 @@
                 <w:noProof/>
                 <w:webHidden/>
               </w:rPr>
-              <w:instrText xml:space="preserve"> PAGEREF _Toc241693214 \h </w:instrText>
+              <w:instrText xml:space="preserve"> PAGEREF _Toc244078658 \h </w:instrText>
             </w:r>
             <w:r>
               <w:rPr>
@@ -514,7 +509,7 @@
         </w:p>
         <w:p>
           <w:pPr>
-            <w:pStyle w:val="TOC2"/>
+            <w:pStyle w:val="Verzeichnis2"/>
             <w:tabs>
               <w:tab w:val="right" w:leader="dot" w:pos="9062"/>
             </w:tabs>
@@ -524,7 +519,7 @@
               <w:lang w:eastAsia="de-CH"/>
             </w:rPr>
           </w:pPr>
-          <w:hyperlink w:history="1" w:anchor="_Toc241693215">
+          <w:hyperlink w:anchor="_Toc244078659" w:history="1">
             <w:r>
               <w:rPr>
                 <w:rStyle w:val="Hyperlink"/>
@@ -551,7 +546,7 @@
                 <w:noProof/>
                 <w:webHidden/>
               </w:rPr>
-              <w:instrText xml:space="preserve"> PAGEREF _Toc241693215 \h </w:instrText>
+              <w:instrText xml:space="preserve"> PAGEREF _Toc244078659 \h </w:instrText>
             </w:r>
             <w:r>
               <w:rPr>
@@ -584,7 +579,7 @@
         </w:p>
         <w:p>
           <w:pPr>
-            <w:pStyle w:val="TOC1"/>
+            <w:pStyle w:val="Verzeichnis1"/>
             <w:tabs>
               <w:tab w:val="right" w:leader="dot" w:pos="9062"/>
             </w:tabs>
@@ -594,7 +589,7 @@
               <w:lang w:eastAsia="de-CH"/>
             </w:rPr>
           </w:pPr>
-          <w:hyperlink w:history="1" w:anchor="_Toc241693216">
+          <w:hyperlink w:anchor="_Toc244078660" w:history="1">
             <w:r>
               <w:rPr>
                 <w:rStyle w:val="Hyperlink"/>
@@ -621,7 +616,7 @@
                 <w:noProof/>
                 <w:webHidden/>
               </w:rPr>
-              <w:instrText xml:space="preserve"> PAGEREF _Toc241693216 \h </w:instrText>
+              <w:instrText xml:space="preserve"> PAGEREF _Toc244078660 \h </w:instrText>
             </w:r>
             <w:r>
               <w:rPr>
@@ -654,7 +649,7 @@
         </w:p>
         <w:p>
           <w:pPr>
-            <w:pStyle w:val="TOC1"/>
+            <w:pStyle w:val="Verzeichnis1"/>
             <w:tabs>
               <w:tab w:val="right" w:leader="dot" w:pos="9062"/>
             </w:tabs>
@@ -664,7 +659,7 @@
               <w:lang w:eastAsia="de-CH"/>
             </w:rPr>
           </w:pPr>
-          <w:hyperlink w:history="1" w:anchor="_Toc241693217">
+          <w:hyperlink w:anchor="_Toc244078661" w:history="1">
             <w:r>
               <w:rPr>
                 <w:rStyle w:val="Hyperlink"/>
@@ -691,7 +686,7 @@
                 <w:noProof/>
                 <w:webHidden/>
               </w:rPr>
-              <w:instrText xml:space="preserve"> PAGEREF _Toc241693217 \h </w:instrText>
+              <w:instrText xml:space="preserve"> PAGEREF _Toc244078661 \h </w:instrText>
             </w:r>
             <w:r>
               <w:rPr>
@@ -724,7 +719,7 @@
         </w:p>
         <w:p>
           <w:pPr>
-            <w:pStyle w:val="TOC2"/>
+            <w:pStyle w:val="Verzeichnis2"/>
             <w:tabs>
               <w:tab w:val="right" w:leader="dot" w:pos="9062"/>
             </w:tabs>
@@ -734,7 +729,7 @@
               <w:lang w:eastAsia="de-CH"/>
             </w:rPr>
           </w:pPr>
-          <w:hyperlink w:history="1" w:anchor="_Toc241693218">
+          <w:hyperlink w:anchor="_Toc244078662" w:history="1">
             <w:r>
               <w:rPr>
                 <w:rStyle w:val="Hyperlink"/>
@@ -761,7 +756,7 @@
                 <w:noProof/>
                 <w:webHidden/>
               </w:rPr>
-              <w:instrText xml:space="preserve"> PAGEREF _Toc241693218 \h </w:instrText>
+              <w:instrText xml:space="preserve"> PAGEREF _Toc244078662 \h </w:instrText>
             </w:r>
             <w:r>
               <w:rPr>
@@ -794,7 +789,7 @@
         </w:p>
         <w:p>
           <w:pPr>
-            <w:pStyle w:val="TOC1"/>
+            <w:pStyle w:val="Verzeichnis1"/>
             <w:tabs>
               <w:tab w:val="right" w:leader="dot" w:pos="9062"/>
             </w:tabs>
@@ -804,7 +799,7 @@
               <w:lang w:eastAsia="de-CH"/>
             </w:rPr>
           </w:pPr>
-          <w:hyperlink w:history="1" w:anchor="_Toc241693219">
+          <w:hyperlink w:anchor="_Toc244078663" w:history="1">
             <w:r>
               <w:rPr>
                 <w:rStyle w:val="Hyperlink"/>
@@ -831,7 +826,7 @@
                 <w:noProof/>
                 <w:webHidden/>
               </w:rPr>
-              <w:instrText xml:space="preserve"> PAGEREF _Toc241693219 \h </w:instrText>
+              <w:instrText xml:space="preserve"> PAGEREF _Toc244078663 \h </w:instrText>
             </w:r>
             <w:r>
               <w:rPr>
@@ -864,7 +859,7 @@
         </w:p>
         <w:p>
           <w:pPr>
-            <w:pStyle w:val="TOC1"/>
+            <w:pStyle w:val="Verzeichnis1"/>
             <w:tabs>
               <w:tab w:val="right" w:leader="dot" w:pos="9062"/>
             </w:tabs>
@@ -874,7 +869,7 @@
               <w:lang w:eastAsia="de-CH"/>
             </w:rPr>
           </w:pPr>
-          <w:hyperlink w:history="1" w:anchor="_Toc241693220">
+          <w:hyperlink w:anchor="_Toc244078664" w:history="1">
             <w:r>
               <w:rPr>
                 <w:rStyle w:val="Hyperlink"/>
@@ -901,7 +896,7 @@
                 <w:noProof/>
                 <w:webHidden/>
               </w:rPr>
-              <w:instrText xml:space="preserve"> PAGEREF _Toc241693220 \h </w:instrText>
+              <w:instrText xml:space="preserve"> PAGEREF _Toc244078664 \h </w:instrText>
             </w:r>
             <w:r>
               <w:rPr>
@@ -934,7 +929,7 @@
         </w:p>
         <w:p>
           <w:pPr>
-            <w:pStyle w:val="TOC1"/>
+            <w:pStyle w:val="Verzeichnis1"/>
             <w:tabs>
               <w:tab w:val="right" w:leader="dot" w:pos="9062"/>
             </w:tabs>
@@ -944,7 +939,7 @@
               <w:lang w:eastAsia="de-CH"/>
             </w:rPr>
           </w:pPr>
-          <w:hyperlink w:history="1" w:anchor="_Toc241693221">
+          <w:hyperlink w:anchor="_Toc244078665" w:history="1">
             <w:r>
               <w:rPr>
                 <w:rStyle w:val="Hyperlink"/>
@@ -971,7 +966,7 @@
                 <w:noProof/>
                 <w:webHidden/>
               </w:rPr>
-              <w:instrText xml:space="preserve"> PAGEREF _Toc241693221 \h </w:instrText>
+              <w:instrText xml:space="preserve"> PAGEREF _Toc244078665 \h </w:instrText>
             </w:r>
             <w:r>
               <w:rPr>
@@ -992,6 +987,146 @@
                 <w:webHidden/>
               </w:rPr>
               <w:t>5</w:t>
+            </w:r>
+            <w:r>
+              <w:rPr>
+                <w:noProof/>
+                <w:webHidden/>
+              </w:rPr>
+              <w:fldChar w:fldCharType="end"/>
+            </w:r>
+          </w:hyperlink>
+        </w:p>
+        <w:p>
+          <w:pPr>
+            <w:pStyle w:val="Verzeichnis1"/>
+            <w:tabs>
+              <w:tab w:val="right" w:leader="dot" w:pos="9062"/>
+            </w:tabs>
+            <w:rPr>
+              <w:rFonts w:eastAsiaTheme="minorEastAsia"/>
+              <w:noProof/>
+              <w:lang w:eastAsia="de-CH"/>
+            </w:rPr>
+          </w:pPr>
+          <w:hyperlink w:anchor="_Toc244078666" w:history="1">
+            <w:r>
+              <w:rPr>
+                <w:rStyle w:val="Hyperlink"/>
+                <w:noProof/>
+              </w:rPr>
+              <w:t>07.10.2026 Logische Operatoren &amp; Logikgatter</w:t>
+            </w:r>
+            <w:r>
+              <w:rPr>
+                <w:noProof/>
+                <w:webHidden/>
+              </w:rPr>
+              <w:tab/>
+            </w:r>
+            <w:r>
+              <w:rPr>
+                <w:noProof/>
+                <w:webHidden/>
+              </w:rPr>
+              <w:fldChar w:fldCharType="begin"/>
+            </w:r>
+            <w:r>
+              <w:rPr>
+                <w:noProof/>
+                <w:webHidden/>
+              </w:rPr>
+              <w:instrText xml:space="preserve"> PAGEREF _Toc244078666 \h </w:instrText>
+            </w:r>
+            <w:r>
+              <w:rPr>
+                <w:noProof/>
+                <w:webHidden/>
+              </w:rPr>
+            </w:r>
+            <w:r>
+              <w:rPr>
+                <w:noProof/>
+                <w:webHidden/>
+              </w:rPr>
+              <w:fldChar w:fldCharType="separate"/>
+            </w:r>
+            <w:r>
+              <w:rPr>
+                <w:noProof/>
+                <w:webHidden/>
+              </w:rPr>
+              <w:t>6</w:t>
+            </w:r>
+            <w:r>
+              <w:rPr>
+                <w:noProof/>
+                <w:webHidden/>
+              </w:rPr>
+              <w:fldChar w:fldCharType="end"/>
+            </w:r>
+          </w:hyperlink>
+        </w:p>
+        <w:p>
+          <w:pPr>
+            <w:pStyle w:val="Verzeichnis1"/>
+            <w:tabs>
+              <w:tab w:val="right" w:leader="dot" w:pos="9062"/>
+            </w:tabs>
+            <w:rPr>
+              <w:rFonts w:eastAsiaTheme="minorEastAsia"/>
+              <w:noProof/>
+              <w:lang w:eastAsia="de-CH"/>
+            </w:rPr>
+          </w:pPr>
+          <w:hyperlink w:anchor="_Toc244078667" w:history="1">
+            <w:r>
+              <w:rPr>
+                <w:rStyle w:val="Hyperlink"/>
+                <w:noProof/>
+              </w:rPr>
+              <w:t>28.10.2026 Aufgaben Logische Operatoren</w:t>
+            </w:r>
+            <w:r>
+              <w:rPr>
+                <w:noProof/>
+                <w:webHidden/>
+              </w:rPr>
+              <w:tab/>
+            </w:r>
+            <w:r>
+              <w:rPr>
+                <w:noProof/>
+                <w:webHidden/>
+              </w:rPr>
+              <w:fldChar w:fldCharType="begin"/>
+            </w:r>
+            <w:r>
+              <w:rPr>
+                <w:noProof/>
+                <w:webHidden/>
+              </w:rPr>
+              <w:instrText xml:space="preserve"> PAGEREF _Toc244078667 \h </w:instrText>
+            </w:r>
+            <w:r>
+              <w:rPr>
+                <w:noProof/>
+                <w:webHidden/>
+              </w:rPr>
+            </w:r>
+            <w:r>
+              <w:rPr>
+                <w:noProof/>
+                <w:webHidden/>
+              </w:rPr>
+              <w:fldChar w:fldCharType="separate"/>
+            </w:r>
+            <w:r>
+              <w:rPr>
+                <w:noProof/>
+                <w:webHidden/>
+              </w:rPr>
+              <w:t>6</w:t>
             </w:r>
             <w:r>
               <w:rPr>
@@ -1027,9 +1162,9 @@
     </w:p>
     <w:p>
       <w:pPr>
-        <w:pStyle w:val="Heading1"/>
-      </w:pPr>
-      <w:bookmarkStart w:name="_Toc241693213" w:id="0"/>
+        <w:pStyle w:val="berschrift1"/>
+      </w:pPr>
+      <w:bookmarkStart w:id="0" w:name="_Toc244078657"/>
       <w:r>
         <w:t>19.08.2026 Erstes Mal Java</w:t>
       </w:r>
@@ -1071,7 +1206,7 @@
           <w:noProof/>
         </w:rPr>
         <w:drawing>
-          <wp:anchor distT="0" distB="0" distL="114300" distR="114300" simplePos="0" relativeHeight="251658241" behindDoc="0" locked="0" layoutInCell="1" allowOverlap="1" wp14:anchorId="4AB68045" wp14:editId="7A985FD8">
+          <wp:anchor distT="0" distB="0" distL="114300" distR="114300" simplePos="0" relativeHeight="251658241" behindDoc="0" locked="0" layoutInCell="1" allowOverlap="1" wp14:anchorId="4AB68045" wp14:editId="6357633C">
             <wp:simplePos x="0" y="0"/>
             <wp:positionH relativeFrom="column">
               <wp:posOffset>2853055</wp:posOffset>
@@ -1184,9 +1319,9 @@
     <w:p/>
     <w:p>
       <w:pPr>
-        <w:pStyle w:val="Heading1"/>
-      </w:pPr>
-      <w:bookmarkStart w:name="_Toc241693214" w:id="1"/>
+        <w:pStyle w:val="berschrift1"/>
+      </w:pPr>
+      <w:bookmarkStart w:id="1" w:name="_Toc244078658"/>
       <w:r>
         <w:t xml:space="preserve">26.08.2026 </w:t>
       </w:r>
@@ -1287,9 +1422,9 @@
     <w:p/>
     <w:p>
       <w:pPr>
-        <w:pStyle w:val="Heading2"/>
-      </w:pPr>
-      <w:bookmarkStart w:name="_Toc241693215" w:id="2"/>
+        <w:pStyle w:val="berschrift2"/>
+      </w:pPr>
+      <w:bookmarkStart w:id="2" w:name="_Toc244078659"/>
       <w:r>
         <w:t>Strings</w:t>
       </w:r>
@@ -1319,9 +1454,9 @@
     <w:p/>
     <w:p>
       <w:pPr>
-        <w:pStyle w:val="Heading1"/>
-      </w:pPr>
-      <w:bookmarkStart w:name="_Toc241693216" w:id="3"/>
+        <w:pStyle w:val="berschrift1"/>
+      </w:pPr>
+      <w:bookmarkStart w:id="3" w:name="_Toc244078660"/>
       <w:r>
         <w:t>02.09.2026 Operatoren</w:t>
       </w:r>
@@ -1334,7 +1469,11 @@
     </w:p>
     <w:p>
       <w:r>
-        <w:t>Danach ging es um Zuweisungsoperatoren wie += oder -=, die einem viel Schreibarbeit ersparen, wenn man Werte schrittweise erhöhen oder verringern möchte. Am Schluss haben wir noch unäre Operatoren angeschaut, wie zum Beispiel ++ und -- zum Hoch- oder Runterzählen sowie den Rufzeichen-Operator !, der Wahrheitswerte einfach umkehrt. Das Thema war recht umfangreich, aber durch die vielen Beispiele hat man den Sinn hinter den Zeichen schnell verstanden.</w:t>
+        <w:t xml:space="preserve">Danach ging es um Zuweisungsoperatoren wie += oder -=, die einem viel Schreibarbeit ersparen, wenn man Werte schrittweise erhöhen oder verringern möchte. Am Schluss </w:t>
+      </w:r>
+      <w:r>
+        <w:lastRenderedPageBreak/>
+        <w:t>haben wir noch unäre Operatoren angeschaut, wie zum Beispiel ++ und -- zum Hoch- oder Runterzählen sowie den Rufzeichen-Operator !, der Wahrheitswerte einfach umkehrt. Das Thema war recht umfangreich, aber durch die vielen Beispiele hat man den Sinn hinter den Zeichen schnell verstanden.</w:t>
       </w:r>
     </w:p>
     <w:p/>
@@ -1342,9 +1481,9 @@
     <w:p/>
     <w:p>
       <w:pPr>
-        <w:pStyle w:val="Heading1"/>
-      </w:pPr>
-      <w:bookmarkStart w:name="_Toc241693217" w:id="4"/>
+        <w:pStyle w:val="berschrift1"/>
+      </w:pPr>
+      <w:bookmarkStart w:id="4" w:name="_Toc244078661"/>
       <w:r>
         <w:t>09.09.2026 Benutzereingabe</w:t>
       </w:r>
@@ -1413,9 +1552,9 @@
     </w:p>
     <w:p>
       <w:pPr>
-        <w:pStyle w:val="Heading2"/>
-      </w:pPr>
-      <w:bookmarkStart w:name="_Toc241693218" w:id="5"/>
+        <w:pStyle w:val="berschrift2"/>
+      </w:pPr>
+      <w:bookmarkStart w:id="5" w:name="_Toc244078662"/>
       <w:r>
         <w:t>Type Casting</w:t>
       </w:r>
@@ -1484,9 +1623,9 @@
     </w:p>
     <w:p>
       <w:pPr>
-        <w:pStyle w:val="Heading1"/>
-      </w:pPr>
-      <w:bookmarkStart w:name="_Toc241693219" w:id="6"/>
+        <w:pStyle w:val="berschrift1"/>
+      </w:pPr>
+      <w:bookmarkStart w:id="6" w:name="_Toc244078663"/>
       <w:r>
         <w:t>16.09.2026 Verzweigungen</w:t>
       </w:r>
@@ -1542,7 +1681,11 @@
       </w:r>
       <w:proofErr w:type="spellEnd"/>
       <w:r>
-        <w:t xml:space="preserve"> Abfragen den Fall, der am wahrscheinlichsten eintrifft, immer an die erste Stelle zu setzen, damit das Programm nicht unnötig viele Bedingungen prüfen muss. Ausserdem haben wir die Kurzform von </w:t>
+        <w:t xml:space="preserve"> Abfragen den Fall, der am wahrscheinlichsten eintrifft, immer an die erste Stelle zu </w:t>
+      </w:r>
+      <w:r>
+        <w:lastRenderedPageBreak/>
+        <w:t xml:space="preserve">setzen, damit das Programm nicht unnötig viele Bedingungen prüfen muss. Ausserdem haben wir die Kurzform von </w:t>
       </w:r>
       <w:proofErr w:type="spellStart"/>
       <w:r>
@@ -1564,9 +1707,9 @@
     <w:p/>
     <w:p>
       <w:pPr>
-        <w:pStyle w:val="Heading1"/>
-      </w:pPr>
-      <w:bookmarkStart w:name="_Toc241693220" w:id="7"/>
+        <w:pStyle w:val="berschrift1"/>
+      </w:pPr>
+      <w:bookmarkStart w:id="7" w:name="_Toc244078664"/>
       <w:r>
         <w:t>23</w:t>
       </w:r>
@@ -1711,9 +1854,9 @@
     </w:p>
     <w:p>
       <w:pPr>
-        <w:pStyle w:val="Heading1"/>
-      </w:pPr>
-      <w:bookmarkStart w:name="_Toc241693221" w:id="8"/>
+        <w:pStyle w:val="berschrift1"/>
+      </w:pPr>
+      <w:bookmarkStart w:id="8" w:name="_Toc244078665"/>
       <w:r>
         <w:t xml:space="preserve">30.09.2026 </w:t>
       </w:r>
@@ -1807,6 +1950,7 @@
     </w:p>
     <w:p>
       <w:r>
+        <w:lastRenderedPageBreak/>
         <w:t xml:space="preserve">In jedem der drei Projekte hat dann jeder auf seinen eigenen Branch gewechselt, eine Textdatei mit dem eigenen Namen erstellt. </w:t>
       </w:r>
     </w:p>
@@ -1858,13 +2002,138 @@
         <w:t xml:space="preserve">. Ich habe heute gelernt, wie wichtig eine gute Absprache in der Gruppe ist und wie man Projekte für andere freigibt und gemeinsam daran arbeitet. </w:t>
       </w:r>
     </w:p>
+    <w:p/>
+    <w:p>
+      <w:pPr>
+        <w:pStyle w:val="berschrift1"/>
+      </w:pPr>
+      <w:bookmarkStart w:id="9" w:name="_Toc244078666"/>
+      <w:r>
+        <w:t>07.10.2026 Logische Operatoren &amp; Logikgatter</w:t>
+      </w:r>
+      <w:bookmarkEnd w:id="9"/>
+    </w:p>
+    <w:p>
+      <w:r>
+        <w:t xml:space="preserve">Heute haben wir im Unterricht vor den Ferien das Thema Logikgatter und logische Operatoren angeschaut. Dafür haben wir hauptsächlich auf der Online-Plattform </w:t>
+      </w:r>
+      <w:hyperlink r:id="rId11" w:tgtFrame="_blank" w:history="1">
+        <w:r>
+          <w:rPr>
+            <w:rStyle w:val="Hyperlink"/>
+          </w:rPr>
+          <w:t>logic.ly/</w:t>
+        </w:r>
+        <w:proofErr w:type="spellStart"/>
+        <w:r>
+          <w:rPr>
+            <w:rStyle w:val="Hyperlink"/>
+          </w:rPr>
+          <w:t>demo</w:t>
+        </w:r>
+        <w:proofErr w:type="spellEnd"/>
+      </w:hyperlink>
+      <w:r>
+        <w:t xml:space="preserve"> gearbeitet. Zuerst haben wir gelernt, wie die Funktionsweise von Logikgattern wie AND, OR, XOR und NOT aufgebaut ist und wie man die dazugehörigen Wahrheitstabellen liest und versteht. </w:t>
+      </w:r>
+    </w:p>
+    <w:p>
+      <w:r>
+        <w:t>Danach ging es direkt an die Praxis</w:t>
+      </w:r>
+      <w:r>
+        <w:t>.</w:t>
+      </w:r>
+      <w:r>
+        <w:t xml:space="preserve"> Auf der Website haben wir verschiedene Logik-Rätsel gelöst, indem wir Schalter, Gatter und Lampen miteinander verdrahtet haben. Zum Beispiel mussten wir Schaltungen bauen, bei denen das Licht nur unter ganz bestimmten Bedingungen anging </w:t>
+      </w:r>
+      <w:r>
+        <w:t>,</w:t>
+      </w:r>
+      <w:r>
+        <w:t xml:space="preserve"> wie etwa eine Schloss-Schaltung mit einem speziellen Secret-Schalter.</w:t>
+      </w:r>
+      <w:r>
+        <w:t xml:space="preserve"> Wir haben aber auch </w:t>
+      </w:r>
+      <w:r>
+        <w:t xml:space="preserve">noch unsere Lernerfahrung und allgemein die Schule besprochen. </w:t>
+      </w:r>
+    </w:p>
+    <w:p/>
+    <w:p>
+      <w:pPr>
+        <w:pStyle w:val="berschrift1"/>
+      </w:pPr>
+      <w:bookmarkStart w:id="10" w:name="_Toc244078667"/>
+      <w:r>
+        <w:t>28.10.2026 Aufgaben Logische Operatoren</w:t>
+      </w:r>
+      <w:bookmarkEnd w:id="10"/>
+    </w:p>
+    <w:p>
+      <w:r>
+        <w:t xml:space="preserve">Nach den Ferien haben wir direkt mit einem Quiz gestartet wo wir getestet wurden, </w:t>
+      </w:r>
+      <w:r>
+        <w:t xml:space="preserve">ob und was wir noch so </w:t>
+      </w:r>
+      <w:r>
+        <w:t>behalten,</w:t>
+      </w:r>
+      <w:r>
+        <w:t xml:space="preserve"> haben über die Ferien. Der Start ging mir relativ gut der Fragen gegen Ende des Quiz hingegen wusste ich nicht mehr alles. </w:t>
+      </w:r>
+      <w:r>
+        <w:t xml:space="preserve">Danach haben wir uns an eine weitere </w:t>
+      </w:r>
+      <w:r>
+        <w:t>L</w:t>
+      </w:r>
+      <w:r>
+        <w:t>ogicly Aufgabe gemacht</w:t>
+      </w:r>
+      <w:r>
+        <w:t>, welche von Ernest erstellt worden war. Im Anschluss bekamen wir Zeit die Aufgaben in Intel</w:t>
+      </w:r>
+      <w:r>
+        <w:t>l</w:t>
+      </w:r>
+      <w:r>
+        <w:t>i</w:t>
+      </w:r>
+      <w:r>
+        <w:t xml:space="preserve">j zu lösen zu genau denen Operatoren. Ich hatte einige Schwierigkeiten wieder in Java zu starten nach den Ferien und musste deshalb ein paar Dinge nachschauen. </w:t>
+      </w:r>
+      <w:r>
+        <w:t>Im Großen und Ganzen</w:t>
+      </w:r>
+      <w:r>
+        <w:t xml:space="preserve"> habe ich die Aufgaben aber gut lösen </w:t>
+      </w:r>
+      <w:proofErr w:type="gramStart"/>
+      <w:r>
+        <w:t>können</w:t>
+      </w:r>
+      <w:proofErr w:type="gramEnd"/>
+      <w:r>
+        <w:t xml:space="preserve"> auch wenn für mich das Level gestiegen ist im Vergleich zum Anfang.</w:t>
+      </w:r>
+    </w:p>
+    <w:p/>
+    <w:p/>
+    <w:p/>
+    <w:p/>
+    <w:p/>
+    <w:p/>
+    <w:p/>
     <w:p/>
     <w:p/>
     <w:p/>
     <w:p/>
     <w:p/>
     <w:sectPr>
-      <w:pgSz w:w="11906" w:h="16838" w:orient="portrait"/>
+      <w:pgSz w:w="11906" w:h="16838"/>
       <w:pgMar w:top="1417" w:right="1417" w:bottom="1134" w:left="1417" w:header="708" w:footer="708" w:gutter="0"/>
       <w:cols w:space="708"/>
       <w:docGrid w:linePitch="360"/>
@@ -1891,7 +2160,7 @@
         <w:ind w:left="720" w:hanging="360"/>
       </w:pPr>
       <w:rPr>
-        <w:rFonts w:hint="default" w:ascii="Symbol" w:hAnsi="Symbol"/>
+        <w:rFonts w:ascii="Symbol" w:hAnsi="Symbol" w:hint="default"/>
         <w:sz w:val="20"/>
       </w:rPr>
     </w:lvl>
@@ -1907,7 +2176,7 @@
         <w:ind w:left="1440" w:hanging="360"/>
       </w:pPr>
       <w:rPr>
-        <w:rFonts w:hint="default" w:ascii="Courier New" w:hAnsi="Courier New"/>
+        <w:rFonts w:ascii="Courier New" w:hAnsi="Courier New" w:hint="default"/>
         <w:sz w:val="20"/>
       </w:rPr>
     </w:lvl>
@@ -1923,7 +2192,7 @@
         <w:ind w:left="2160" w:hanging="360"/>
       </w:pPr>
       <w:rPr>
-        <w:rFonts w:hint="default" w:ascii="Wingdings" w:hAnsi="Wingdings"/>
+        <w:rFonts w:ascii="Wingdings" w:hAnsi="Wingdings" w:hint="default"/>
         <w:sz w:val="20"/>
       </w:rPr>
     </w:lvl>
@@ -1939,7 +2208,7 @@
         <w:ind w:left="2880" w:hanging="360"/>
       </w:pPr>
       <w:rPr>
-        <w:rFonts w:hint="default" w:ascii="Wingdings" w:hAnsi="Wingdings"/>
+        <w:rFonts w:ascii="Wingdings" w:hAnsi="Wingdings" w:hint="default"/>
         <w:sz w:val="20"/>
       </w:rPr>
     </w:lvl>
@@ -1955,7 +2224,7 @@
         <w:ind w:left="3600" w:hanging="360"/>
       </w:pPr>
       <w:rPr>
-        <w:rFonts w:hint="default" w:ascii="Wingdings" w:hAnsi="Wingdings"/>
+        <w:rFonts w:ascii="Wingdings" w:hAnsi="Wingdings" w:hint="default"/>
         <w:sz w:val="20"/>
       </w:rPr>
     </w:lvl>
@@ -1971,7 +2240,7 @@
         <w:ind w:left="4320" w:hanging="360"/>
       </w:pPr>
       <w:rPr>
-        <w:rFonts w:hint="default" w:ascii="Wingdings" w:hAnsi="Wingdings"/>
+        <w:rFonts w:ascii="Wingdings" w:hAnsi="Wingdings" w:hint="default"/>
         <w:sz w:val="20"/>
       </w:rPr>
     </w:lvl>
@@ -1987,7 +2256,7 @@
         <w:ind w:left="5040" w:hanging="360"/>
       </w:pPr>
       <w:rPr>
-        <w:rFonts w:hint="default" w:ascii="Wingdings" w:hAnsi="Wingdings"/>
+        <w:rFonts w:ascii="Wingdings" w:hAnsi="Wingdings" w:hint="default"/>
         <w:sz w:val="20"/>
       </w:rPr>
     </w:lvl>
@@ -2003,7 +2272,7 @@
         <w:ind w:left="5760" w:hanging="360"/>
       </w:pPr>
       <w:rPr>
-        <w:rFonts w:hint="default" w:ascii="Wingdings" w:hAnsi="Wingdings"/>
+        <w:rFonts w:ascii="Wingdings" w:hAnsi="Wingdings" w:hint="default"/>
         <w:sz w:val="20"/>
       </w:rPr>
     </w:lvl>
@@ -2019,7 +2288,7 @@
         <w:ind w:left="6480" w:hanging="360"/>
       </w:pPr>
       <w:rPr>
-        <w:rFonts w:hint="default" w:ascii="Wingdings" w:hAnsi="Wingdings"/>
+        <w:rFonts w:ascii="Wingdings" w:hAnsi="Wingdings" w:hint="default"/>
         <w:sz w:val="20"/>
       </w:rPr>
     </w:lvl>
@@ -2040,7 +2309,7 @@
         <w:ind w:left="720" w:hanging="360"/>
       </w:pPr>
       <w:rPr>
-        <w:rFonts w:hint="default" w:ascii="Symbol" w:hAnsi="Symbol"/>
+        <w:rFonts w:ascii="Symbol" w:hAnsi="Symbol" w:hint="default"/>
         <w:sz w:val="20"/>
       </w:rPr>
     </w:lvl>
@@ -2056,7 +2325,7 @@
         <w:ind w:left="1440" w:hanging="360"/>
       </w:pPr>
       <w:rPr>
-        <w:rFonts w:hint="default" w:ascii="Courier New" w:hAnsi="Courier New"/>
+        <w:rFonts w:ascii="Courier New" w:hAnsi="Courier New" w:hint="default"/>
         <w:sz w:val="20"/>
       </w:rPr>
     </w:lvl>
@@ -2072,7 +2341,7 @@
         <w:ind w:left="2160" w:hanging="360"/>
       </w:pPr>
       <w:rPr>
-        <w:rFonts w:hint="default" w:ascii="Wingdings" w:hAnsi="Wingdings"/>
+        <w:rFonts w:ascii="Wingdings" w:hAnsi="Wingdings" w:hint="default"/>
         <w:sz w:val="20"/>
       </w:rPr>
     </w:lvl>
@@ -2088,7 +2357,7 @@
         <w:ind w:left="2880" w:hanging="360"/>
       </w:pPr>
       <w:rPr>
-        <w:rFonts w:hint="default" w:ascii="Wingdings" w:hAnsi="Wingdings"/>
+        <w:rFonts w:ascii="Wingdings" w:hAnsi="Wingdings" w:hint="default"/>
         <w:sz w:val="20"/>
       </w:rPr>
     </w:lvl>
@@ -2104,7 +2373,7 @@
         <w:ind w:left="3600" w:hanging="360"/>
       </w:pPr>
       <w:rPr>
-        <w:rFonts w:hint="default" w:ascii="Wingdings" w:hAnsi="Wingdings"/>
+        <w:rFonts w:ascii="Wingdings" w:hAnsi="Wingdings" w:hint="default"/>
         <w:sz w:val="20"/>
       </w:rPr>
     </w:lvl>
@@ -2120,7 +2389,7 @@
         <w:ind w:left="4320" w:hanging="360"/>
       </w:pPr>
       <w:rPr>
-        <w:rFonts w:hint="default" w:ascii="Wingdings" w:hAnsi="Wingdings"/>
+        <w:rFonts w:ascii="Wingdings" w:hAnsi="Wingdings" w:hint="default"/>
         <w:sz w:val="20"/>
       </w:rPr>
     </w:lvl>
@@ -2136,7 +2405,7 @@
         <w:ind w:left="5040" w:hanging="360"/>
       </w:pPr>
       <w:rPr>
-        <w:rFonts w:hint="default" w:ascii="Wingdings" w:hAnsi="Wingdings"/>
+        <w:rFonts w:ascii="Wingdings" w:hAnsi="Wingdings" w:hint="default"/>
         <w:sz w:val="20"/>
       </w:rPr>
     </w:lvl>
@@ -2152,7 +2421,7 @@
         <w:ind w:left="5760" w:hanging="360"/>
       </w:pPr>
       <w:rPr>
-        <w:rFonts w:hint="default" w:ascii="Wingdings" w:hAnsi="Wingdings"/>
+        <w:rFonts w:ascii="Wingdings" w:hAnsi="Wingdings" w:hint="default"/>
         <w:sz w:val="20"/>
       </w:rPr>
     </w:lvl>
@@ -2168,7 +2437,7 @@
         <w:ind w:left="6480" w:hanging="360"/>
       </w:pPr>
       <w:rPr>
-        <w:rFonts w:hint="default" w:ascii="Wingdings" w:hAnsi="Wingdings"/>
+        <w:rFonts w:ascii="Wingdings" w:hAnsi="Wingdings" w:hint="default"/>
         <w:sz w:val="20"/>
       </w:rPr>
     </w:lvl>
@@ -2187,7 +2456,7 @@
   <w:docDefaults>
     <w:rPrDefault>
       <w:rPr>
-        <w:rFonts w:asciiTheme="minorHAnsi" w:hAnsiTheme="minorHAnsi" w:eastAsiaTheme="minorHAnsi" w:cstheme="minorBidi"/>
+        <w:rFonts w:asciiTheme="minorHAnsi" w:eastAsiaTheme="minorHAnsi" w:hAnsiTheme="minorHAnsi" w:cstheme="minorBidi"/>
         <w:kern w:val="2"/>
         <w:sz w:val="24"/>
         <w:szCs w:val="24"/>
@@ -2204,14 +2473,14 @@
   <w:latentStyles w:defLockedState="0" w:defUIPriority="99" w:defSemiHidden="0" w:defUnhideWhenUsed="0" w:defQFormat="0" w:count="376">
     <w:lsdException w:name="Normal" w:uiPriority="0" w:qFormat="1"/>
     <w:lsdException w:name="heading 1" w:uiPriority="9" w:qFormat="1"/>
-    <w:lsdException w:name="heading 2" w:uiPriority="9" w:semiHidden="1" w:unhideWhenUsed="1" w:qFormat="1"/>
-    <w:lsdException w:name="heading 3" w:uiPriority="9" w:semiHidden="1" w:unhideWhenUsed="1" w:qFormat="1"/>
-    <w:lsdException w:name="heading 4" w:uiPriority="9" w:semiHidden="1" w:unhideWhenUsed="1" w:qFormat="1"/>
-    <w:lsdException w:name="heading 5" w:uiPriority="9" w:semiHidden="1" w:unhideWhenUsed="1" w:qFormat="1"/>
-    <w:lsdException w:name="heading 6" w:uiPriority="9" w:semiHidden="1" w:unhideWhenUsed="1" w:qFormat="1"/>
-    <w:lsdException w:name="heading 7" w:uiPriority="9" w:semiHidden="1" w:unhideWhenUsed="1" w:qFormat="1"/>
-    <w:lsdException w:name="heading 8" w:uiPriority="9" w:semiHidden="1" w:unhideWhenUsed="1" w:qFormat="1"/>
-    <w:lsdException w:name="heading 9" w:uiPriority="9" w:semiHidden="1" w:unhideWhenUsed="1" w:qFormat="1"/>
+    <w:lsdException w:name="heading 2" w:semiHidden="1" w:uiPriority="9" w:unhideWhenUsed="1" w:qFormat="1"/>
+    <w:lsdException w:name="heading 3" w:semiHidden="1" w:uiPriority="9" w:unhideWhenUsed="1" w:qFormat="1"/>
+    <w:lsdException w:name="heading 4" w:semiHidden="1" w:uiPriority="9" w:unhideWhenUsed="1" w:qFormat="1"/>
+    <w:lsdException w:name="heading 5" w:semiHidden="1" w:uiPriority="9" w:unhideWhenUsed="1" w:qFormat="1"/>
+    <w:lsdException w:name="heading 6" w:semiHidden="1" w:uiPriority="9" w:unhideWhenUsed="1" w:qFormat="1"/>
+    <w:lsdException w:name="heading 7" w:semiHidden="1" w:uiPriority="9" w:unhideWhenUsed="1" w:qFormat="1"/>
+    <w:lsdException w:name="heading 8" w:semiHidden="1" w:uiPriority="9" w:unhideWhenUsed="1" w:qFormat="1"/>
+    <w:lsdException w:name="heading 9" w:semiHidden="1" w:uiPriority="9" w:unhideWhenUsed="1" w:qFormat="1"/>
     <w:lsdException w:name="index 1" w:semiHidden="1" w:unhideWhenUsed="1"/>
     <w:lsdException w:name="index 2" w:semiHidden="1" w:unhideWhenUsed="1"/>
     <w:lsdException w:name="index 3" w:semiHidden="1" w:unhideWhenUsed="1"/>
@@ -2221,22 +2490,22 @@
     <w:lsdException w:name="index 7" w:semiHidden="1" w:unhideWhenUsed="1"/>
     <w:lsdException w:name="index 8" w:semiHidden="1" w:unhideWhenUsed="1"/>
     <w:lsdException w:name="index 9" w:semiHidden="1" w:unhideWhenUsed="1"/>
-    <w:lsdException w:name="toc 1" w:uiPriority="39" w:semiHidden="1" w:unhideWhenUsed="1"/>
-    <w:lsdException w:name="toc 2" w:uiPriority="39" w:semiHidden="1" w:unhideWhenUsed="1"/>
-    <w:lsdException w:name="toc 3" w:uiPriority="39" w:semiHidden="1" w:unhideWhenUsed="1"/>
-    <w:lsdException w:name="toc 4" w:uiPriority="39" w:semiHidden="1" w:unhideWhenUsed="1"/>
-    <w:lsdException w:name="toc 5" w:uiPriority="39" w:semiHidden="1" w:unhideWhenUsed="1"/>
-    <w:lsdException w:name="toc 6" w:uiPriority="39" w:semiHidden="1" w:unhideWhenUsed="1"/>
-    <w:lsdException w:name="toc 7" w:uiPriority="39" w:semiHidden="1" w:unhideWhenUsed="1"/>
-    <w:lsdException w:name="toc 8" w:uiPriority="39" w:semiHidden="1" w:unhideWhenUsed="1"/>
-    <w:lsdException w:name="toc 9" w:uiPriority="39" w:semiHidden="1" w:unhideWhenUsed="1"/>
+    <w:lsdException w:name="toc 1" w:semiHidden="1" w:uiPriority="39" w:unhideWhenUsed="1"/>
+    <w:lsdException w:name="toc 2" w:semiHidden="1" w:uiPriority="39" w:unhideWhenUsed="1"/>
+    <w:lsdException w:name="toc 3" w:semiHidden="1" w:uiPriority="39" w:unhideWhenUsed="1"/>
+    <w:lsdException w:name="toc 4" w:semiHidden="1" w:uiPriority="39" w:unhideWhenUsed="1"/>
+    <w:lsdException w:name="toc 5" w:semiHidden="1" w:uiPriority="39" w:unhideWhenUsed="1"/>
+    <w:lsdException w:name="toc 6" w:semiHidden="1" w:uiPriority="39" w:unhideWhenUsed="1"/>
+    <w:lsdException w:name="toc 7" w:semiHidden="1" w:uiPriority="39" w:unhideWhenUsed="1"/>
+    <w:lsdException w:name="toc 8" w:semiHidden="1" w:uiPriority="39" w:unhideWhenUsed="1"/>
+    <w:lsdException w:name="toc 9" w:semiHidden="1" w:uiPriority="39" w:unhideWhenUsed="1"/>
     <w:lsdException w:name="Normal Indent" w:semiHidden="1" w:unhideWhenUsed="1"/>
     <w:lsdException w:name="footnote text" w:semiHidden="1" w:unhideWhenUsed="1"/>
     <w:lsdException w:name="annotation text" w:semiHidden="1" w:unhideWhenUsed="1"/>
     <w:lsdException w:name="header" w:semiHidden="1" w:unhideWhenUsed="1"/>
     <w:lsdException w:name="footer" w:semiHidden="1" w:unhideWhenUsed="1"/>
     <w:lsdException w:name="index heading" w:semiHidden="1" w:unhideWhenUsed="1"/>
-    <w:lsdException w:name="caption" w:uiPriority="35" w:semiHidden="1" w:unhideWhenUsed="1" w:qFormat="1"/>
+    <w:lsdException w:name="caption" w:semiHidden="1" w:uiPriority="35" w:unhideWhenUsed="1" w:qFormat="1"/>
     <w:lsdException w:name="table of figures" w:semiHidden="1" w:unhideWhenUsed="1"/>
     <w:lsdException w:name="envelope address" w:semiHidden="1" w:unhideWhenUsed="1"/>
     <w:lsdException w:name="envelope return" w:semiHidden="1" w:unhideWhenUsed="1"/>
@@ -2267,7 +2536,7 @@
     <w:lsdException w:name="Title" w:uiPriority="10" w:qFormat="1"/>
     <w:lsdException w:name="Closing" w:semiHidden="1" w:unhideWhenUsed="1"/>
     <w:lsdException w:name="Signature" w:semiHidden="1" w:unhideWhenUsed="1"/>
-    <w:lsdException w:name="Default Paragraph Font" w:uiPriority="1" w:semiHidden="1" w:unhideWhenUsed="1"/>
+    <w:lsdException w:name="Default Paragraph Font" w:semiHidden="1" w:uiPriority="1" w:unhideWhenUsed="1"/>
     <w:lsdException w:name="Body Text" w:semiHidden="1" w:unhideWhenUsed="1"/>
     <w:lsdException w:name="Body Text Indent" w:semiHidden="1" w:unhideWhenUsed="1"/>
     <w:lsdException w:name="List Continue" w:semiHidden="1" w:unhideWhenUsed="1"/>
@@ -2467,8 +2736,8 @@
     <w:lsdException w:name="Subtle Reference" w:uiPriority="31" w:qFormat="1"/>
     <w:lsdException w:name="Intense Reference" w:uiPriority="32" w:qFormat="1"/>
     <w:lsdException w:name="Book Title" w:uiPriority="33" w:qFormat="1"/>
-    <w:lsdException w:name="Bibliography" w:uiPriority="37" w:semiHidden="1" w:unhideWhenUsed="1"/>
-    <w:lsdException w:name="TOC Heading" w:uiPriority="39" w:semiHidden="1" w:unhideWhenUsed="1" w:qFormat="1"/>
+    <w:lsdException w:name="Bibliography" w:semiHidden="1" w:uiPriority="37" w:unhideWhenUsed="1"/>
+    <w:lsdException w:name="TOC Heading" w:semiHidden="1" w:uiPriority="39" w:unhideWhenUsed="1" w:qFormat="1"/>
     <w:lsdException w:name="Plain Table 1" w:uiPriority="41"/>
     <w:lsdException w:name="Plain Table 2" w:uiPriority="42"/>
     <w:lsdException w:name="Plain Table 3" w:uiPriority="43"/>
@@ -2579,15 +2848,15 @@
     <w:lsdException w:name="Unresolved Mention" w:semiHidden="1" w:unhideWhenUsed="1"/>
     <w:lsdException w:name="Smart Link" w:semiHidden="1" w:unhideWhenUsed="1"/>
   </w:latentStyles>
-  <w:style w:type="paragraph" w:styleId="Normal" w:default="1">
+  <w:style w:type="paragraph" w:default="1" w:styleId="Standard">
     <w:name w:val="Normal"/>
     <w:qFormat/>
   </w:style>
-  <w:style w:type="paragraph" w:styleId="Heading1">
+  <w:style w:type="paragraph" w:styleId="berschrift1">
     <w:name w:val="heading 1"/>
-    <w:basedOn w:val="Normal"/>
-    <w:next w:val="Normal"/>
-    <w:link w:val="Heading1Char"/>
+    <w:basedOn w:val="Standard"/>
+    <w:next w:val="Standard"/>
+    <w:link w:val="berschrift1Zchn"/>
     <w:uiPriority w:val="9"/>
     <w:qFormat/>
     <w:rsid w:val="00BB08D7"/>
@@ -2598,17 +2867,17 @@
       <w:outlineLvl w:val="0"/>
     </w:pPr>
     <w:rPr>
-      <w:rFonts w:asciiTheme="majorHAnsi" w:hAnsiTheme="majorHAnsi" w:eastAsiaTheme="majorEastAsia" w:cstheme="majorBidi"/>
+      <w:rFonts w:asciiTheme="majorHAnsi" w:eastAsiaTheme="majorEastAsia" w:hAnsiTheme="majorHAnsi" w:cstheme="majorBidi"/>
       <w:color w:val="0F4761" w:themeColor="accent1" w:themeShade="BF"/>
       <w:sz w:val="40"/>
       <w:szCs w:val="40"/>
     </w:rPr>
   </w:style>
-  <w:style w:type="paragraph" w:styleId="Heading2">
+  <w:style w:type="paragraph" w:styleId="berschrift2">
     <w:name w:val="heading 2"/>
-    <w:basedOn w:val="Normal"/>
-    <w:next w:val="Normal"/>
-    <w:link w:val="Heading2Char"/>
+    <w:basedOn w:val="Standard"/>
+    <w:next w:val="Standard"/>
+    <w:link w:val="berschrift2Zchn"/>
     <w:uiPriority w:val="9"/>
     <w:unhideWhenUsed/>
     <w:qFormat/>
@@ -2620,19 +2889,18 @@
       <w:outlineLvl w:val="1"/>
     </w:pPr>
     <w:rPr>
-      <w:rFonts w:asciiTheme="majorHAnsi" w:hAnsiTheme="majorHAnsi" w:eastAsiaTheme="majorEastAsia" w:cstheme="majorBidi"/>
+      <w:rFonts w:asciiTheme="majorHAnsi" w:eastAsiaTheme="majorEastAsia" w:hAnsiTheme="majorHAnsi" w:cstheme="majorBidi"/>
       <w:color w:val="0F4761" w:themeColor="accent1" w:themeShade="BF"/>
       <w:sz w:val="32"/>
       <w:szCs w:val="32"/>
     </w:rPr>
   </w:style>
-  <w:style w:type="paragraph" w:styleId="Heading3">
+  <w:style w:type="paragraph" w:styleId="berschrift3">
     <w:name w:val="heading 3"/>
-    <w:basedOn w:val="Normal"/>
-    <w:next w:val="Normal"/>
-    <w:link w:val="Heading3Char"/>
+    <w:basedOn w:val="Standard"/>
+    <w:next w:val="Standard"/>
+    <w:link w:val="berschrift3Zchn"/>
     <w:uiPriority w:val="9"/>
-    <w:semiHidden/>
     <w:unhideWhenUsed/>
     <w:qFormat/>
     <w:rsid w:val="00BB08D7"/>
@@ -2649,11 +2917,11 @@
       <w:szCs w:val="28"/>
     </w:rPr>
   </w:style>
-  <w:style w:type="paragraph" w:styleId="Heading4">
+  <w:style w:type="paragraph" w:styleId="berschrift4">
     <w:name w:val="heading 4"/>
-    <w:basedOn w:val="Normal"/>
-    <w:next w:val="Normal"/>
-    <w:link w:val="Heading4Char"/>
+    <w:basedOn w:val="Standard"/>
+    <w:next w:val="Standard"/>
+    <w:link w:val="berschrift4Zchn"/>
     <w:uiPriority w:val="9"/>
     <w:semiHidden/>
     <w:unhideWhenUsed/>
@@ -2672,11 +2940,11 @@
       <w:color w:val="0F4761" w:themeColor="accent1" w:themeShade="BF"/>
     </w:rPr>
   </w:style>
-  <w:style w:type="paragraph" w:styleId="Heading5">
+  <w:style w:type="paragraph" w:styleId="berschrift5">
     <w:name w:val="heading 5"/>
-    <w:basedOn w:val="Normal"/>
-    <w:next w:val="Normal"/>
-    <w:link w:val="Heading5Char"/>
+    <w:basedOn w:val="Standard"/>
+    <w:next w:val="Standard"/>
+    <w:link w:val="berschrift5Zchn"/>
     <w:uiPriority w:val="9"/>
     <w:semiHidden/>
     <w:unhideWhenUsed/>
@@ -2693,11 +2961,11 @@
       <w:color w:val="0F4761" w:themeColor="accent1" w:themeShade="BF"/>
     </w:rPr>
   </w:style>
-  <w:style w:type="paragraph" w:styleId="Heading6">
+  <w:style w:type="paragraph" w:styleId="berschrift6">
     <w:name w:val="heading 6"/>
-    <w:basedOn w:val="Normal"/>
-    <w:next w:val="Normal"/>
-    <w:link w:val="Heading6Char"/>
+    <w:basedOn w:val="Standard"/>
+    <w:next w:val="Standard"/>
+    <w:link w:val="berschrift6Zchn"/>
     <w:uiPriority w:val="9"/>
     <w:semiHidden/>
     <w:unhideWhenUsed/>
@@ -2716,11 +2984,11 @@
       <w:color w:val="595959" w:themeColor="text1" w:themeTint="A6"/>
     </w:rPr>
   </w:style>
-  <w:style w:type="paragraph" w:styleId="Heading7">
+  <w:style w:type="paragraph" w:styleId="berschrift7">
     <w:name w:val="heading 7"/>
-    <w:basedOn w:val="Normal"/>
-    <w:next w:val="Normal"/>
-    <w:link w:val="Heading7Char"/>
+    <w:basedOn w:val="Standard"/>
+    <w:next w:val="Standard"/>
+    <w:link w:val="berschrift7Zchn"/>
     <w:uiPriority w:val="9"/>
     <w:semiHidden/>
     <w:unhideWhenUsed/>
@@ -2737,11 +3005,11 @@
       <w:color w:val="595959" w:themeColor="text1" w:themeTint="A6"/>
     </w:rPr>
   </w:style>
-  <w:style w:type="paragraph" w:styleId="Heading8">
+  <w:style w:type="paragraph" w:styleId="berschrift8">
     <w:name w:val="heading 8"/>
-    <w:basedOn w:val="Normal"/>
-    <w:next w:val="Normal"/>
-    <w:link w:val="Heading8Char"/>
+    <w:basedOn w:val="Standard"/>
+    <w:next w:val="Standard"/>
+    <w:link w:val="berschrift8Zchn"/>
     <w:uiPriority w:val="9"/>
     <w:semiHidden/>
     <w:unhideWhenUsed/>
@@ -2760,11 +3028,11 @@
       <w:color w:val="272727" w:themeColor="text1" w:themeTint="D8"/>
     </w:rPr>
   </w:style>
-  <w:style w:type="paragraph" w:styleId="Heading9">
+  <w:style w:type="paragraph" w:styleId="berschrift9">
     <w:name w:val="heading 9"/>
-    <w:basedOn w:val="Normal"/>
-    <w:next w:val="Normal"/>
-    <w:link w:val="Heading9Char"/>
+    <w:basedOn w:val="Standard"/>
+    <w:next w:val="Standard"/>
+    <w:link w:val="berschrift9Zchn"/>
     <w:uiPriority w:val="9"/>
     <w:semiHidden/>
     <w:unhideWhenUsed/>
@@ -2781,13 +3049,12 @@
       <w:color w:val="272727" w:themeColor="text1" w:themeTint="D8"/>
     </w:rPr>
   </w:style>
-  <w:style w:type="character" w:styleId="DefaultParagraphFont" w:default="1">
+  <w:style w:type="character" w:default="1" w:styleId="Absatz-Standardschriftart">
     <w:name w:val="Default Paragraph Font"/>
     <w:uiPriority w:val="1"/>
-    <w:semiHidden/>
     <w:unhideWhenUsed/>
   </w:style>
-  <w:style w:type="table" w:styleId="TableNormal" w:default="1">
+  <w:style w:type="table" w:default="1" w:styleId="NormaleTabelle">
     <w:name w:val="Normal Table"/>
     <w:uiPriority w:val="99"/>
     <w:semiHidden/>
@@ -2802,44 +3069,43 @@
       </w:tblCellMar>
     </w:tblPr>
   </w:style>
-  <w:style w:type="numbering" w:styleId="NoList" w:default="1">
+  <w:style w:type="numbering" w:default="1" w:styleId="KeineListe">
     <w:name w:val="No List"/>
     <w:uiPriority w:val="99"/>
     <w:semiHidden/>
     <w:unhideWhenUsed/>
   </w:style>
-  <w:style w:type="character" w:styleId="Heading1Char" w:customStyle="1">
-    <w:name w:val="Heading 1 Char"/>
-    <w:basedOn w:val="DefaultParagraphFont"/>
-    <w:link w:val="Heading1"/>
+  <w:style w:type="character" w:customStyle="1" w:styleId="berschrift1Zchn">
+    <w:name w:val="Überschrift 1 Zchn"/>
+    <w:basedOn w:val="Absatz-Standardschriftart"/>
+    <w:link w:val="berschrift1"/>
     <w:uiPriority w:val="9"/>
     <w:rsid w:val="00BB08D7"/>
     <w:rPr>
-      <w:rFonts w:asciiTheme="majorHAnsi" w:hAnsiTheme="majorHAnsi" w:eastAsiaTheme="majorEastAsia" w:cstheme="majorBidi"/>
+      <w:rFonts w:asciiTheme="majorHAnsi" w:eastAsiaTheme="majorEastAsia" w:hAnsiTheme="majorHAnsi" w:cstheme="majorBidi"/>
       <w:color w:val="0F4761" w:themeColor="accent1" w:themeShade="BF"/>
       <w:sz w:val="40"/>
       <w:szCs w:val="40"/>
     </w:rPr>
   </w:style>
-  <w:style w:type="character" w:styleId="Heading2Char" w:customStyle="1">
-    <w:name w:val="Heading 2 Char"/>
-    <w:basedOn w:val="DefaultParagraphFont"/>
-    <w:link w:val="Heading2"/>
+  <w:style w:type="character" w:customStyle="1" w:styleId="berschrift2Zchn">
+    <w:name w:val="Überschrift 2 Zchn"/>
+    <w:basedOn w:val="Absatz-Standardschriftart"/>
+    <w:link w:val="berschrift2"/>
     <w:uiPriority w:val="9"/>
     <w:rsid w:val="00BB08D7"/>
     <w:rPr>
-      <w:rFonts w:asciiTheme="majorHAnsi" w:hAnsiTheme="majorHAnsi" w:eastAsiaTheme="majorEastAsia" w:cstheme="majorBidi"/>
+      <w:rFonts w:asciiTheme="majorHAnsi" w:eastAsiaTheme="majorEastAsia" w:hAnsiTheme="majorHAnsi" w:cstheme="majorBidi"/>
       <w:color w:val="0F4761" w:themeColor="accent1" w:themeShade="BF"/>
       <w:sz w:val="32"/>
       <w:szCs w:val="32"/>
     </w:rPr>
   </w:style>
-  <w:style w:type="character" w:styleId="Heading3Char" w:customStyle="1">
-    <w:name w:val="Heading 3 Char"/>
-    <w:basedOn w:val="DefaultParagraphFont"/>
-    <w:link w:val="Heading3"/>
+  <w:style w:type="character" w:customStyle="1" w:styleId="berschrift3Zchn">
+    <w:name w:val="Überschrift 3 Zchn"/>
+    <w:basedOn w:val="Absatz-Standardschriftart"/>
+    <w:link w:val="berschrift3"/>
     <w:uiPriority w:val="9"/>
-    <w:semiHidden/>
     <w:rsid w:val="00BB08D7"/>
     <w:rPr>
       <w:rFonts w:eastAsiaTheme="majorEastAsia" w:cstheme="majorBidi"/>
@@ -2848,10 +3114,10 @@
       <w:szCs w:val="28"/>
     </w:rPr>
   </w:style>
-  <w:style w:type="character" w:styleId="Heading4Char" w:customStyle="1">
-    <w:name w:val="Heading 4 Char"/>
-    <w:basedOn w:val="DefaultParagraphFont"/>
-    <w:link w:val="Heading4"/>
+  <w:style w:type="character" w:customStyle="1" w:styleId="berschrift4Zchn">
+    <w:name w:val="Überschrift 4 Zchn"/>
+    <w:basedOn w:val="Absatz-Standardschriftart"/>
+    <w:link w:val="berschrift4"/>
     <w:uiPriority w:val="9"/>
     <w:semiHidden/>
     <w:rsid w:val="00BB08D7"/>
@@ -2862,10 +3128,10 @@
       <w:color w:val="0F4761" w:themeColor="accent1" w:themeShade="BF"/>
     </w:rPr>
   </w:style>
-  <w:style w:type="character" w:styleId="Heading5Char" w:customStyle="1">
-    <w:name w:val="Heading 5 Char"/>
-    <w:basedOn w:val="DefaultParagraphFont"/>
-    <w:link w:val="Heading5"/>
+  <w:style w:type="character" w:customStyle="1" w:styleId="berschrift5Zchn">
+    <w:name w:val="Überschrift 5 Zchn"/>
+    <w:basedOn w:val="Absatz-Standardschriftart"/>
+    <w:link w:val="berschrift5"/>
     <w:uiPriority w:val="9"/>
     <w:semiHidden/>
     <w:rsid w:val="00BB08D7"/>
@@ -2874,10 +3140,10 @@
       <w:color w:val="0F4761" w:themeColor="accent1" w:themeShade="BF"/>
     </w:rPr>
   </w:style>
-  <w:style w:type="character" w:styleId="Heading6Char" w:customStyle="1">
-    <w:name w:val="Heading 6 Char"/>
-    <w:basedOn w:val="DefaultParagraphFont"/>
-    <w:link w:val="Heading6"/>
+  <w:style w:type="character" w:customStyle="1" w:styleId="berschrift6Zchn">
+    <w:name w:val="Überschrift 6 Zchn"/>
+    <w:basedOn w:val="Absatz-Standardschriftart"/>
+    <w:link w:val="berschrift6"/>
     <w:uiPriority w:val="9"/>
     <w:semiHidden/>
     <w:rsid w:val="00BB08D7"/>
@@ -2888,10 +3154,10 @@
       <w:color w:val="595959" w:themeColor="text1" w:themeTint="A6"/>
     </w:rPr>
   </w:style>
-  <w:style w:type="character" w:styleId="Heading7Char" w:customStyle="1">
-    <w:name w:val="Heading 7 Char"/>
-    <w:basedOn w:val="DefaultParagraphFont"/>
-    <w:link w:val="Heading7"/>
+  <w:style w:type="character" w:customStyle="1" w:styleId="berschrift7Zchn">
+    <w:name w:val="Überschrift 7 Zchn"/>
+    <w:basedOn w:val="Absatz-Standardschriftart"/>
+    <w:link w:val="berschrift7"/>
     <w:uiPriority w:val="9"/>
     <w:semiHidden/>
     <w:rsid w:val="00BB08D7"/>
@@ -2900,10 +3166,10 @@
       <w:color w:val="595959" w:themeColor="text1" w:themeTint="A6"/>
     </w:rPr>
   </w:style>
-  <w:style w:type="character" w:styleId="Heading8Char" w:customStyle="1">
-    <w:name w:val="Heading 8 Char"/>
-    <w:basedOn w:val="DefaultParagraphFont"/>
-    <w:link w:val="Heading8"/>
+  <w:style w:type="character" w:customStyle="1" w:styleId="berschrift8Zchn">
+    <w:name w:val="Überschrift 8 Zchn"/>
+    <w:basedOn w:val="Absatz-Standardschriftart"/>
+    <w:link w:val="berschrift8"/>
     <w:uiPriority w:val="9"/>
     <w:semiHidden/>
     <w:rsid w:val="00BB08D7"/>
@@ -2914,10 +3180,10 @@
       <w:color w:val="272727" w:themeColor="text1" w:themeTint="D8"/>
     </w:rPr>
   </w:style>
-  <w:style w:type="character" w:styleId="Heading9Char" w:customStyle="1">
-    <w:name w:val="Heading 9 Char"/>
-    <w:basedOn w:val="DefaultParagraphFont"/>
-    <w:link w:val="Heading9"/>
+  <w:style w:type="character" w:customStyle="1" w:styleId="berschrift9Zchn">
+    <w:name w:val="Überschrift 9 Zchn"/>
+    <w:basedOn w:val="Absatz-Standardschriftart"/>
+    <w:link w:val="berschrift9"/>
     <w:uiPriority w:val="9"/>
     <w:semiHidden/>
     <w:rsid w:val="00BB08D7"/>
@@ -2926,11 +3192,11 @@
       <w:color w:val="272727" w:themeColor="text1" w:themeTint="D8"/>
     </w:rPr>
   </w:style>
-  <w:style w:type="paragraph" w:styleId="Title">
+  <w:style w:type="paragraph" w:styleId="Titel">
     <w:name w:val="Title"/>
-    <w:basedOn w:val="Normal"/>
-    <w:next w:val="Normal"/>
-    <w:link w:val="TitleChar"/>
+    <w:basedOn w:val="Standard"/>
+    <w:next w:val="Standard"/>
+    <w:link w:val="TitelZchn"/>
     <w:uiPriority w:val="10"/>
     <w:qFormat/>
     <w:rsid w:val="00BB08D7"/>
@@ -2939,32 +3205,32 @@
       <w:contextualSpacing/>
     </w:pPr>
     <w:rPr>
-      <w:rFonts w:asciiTheme="majorHAnsi" w:hAnsiTheme="majorHAnsi" w:eastAsiaTheme="majorEastAsia" w:cstheme="majorBidi"/>
+      <w:rFonts w:asciiTheme="majorHAnsi" w:eastAsiaTheme="majorEastAsia" w:hAnsiTheme="majorHAnsi" w:cstheme="majorBidi"/>
       <w:spacing w:val="-10"/>
       <w:kern w:val="28"/>
       <w:sz w:val="56"/>
       <w:szCs w:val="56"/>
     </w:rPr>
   </w:style>
-  <w:style w:type="character" w:styleId="TitleChar" w:customStyle="1">
-    <w:name w:val="Title Char"/>
-    <w:basedOn w:val="DefaultParagraphFont"/>
-    <w:link w:val="Title"/>
+  <w:style w:type="character" w:customStyle="1" w:styleId="TitelZchn">
+    <w:name w:val="Titel Zchn"/>
+    <w:basedOn w:val="Absatz-Standardschriftart"/>
+    <w:link w:val="Titel"/>
     <w:uiPriority w:val="10"/>
     <w:rsid w:val="00BB08D7"/>
     <w:rPr>
-      <w:rFonts w:asciiTheme="majorHAnsi" w:hAnsiTheme="majorHAnsi" w:eastAsiaTheme="majorEastAsia" w:cstheme="majorBidi"/>
+      <w:rFonts w:asciiTheme="majorHAnsi" w:eastAsiaTheme="majorEastAsia" w:hAnsiTheme="majorHAnsi" w:cstheme="majorBidi"/>
       <w:spacing w:val="-10"/>
       <w:kern w:val="28"/>
       <w:sz w:val="56"/>
       <w:szCs w:val="56"/>
     </w:rPr>
   </w:style>
-  <w:style w:type="paragraph" w:styleId="Subtitle">
+  <w:style w:type="paragraph" w:styleId="Untertitel">
     <w:name w:val="Subtitle"/>
-    <w:basedOn w:val="Normal"/>
-    <w:next w:val="Normal"/>
-    <w:link w:val="SubtitleChar"/>
+    <w:basedOn w:val="Standard"/>
+    <w:next w:val="Standard"/>
+    <w:link w:val="UntertitelZchn"/>
     <w:uiPriority w:val="11"/>
     <w:qFormat/>
     <w:rsid w:val="00BB08D7"/>
@@ -2981,10 +3247,10 @@
       <w:szCs w:val="28"/>
     </w:rPr>
   </w:style>
-  <w:style w:type="character" w:styleId="SubtitleChar" w:customStyle="1">
-    <w:name w:val="Subtitle Char"/>
-    <w:basedOn w:val="DefaultParagraphFont"/>
-    <w:link w:val="Subtitle"/>
+  <w:style w:type="character" w:customStyle="1" w:styleId="UntertitelZchn">
+    <w:name w:val="Untertitel Zchn"/>
+    <w:basedOn w:val="Absatz-Standardschriftart"/>
+    <w:link w:val="Untertitel"/>
     <w:uiPriority w:val="11"/>
     <w:rsid w:val="00BB08D7"/>
     <w:rPr>
@@ -2995,11 +3261,11 @@
       <w:szCs w:val="28"/>
     </w:rPr>
   </w:style>
-  <w:style w:type="paragraph" w:styleId="Quote">
+  <w:style w:type="paragraph" w:styleId="Zitat">
     <w:name w:val="Quote"/>
-    <w:basedOn w:val="Normal"/>
-    <w:next w:val="Normal"/>
-    <w:link w:val="QuoteChar"/>
+    <w:basedOn w:val="Standard"/>
+    <w:next w:val="Standard"/>
+    <w:link w:val="ZitatZchn"/>
     <w:uiPriority w:val="29"/>
     <w:qFormat/>
     <w:rsid w:val="00BB08D7"/>
@@ -3013,10 +3279,10 @@
       <w:color w:val="404040" w:themeColor="text1" w:themeTint="BF"/>
     </w:rPr>
   </w:style>
-  <w:style w:type="character" w:styleId="QuoteChar" w:customStyle="1">
-    <w:name w:val="Quote Char"/>
-    <w:basedOn w:val="DefaultParagraphFont"/>
-    <w:link w:val="Quote"/>
+  <w:style w:type="character" w:customStyle="1" w:styleId="ZitatZchn">
+    <w:name w:val="Zitat Zchn"/>
+    <w:basedOn w:val="Absatz-Standardschriftart"/>
+    <w:link w:val="Zitat"/>
     <w:uiPriority w:val="29"/>
     <w:rsid w:val="00BB08D7"/>
     <w:rPr>
@@ -3025,9 +3291,9 @@
       <w:color w:val="404040" w:themeColor="text1" w:themeTint="BF"/>
     </w:rPr>
   </w:style>
-  <w:style w:type="paragraph" w:styleId="ListParagraph">
+  <w:style w:type="paragraph" w:styleId="Listenabsatz">
     <w:name w:val="List Paragraph"/>
-    <w:basedOn w:val="Normal"/>
+    <w:basedOn w:val="Standard"/>
     <w:uiPriority w:val="34"/>
     <w:qFormat/>
     <w:rsid w:val="00BB08D7"/>
@@ -3036,9 +3302,9 @@
       <w:contextualSpacing/>
     </w:pPr>
   </w:style>
-  <w:style w:type="character" w:styleId="IntenseEmphasis">
+  <w:style w:type="character" w:styleId="IntensiveHervorhebung">
     <w:name w:val="Intense Emphasis"/>
-    <w:basedOn w:val="DefaultParagraphFont"/>
+    <w:basedOn w:val="Absatz-Standardschriftart"/>
     <w:uiPriority w:val="21"/>
     <w:qFormat/>
     <w:rsid w:val="00BB08D7"/>
@@ -3048,18 +3314,18 @@
       <w:color w:val="0F4761" w:themeColor="accent1" w:themeShade="BF"/>
     </w:rPr>
   </w:style>
-  <w:style w:type="paragraph" w:styleId="IntenseQuote">
+  <w:style w:type="paragraph" w:styleId="IntensivesZitat">
     <w:name w:val="Intense Quote"/>
-    <w:basedOn w:val="Normal"/>
-    <w:next w:val="Normal"/>
-    <w:link w:val="IntenseQuoteChar"/>
+    <w:basedOn w:val="Standard"/>
+    <w:next w:val="Standard"/>
+    <w:link w:val="IntensivesZitatZchn"/>
     <w:uiPriority w:val="30"/>
     <w:qFormat/>
     <w:rsid w:val="00BB08D7"/>
     <w:pPr>
       <w:pBdr>
-        <w:top w:val="single" w:color="0F4761" w:themeColor="accent1" w:themeShade="BF" w:sz="4" w:space="10"/>
-        <w:bottom w:val="single" w:color="0F4761" w:themeColor="accent1" w:themeShade="BF" w:sz="4" w:space="10"/>
+        <w:top w:val="single" w:sz="4" w:space="10" w:color="0F4761" w:themeColor="accent1" w:themeShade="BF"/>
+        <w:bottom w:val="single" w:sz="4" w:space="10" w:color="0F4761" w:themeColor="accent1" w:themeShade="BF"/>
       </w:pBdr>
       <w:spacing w:before="360" w:after="360"/>
       <w:ind w:left="864" w:right="864"/>
@@ -3071,10 +3337,10 @@
       <w:color w:val="0F4761" w:themeColor="accent1" w:themeShade="BF"/>
     </w:rPr>
   </w:style>
-  <w:style w:type="character" w:styleId="IntenseQuoteChar" w:customStyle="1">
-    <w:name w:val="Intense Quote Char"/>
-    <w:basedOn w:val="DefaultParagraphFont"/>
-    <w:link w:val="IntenseQuote"/>
+  <w:style w:type="character" w:customStyle="1" w:styleId="IntensivesZitatZchn">
+    <w:name w:val="Intensives Zitat Zchn"/>
+    <w:basedOn w:val="Absatz-Standardschriftart"/>
+    <w:link w:val="IntensivesZitat"/>
     <w:uiPriority w:val="30"/>
     <w:rsid w:val="00BB08D7"/>
     <w:rPr>
@@ -3083,9 +3349,9 @@
       <w:color w:val="0F4761" w:themeColor="accent1" w:themeShade="BF"/>
     </w:rPr>
   </w:style>
-  <w:style w:type="character" w:styleId="IntenseReference">
+  <w:style w:type="character" w:styleId="IntensiverVerweis">
     <w:name w:val="Intense Reference"/>
-    <w:basedOn w:val="DefaultParagraphFont"/>
+    <w:basedOn w:val="Absatz-Standardschriftart"/>
     <w:uiPriority w:val="32"/>
     <w:qFormat/>
     <w:rsid w:val="00BB08D7"/>
@@ -3097,10 +3363,10 @@
       <w:spacing w:val="5"/>
     </w:rPr>
   </w:style>
-  <w:style w:type="paragraph" w:styleId="TOCHeading">
+  <w:style w:type="paragraph" w:styleId="Inhaltsverzeichnisberschrift">
     <w:name w:val="TOC Heading"/>
-    <w:basedOn w:val="Heading1"/>
-    <w:next w:val="Normal"/>
+    <w:basedOn w:val="berschrift1"/>
+    <w:next w:val="Standard"/>
     <w:uiPriority w:val="39"/>
     <w:unhideWhenUsed/>
     <w:qFormat/>
@@ -3117,10 +3383,10 @@
       <w14:ligatures w14:val="none"/>
     </w:rPr>
   </w:style>
-  <w:style w:type="paragraph" w:styleId="TOC1">
+  <w:style w:type="paragraph" w:styleId="Verzeichnis1">
     <w:name w:val="toc 1"/>
-    <w:basedOn w:val="Normal"/>
-    <w:next w:val="Normal"/>
+    <w:basedOn w:val="Standard"/>
+    <w:next w:val="Standard"/>
     <w:autoRedefine/>
     <w:uiPriority w:val="39"/>
     <w:unhideWhenUsed/>
@@ -3131,7 +3397,7 @@
   </w:style>
   <w:style w:type="character" w:styleId="Hyperlink">
     <w:name w:val="Hyperlink"/>
-    <w:basedOn w:val="DefaultParagraphFont"/>
+    <w:basedOn w:val="Absatz-Standardschriftart"/>
     <w:uiPriority w:val="99"/>
     <w:unhideWhenUsed/>
     <w:rsid w:val="00677DA8"/>
@@ -3140,10 +3406,10 @@
       <w:u w:val="single"/>
     </w:rPr>
   </w:style>
-  <w:style w:type="paragraph" w:styleId="TOC2">
+  <w:style w:type="paragraph" w:styleId="Verzeichnis2">
     <w:name w:val="toc 2"/>
-    <w:basedOn w:val="Normal"/>
-    <w:next w:val="Normal"/>
+    <w:basedOn w:val="Standard"/>
+    <w:next w:val="Standard"/>
     <w:autoRedefine/>
     <w:uiPriority w:val="39"/>
     <w:unhideWhenUsed/>
@@ -3153,9 +3419,9 @@
       <w:ind w:left="240"/>
     </w:pPr>
   </w:style>
-  <w:style w:type="character" w:styleId="PlaceholderText">
+  <w:style w:type="character" w:styleId="Platzhaltertext">
     <w:name w:val="Placeholder Text"/>
-    <w:basedOn w:val="DefaultParagraphFont"/>
+    <w:basedOn w:val="Absatz-Standardschriftart"/>
     <w:uiPriority w:val="99"/>
     <w:semiHidden/>
     <w:rsid w:val="00840E81"/>
@@ -3163,11 +3429,23 @@
       <w:color w:val="666666"/>
     </w:rPr>
   </w:style>
+  <w:style w:type="character" w:styleId="NichtaufgelsteErwhnung">
+    <w:name w:val="Unresolved Mention"/>
+    <w:basedOn w:val="Absatz-Standardschriftart"/>
+    <w:uiPriority w:val="99"/>
+    <w:semiHidden/>
+    <w:unhideWhenUsed/>
+    <w:rsid w:val="00D8169D"/>
+    <w:rPr>
+      <w:color w:val="605E5C"/>
+      <w:shd w:val="clear" w:color="auto" w:fill="E1DFDD"/>
+    </w:rPr>
+  </w:style>
 </w:styles>
 </file>
 
 <file path=word/theme/theme1.xml><?xml version="1.0" encoding="utf-8"?>
-<a:theme xmlns:a="http://schemas.openxmlformats.org/drawingml/2006/main" xmlns:thm15="http://schemas.microsoft.com/office/thememl/2012/main" name="Office">
+<a:theme xmlns:a="http://schemas.openxmlformats.org/drawingml/2006/main" name="Office">
   <a:themeElements>
     <a:clrScheme name="Office">
       <a:dk1>
@@ -3491,12 +3769,6 @@
 </file>
 
 <file path=customXml/item2.xml><?xml version="1.0" encoding="utf-8"?>
-<p:properties xmlns:p="http://schemas.microsoft.com/office/2006/metadata/properties" xmlns:xsi="http://www.w3.org/2001/XMLSchema-instance" xmlns:pc="http://schemas.microsoft.com/office/infopath/2007/PartnerControls">
-  <documentManagement/>
-</p:properties>
-</file>
-
-<file path=customXml/item3.xml><?xml version="1.0" encoding="utf-8"?>
 <ct:contentTypeSchema xmlns:ct="http://schemas.microsoft.com/office/2006/metadata/contentType" xmlns:ma="http://schemas.microsoft.com/office/2006/metadata/properties/metaAttributes" ct:_="" ma:_="" ma:contentTypeName="Document" ma:contentTypeID="0x010100BCF939945D5AA146941986330541B6BB" ma:contentTypeVersion="4" ma:contentTypeDescription="Crée un document." ma:contentTypeScope="" ma:versionID="4cbf6c4edbe14bdee957b914a035a485">
   <xsd:schema xmlns:xsd="http://www.w3.org/2001/XMLSchema" xmlns:xs="http://www.w3.org/2001/XMLSchema" xmlns:p="http://schemas.microsoft.com/office/2006/metadata/properties" xmlns:ns3="de59af68-80fe-4c59-a874-c4d31861fa54" targetNamespace="http://schemas.microsoft.com/office/2006/metadata/properties" ma:root="true" ma:fieldsID="025506e99647e6a60e640c907d041180" ns3:_="">
     <xsd:import namespace="de59af68-80fe-4c59-a874-c4d31861fa54"/>
@@ -3640,6 +3912,12 @@
 </ct:contentTypeSchema>
 </file>
 
+<file path=customXml/item3.xml><?xml version="1.0" encoding="utf-8"?>
+<p:properties xmlns:p="http://schemas.microsoft.com/office/2006/metadata/properties" xmlns:xsi="http://www.w3.org/2001/XMLSchema-instance" xmlns:pc="http://schemas.microsoft.com/office/infopath/2007/PartnerControls">
+  <documentManagement/>
+</p:properties>
+</file>
+
 <file path=customXml/itemProps1.xml><?xml version="1.0" encoding="utf-8"?>
 <ds:datastoreItem xmlns:ds="http://schemas.openxmlformats.org/officeDocument/2006/customXml" ds:itemID="{5C913B0A-43E8-4A4F-82A7-4C60FBDD5B5E}">
   <ds:schemaRefs>
@@ -3649,15 +3927,6 @@
 </file>
 
 <file path=customXml/itemProps2.xml><?xml version="1.0" encoding="utf-8"?>
-<ds:datastoreItem xmlns:ds="http://schemas.openxmlformats.org/officeDocument/2006/customXml" ds:itemID="{09F33282-EEEB-44A4-8B99-559DA919A2DE}">
-  <ds:schemaRefs>
-    <ds:schemaRef ds:uri="http://schemas.microsoft.com/office/2006/metadata/properties"/>
-    <ds:schemaRef ds:uri="http://schemas.microsoft.com/office/infopath/2007/PartnerControls"/>
-  </ds:schemaRefs>
-</ds:datastoreItem>
-</file>
-
-<file path=customXml/itemProps3.xml><?xml version="1.0" encoding="utf-8"?>
 <ds:datastoreItem xmlns:ds="http://schemas.openxmlformats.org/officeDocument/2006/customXml" ds:itemID="{A91CFBFD-C6A5-4522-A8A2-AB5616F7B60D}">
   <ds:schemaRefs>
     <ds:schemaRef ds:uri="http://schemas.microsoft.com/office/2006/metadata/contentType"/>
@@ -3673,4 +3942,13 @@
     <ds:schemaRef ds:uri="http://schemas.microsoft.com/internal/obd"/>
   </ds:schemaRefs>
 </ds:datastoreItem>
+</file>
+
+<file path=customXml/itemProps3.xml><?xml version="1.0" encoding="utf-8"?>
+<ds:datastoreItem xmlns:ds="http://schemas.openxmlformats.org/officeDocument/2006/customXml" ds:itemID="{09F33282-EEEB-44A4-8B99-559DA919A2DE}">
+  <ds:schemaRefs>
+    <ds:schemaRef ds:uri="http://schemas.microsoft.com/office/2006/metadata/properties"/>
+    <ds:schemaRef ds:uri="http://schemas.microsoft.com/office/infopath/2007/PartnerControls"/>
+  </ds:schemaRefs>
+</ds:datastoreItem>
 </file>